--- a/Actividad1.docx
+++ b/Actividad1.docx
@@ -125,21 +125,7 @@
         <w:rPr>
           <w:rFonts w:ascii="Consolas"/>
         </w:rPr>
-        <w:t xml:space="preserve">cula en un potencial de doble pozo. Se estudian los puntos de equilibrio y su estabilidad, se implementa el modelo en MATLAB y </w:t>
-      </w:r>
-      <w:proofErr w:type="spellStart"/>
-      <w:r>
-        <w:rPr>
-          <w:rFonts w:ascii="Consolas"/>
-        </w:rPr>
-        <w:t>Simulink</w:t>
-      </w:r>
-      <w:proofErr w:type="spellEnd"/>
-      <w:r>
-        <w:rPr>
-          <w:rFonts w:ascii="Consolas"/>
-        </w:rPr>
-        <w:t>. Se realizan simulaciones num</w:t>
+        <w:t>cula en un potencial de doble pozo. Se estudian los puntos de equilibrio y su estabilidad, se implementa el modelo en MATLAB y Simulink. Se realizan simulaciones num</w:t>
       </w:r>
       <w:r>
         <w:rPr>
@@ -163,21 +149,103 @@
         <w:rPr>
           <w:rFonts w:ascii="Consolas"/>
         </w:rPr>
-        <w:t>todo de Runge-</w:t>
-      </w:r>
-      <w:proofErr w:type="spellStart"/>
-      <w:r>
-        <w:rPr>
-          <w:rFonts w:ascii="Consolas"/>
-        </w:rPr>
-        <w:t>Kutta</w:t>
-      </w:r>
-      <w:proofErr w:type="spellEnd"/>
-      <w:r>
-        <w:rPr>
-          <w:rFonts w:ascii="Consolas"/>
-        </w:rPr>
-        <w:t xml:space="preserve"> de orden 4.</w:t>
+        <w:t xml:space="preserve">todo de Runge-Kutta de orden 4. Se obtiene </w:t>
+      </w:r>
+      <w:r>
+        <w:rPr>
+          <w:rFonts w:ascii="Consolas"/>
+        </w:rPr>
+        <w:t>que,</w:t>
+      </w:r>
+      <w:r>
+        <w:rPr>
+          <w:rFonts w:ascii="Consolas"/>
+        </w:rPr>
+        <w:t xml:space="preserve"> dado dos pozos, existe orbitas que no salen del pozo (baja </w:t>
+      </w:r>
+      <w:r>
+        <w:rPr>
+          <w:rFonts w:ascii="Consolas"/>
+        </w:rPr>
+        <w:t>energ</w:t>
+      </w:r>
+      <w:r>
+        <w:rPr>
+          <w:rFonts w:ascii="Consolas"/>
+        </w:rPr>
+        <w:t>í</w:t>
+      </w:r>
+      <w:r>
+        <w:rPr>
+          <w:rFonts w:ascii="Consolas"/>
+        </w:rPr>
+        <w:t>a</w:t>
+      </w:r>
+      <w:r>
+        <w:rPr>
+          <w:rFonts w:ascii="Consolas"/>
+        </w:rPr>
+        <w:t>) y orbitas que cambian de pozo (alta energ</w:t>
+      </w:r>
+      <w:r>
+        <w:rPr>
+          <w:rFonts w:ascii="Consolas"/>
+        </w:rPr>
+        <w:t>í</w:t>
+      </w:r>
+      <w:r>
+        <w:rPr>
+          <w:rFonts w:ascii="Consolas"/>
+        </w:rPr>
+        <w:t>a). Adem</w:t>
+      </w:r>
+      <w:r>
+        <w:rPr>
+          <w:rFonts w:ascii="Consolas"/>
+        </w:rPr>
+        <w:t>á</w:t>
+      </w:r>
+      <w:r>
+        <w:rPr>
+          <w:rFonts w:ascii="Consolas"/>
+        </w:rPr>
+        <w:t>s, se descubre la influencia que tienen los par</w:t>
+      </w:r>
+      <w:r>
+        <w:rPr>
+          <w:rFonts w:ascii="Consolas"/>
+        </w:rPr>
+        <w:t>á</w:t>
+      </w:r>
+      <w:r>
+        <w:rPr>
+          <w:rFonts w:ascii="Consolas"/>
+        </w:rPr>
+        <w:t xml:space="preserve">metros a y b sobre la profundidad o amplitud de los pozos. Si aumenta b los pozos se hacen profundos y si aumenta a se hacen </w:t>
+      </w:r>
+      <w:r>
+        <w:rPr>
+          <w:rFonts w:ascii="Consolas"/>
+        </w:rPr>
+        <w:t>m</w:t>
+      </w:r>
+      <w:r>
+        <w:rPr>
+          <w:rFonts w:ascii="Consolas"/>
+        </w:rPr>
+        <w:t>á</w:t>
+      </w:r>
+      <w:r>
+        <w:rPr>
+          <w:rFonts w:ascii="Consolas"/>
+        </w:rPr>
+        <w:t>s</w:t>
+      </w:r>
+      <w:r>
+        <w:rPr>
+          <w:rFonts w:ascii="Consolas"/>
+        </w:rPr>
+        <w:t xml:space="preserve"> estrechos.</w:t>
       </w:r>
     </w:p>
     <w:p>
@@ -216,19 +284,91 @@
         <w:rPr>
           <w:rFonts w:ascii="Consolas"/>
         </w:rPr>
-        <w:t>El estudio de sistemas din</w:t>
-      </w:r>
-      <w:r>
-        <w:rPr>
-          <w:rFonts w:ascii="Consolas"/>
-        </w:rPr>
-        <w:t>á</w:t>
-      </w:r>
-      <w:r>
-        <w:rPr>
-          <w:rFonts w:ascii="Consolas"/>
-        </w:rPr>
-        <w:t>micos en potenciales no lineales permite comprender fen</w:t>
+        <w:t>El presente experimento se enmarca en el estudio de sistemas din</w:t>
+      </w:r>
+      <w:r>
+        <w:rPr>
+          <w:rFonts w:ascii="Consolas"/>
+        </w:rPr>
+        <w:t>á</w:t>
+      </w:r>
+      <w:r>
+        <w:rPr>
+          <w:rFonts w:ascii="Consolas"/>
+        </w:rPr>
+        <w:t>micos no lineales, centr</w:t>
+      </w:r>
+      <w:r>
+        <w:rPr>
+          <w:rFonts w:ascii="Consolas"/>
+        </w:rPr>
+        <w:t>á</w:t>
+      </w:r>
+      <w:r>
+        <w:rPr>
+          <w:rFonts w:ascii="Consolas"/>
+        </w:rPr>
+        <w:t>ndose en el an</w:t>
+      </w:r>
+      <w:r>
+        <w:rPr>
+          <w:rFonts w:ascii="Consolas"/>
+        </w:rPr>
+        <w:t>á</w:t>
+      </w:r>
+      <w:r>
+        <w:rPr>
+          <w:rFonts w:ascii="Consolas"/>
+        </w:rPr>
+        <w:t>lisis del movimiento de una part</w:t>
+      </w:r>
+      <w:r>
+        <w:rPr>
+          <w:rFonts w:ascii="Consolas"/>
+        </w:rPr>
+        <w:t>í</w:t>
+      </w:r>
+      <w:r>
+        <w:rPr>
+          <w:rFonts w:ascii="Consolas"/>
+        </w:rPr>
+        <w:t>cula sometida a un potencial de doble pozo. Este tipo de sistemas constituye un caso cl</w:t>
+      </w:r>
+      <w:r>
+        <w:rPr>
+          <w:rFonts w:ascii="Consolas"/>
+        </w:rPr>
+        <w:t>á</w:t>
+      </w:r>
+      <w:r>
+        <w:rPr>
+          <w:rFonts w:ascii="Consolas"/>
+        </w:rPr>
+        <w:t>sico en f</w:t>
+      </w:r>
+      <w:r>
+        <w:rPr>
+          <w:rFonts w:ascii="Consolas"/>
+        </w:rPr>
+        <w:t>í</w:t>
+      </w:r>
+      <w:r>
+        <w:rPr>
+          <w:rFonts w:ascii="Consolas"/>
+        </w:rPr>
+        <w:t>sica e ingenier</w:t>
+      </w:r>
+      <w:r>
+        <w:rPr>
+          <w:rFonts w:ascii="Consolas"/>
+        </w:rPr>
+        <w:t>í</w:t>
+      </w:r>
+      <w:r>
+        <w:rPr>
+          <w:rFonts w:ascii="Consolas"/>
+        </w:rPr>
+        <w:t>a, ya que permite ilustrar fen</w:t>
       </w:r>
       <w:r>
         <w:rPr>
@@ -240,7 +380,79 @@
         <w:rPr>
           <w:rFonts w:ascii="Consolas"/>
         </w:rPr>
-        <w:t>menos f</w:t>
+        <w:t>menos fundamentales como la existencia de m</w:t>
+      </w:r>
+      <w:r>
+        <w:rPr>
+          <w:rFonts w:ascii="Consolas"/>
+        </w:rPr>
+        <w:t>ú</w:t>
+      </w:r>
+      <w:r>
+        <w:rPr>
+          <w:rFonts w:ascii="Consolas"/>
+        </w:rPr>
+        <w:t xml:space="preserve">ltiples puntos de equilibrio, la estabilidad de </w:t>
+      </w:r>
+      <w:r>
+        <w:rPr>
+          <w:rFonts w:ascii="Consolas"/>
+        </w:rPr>
+        <w:t>estos</w:t>
+      </w:r>
+      <w:r>
+        <w:rPr>
+          <w:rFonts w:ascii="Consolas"/>
+        </w:rPr>
+        <w:t xml:space="preserve"> y la fuerte dependencia de la din</w:t>
+      </w:r>
+      <w:r>
+        <w:rPr>
+          <w:rFonts w:ascii="Consolas"/>
+        </w:rPr>
+        <w:t>á</w:t>
+      </w:r>
+      <w:r>
+        <w:rPr>
+          <w:rFonts w:ascii="Consolas"/>
+        </w:rPr>
+        <w:t>mica respecto a las condiciones iniciales y a los par</w:t>
+      </w:r>
+      <w:r>
+        <w:rPr>
+          <w:rFonts w:ascii="Consolas"/>
+        </w:rPr>
+        <w:t>á</w:t>
+      </w:r>
+      <w:r>
+        <w:rPr>
+          <w:rFonts w:ascii="Consolas"/>
+        </w:rPr>
+        <w:t>metros del sistema. Adem</w:t>
+      </w:r>
+      <w:r>
+        <w:rPr>
+          <w:rFonts w:ascii="Consolas"/>
+        </w:rPr>
+        <w:t>á</w:t>
+      </w:r>
+      <w:r>
+        <w:rPr>
+          <w:rFonts w:ascii="Consolas"/>
+        </w:rPr>
+        <w:t>s, su comportamiento es representativo de numerosos sistemas reales, desde modelos mec</w:t>
+      </w:r>
+      <w:r>
+        <w:rPr>
+          <w:rFonts w:ascii="Consolas"/>
+        </w:rPr>
+        <w:t>á</w:t>
+      </w:r>
+      <w:r>
+        <w:rPr>
+          <w:rFonts w:ascii="Consolas"/>
+        </w:rPr>
+        <w:t>nicos hasta procesos en f</w:t>
       </w:r>
       <w:r>
         <w:rPr>
@@ -252,31 +464,31 @@
         <w:rPr>
           <w:rFonts w:ascii="Consolas"/>
         </w:rPr>
-        <w:t>sicos complejos. El potencial de doble pozo es un modelo cl</w:t>
-      </w:r>
-      <w:r>
-        <w:rPr>
-          <w:rFonts w:ascii="Consolas"/>
-        </w:rPr>
-        <w:t>á</w:t>
-      </w:r>
-      <w:r>
-        <w:rPr>
-          <w:rFonts w:ascii="Consolas"/>
-        </w:rPr>
-        <w:t>sico que presenta m</w:t>
-      </w:r>
-      <w:r>
-        <w:rPr>
-          <w:rFonts w:ascii="Consolas"/>
-        </w:rPr>
-        <w:t>ú</w:t>
-      </w:r>
-      <w:r>
-        <w:rPr>
-          <w:rFonts w:ascii="Consolas"/>
-        </w:rPr>
-        <w:t>ltiples puntos de equilibrio y comportamientos oscilatorios.</w:t>
+        <w:t>sica estad</w:t>
+      </w:r>
+      <w:r>
+        <w:rPr>
+          <w:rFonts w:ascii="Consolas"/>
+        </w:rPr>
+        <w:t>í</w:t>
+      </w:r>
+      <w:r>
+        <w:rPr>
+          <w:rFonts w:ascii="Consolas"/>
+        </w:rPr>
+        <w:t>stica y electr</w:t>
+      </w:r>
+      <w:r>
+        <w:rPr>
+          <w:rFonts w:ascii="Consolas"/>
+        </w:rPr>
+        <w:t>ó</w:t>
+      </w:r>
+      <w:r>
+        <w:rPr>
+          <w:rFonts w:ascii="Consolas"/>
+        </w:rPr>
+        <w:t>nica.</w:t>
       </w:r>
     </w:p>
     <w:p>
@@ -287,19 +499,91 @@
         <w:rPr>
           <w:rFonts w:ascii="Consolas"/>
         </w:rPr>
-        <w:t>El objetivo de este trabajo es analizar la din</w:t>
-      </w:r>
-      <w:r>
-        <w:rPr>
-          <w:rFonts w:ascii="Consolas"/>
-        </w:rPr>
-        <w:t>á</w:t>
-      </w:r>
-      <w:r>
-        <w:rPr>
-          <w:rFonts w:ascii="Consolas"/>
-        </w:rPr>
-        <w:t>mica del sistema y estudiar su comportamiento bajo distintas condiciones iniciales y par</w:t>
+        <w:t>El problema abordado consiste en modelar, simular y analizar la evoluci</w:t>
+      </w:r>
+      <w:r>
+        <w:rPr>
+          <w:rFonts w:ascii="Consolas"/>
+        </w:rPr>
+        <w:t>ó</w:t>
+      </w:r>
+      <w:r>
+        <w:rPr>
+          <w:rFonts w:ascii="Consolas"/>
+        </w:rPr>
+        <w:t>n temporal del sistema, as</w:t>
+      </w:r>
+      <w:r>
+        <w:rPr>
+          <w:rFonts w:ascii="Consolas"/>
+        </w:rPr>
+        <w:t>í</w:t>
+      </w:r>
+      <w:r>
+        <w:rPr>
+          <w:rFonts w:ascii="Consolas"/>
+        </w:rPr>
+        <w:t xml:space="preserve"> como su representaci</w:t>
+      </w:r>
+      <w:r>
+        <w:rPr>
+          <w:rFonts w:ascii="Consolas"/>
+        </w:rPr>
+        <w:t>ó</w:t>
+      </w:r>
+      <w:r>
+        <w:rPr>
+          <w:rFonts w:ascii="Consolas"/>
+        </w:rPr>
+        <w:t>n en el espacio de fase, con el objetivo de comprender las trayectorias que describen sus estados y la estructura global de su din</w:t>
+      </w:r>
+      <w:r>
+        <w:rPr>
+          <w:rFonts w:ascii="Consolas"/>
+        </w:rPr>
+        <w:t>á</w:t>
+      </w:r>
+      <w:r>
+        <w:rPr>
+          <w:rFonts w:ascii="Consolas"/>
+        </w:rPr>
+        <w:t>mica. Para ello, se emplean herramientas de simulaci</w:t>
+      </w:r>
+      <w:r>
+        <w:rPr>
+          <w:rFonts w:ascii="Consolas"/>
+        </w:rPr>
+        <w:t>ó</w:t>
+      </w:r>
+      <w:r>
+        <w:rPr>
+          <w:rFonts w:ascii="Consolas"/>
+        </w:rPr>
+        <w:t>n num</w:t>
+      </w:r>
+      <w:r>
+        <w:rPr>
+          <w:rFonts w:ascii="Consolas"/>
+        </w:rPr>
+        <w:t>é</w:t>
+      </w:r>
+      <w:r>
+        <w:rPr>
+          <w:rFonts w:ascii="Consolas"/>
+        </w:rPr>
+        <w:t>rica en MATLAB y Simulink, que permiten resolver la ecuaci</w:t>
+      </w:r>
+      <w:r>
+        <w:rPr>
+          <w:rFonts w:ascii="Consolas"/>
+        </w:rPr>
+        <w:t>ó</w:t>
+      </w:r>
+      <w:r>
+        <w:rPr>
+          <w:rFonts w:ascii="Consolas"/>
+        </w:rPr>
+        <w:t>n diferencial no lineal asociada y visualizar el comportamiento del sistema bajo distintas condiciones iniciales y configuraciones de par</w:t>
       </w:r>
       <w:r>
         <w:rPr>
@@ -316,30 +600,352 @@
     </w:p>
     <w:p>
       <w:pPr>
+        <w:pStyle w:val="Text"/>
+      </w:pPr>
+      <w:r>
+        <w:rPr>
+          <w:rFonts w:ascii="Consolas"/>
+        </w:rPr>
+        <w:t>La importancia de este estudio radica en la capacidad de los sistemas no lineales para presentar comportamientos complejos que no pueden inferirse directamente a partir de su ecuaci</w:t>
+      </w:r>
+      <w:r>
+        <w:rPr>
+          <w:rFonts w:ascii="Consolas"/>
+        </w:rPr>
+        <w:t>ó</w:t>
+      </w:r>
+      <w:r>
+        <w:rPr>
+          <w:rFonts w:ascii="Consolas"/>
+        </w:rPr>
+        <w:t>n, siendo necesario un an</w:t>
+      </w:r>
+      <w:r>
+        <w:rPr>
+          <w:rFonts w:ascii="Consolas"/>
+        </w:rPr>
+        <w:t>á</w:t>
+      </w:r>
+      <w:r>
+        <w:rPr>
+          <w:rFonts w:ascii="Consolas"/>
+        </w:rPr>
+        <w:t>lisis cualitativo y num</w:t>
+      </w:r>
+      <w:r>
+        <w:rPr>
+          <w:rFonts w:ascii="Consolas"/>
+        </w:rPr>
+        <w:t>é</w:t>
+      </w:r>
+      <w:r>
+        <w:rPr>
+          <w:rFonts w:ascii="Consolas"/>
+        </w:rPr>
+        <w:t>rico. En particular, el sistema de doble pozo permite observar fen</w:t>
+      </w:r>
+      <w:r>
+        <w:rPr>
+          <w:rFonts w:ascii="Consolas"/>
+        </w:rPr>
+        <w:t>ó</w:t>
+      </w:r>
+      <w:r>
+        <w:rPr>
+          <w:rFonts w:ascii="Consolas"/>
+        </w:rPr>
+        <w:t>menos como la existencia de regiones de atracci</w:t>
+      </w:r>
+      <w:r>
+        <w:rPr>
+          <w:rFonts w:ascii="Consolas"/>
+        </w:rPr>
+        <w:t>ó</w:t>
+      </w:r>
+      <w:r>
+        <w:rPr>
+          <w:rFonts w:ascii="Consolas"/>
+        </w:rPr>
+        <w:t>n, trayectorias cerradas, separatrices y transiciones entre distintos reg</w:t>
+      </w:r>
+      <w:r>
+        <w:rPr>
+          <w:rFonts w:ascii="Consolas"/>
+        </w:rPr>
+        <w:t>í</w:t>
+      </w:r>
+      <w:r>
+        <w:rPr>
+          <w:rFonts w:ascii="Consolas"/>
+        </w:rPr>
+        <w:t>menes din</w:t>
+      </w:r>
+      <w:r>
+        <w:rPr>
+          <w:rFonts w:ascii="Consolas"/>
+        </w:rPr>
+        <w:t>á</w:t>
+      </w:r>
+      <w:r>
+        <w:rPr>
+          <w:rFonts w:ascii="Consolas"/>
+        </w:rPr>
+        <w:t>micos, aspectos clave en la teor</w:t>
+      </w:r>
+      <w:r>
+        <w:rPr>
+          <w:rFonts w:ascii="Consolas"/>
+        </w:rPr>
+        <w:t>í</w:t>
+      </w:r>
+      <w:r>
+        <w:rPr>
+          <w:rFonts w:ascii="Consolas"/>
+        </w:rPr>
+        <w:t>a de sistemas din</w:t>
+      </w:r>
+      <w:r>
+        <w:rPr>
+          <w:rFonts w:ascii="Consolas"/>
+        </w:rPr>
+        <w:t>á</w:t>
+      </w:r>
+      <w:r>
+        <w:rPr>
+          <w:rFonts w:ascii="Consolas"/>
+        </w:rPr>
+        <w:t>micos.</w:t>
+      </w:r>
+    </w:p>
+    <w:p>
+      <w:pPr>
+        <w:pStyle w:val="Text"/>
+      </w:pPr>
+      <w:r>
+        <w:rPr>
+          <w:rFonts w:ascii="Consolas"/>
+        </w:rPr>
+        <w:t>Los objetivos espec</w:t>
+      </w:r>
+      <w:r>
+        <w:rPr>
+          <w:rFonts w:ascii="Consolas"/>
+        </w:rPr>
+        <w:t>í</w:t>
+      </w:r>
+      <w:r>
+        <w:rPr>
+          <w:rFonts w:ascii="Consolas"/>
+        </w:rPr>
+        <w:t>ficos del laboratorio son:</w:t>
+      </w:r>
+    </w:p>
+    <w:p>
+      <w:pPr>
+        <w:pStyle w:val="Lista"/>
+        <w:numPr>
+          <w:ilvl w:val="0"/>
+          <w:numId w:val="2"/>
+        </w:numPr>
+      </w:pPr>
+      <w:r>
+        <w:rPr>
+          <w:rFonts w:ascii="Consolas"/>
+        </w:rPr>
+        <w:t>Implementar el modelo del sistema en un entorno de simulaci</w:t>
+      </w:r>
+      <w:r>
+        <w:rPr>
+          <w:rFonts w:ascii="Consolas"/>
+        </w:rPr>
+        <w:t>ó</w:t>
+      </w:r>
+      <w:r>
+        <w:rPr>
+          <w:rFonts w:ascii="Consolas"/>
+        </w:rPr>
+        <w:t>n.</w:t>
+      </w:r>
+    </w:p>
+    <w:p>
+      <w:pPr>
+        <w:pStyle w:val="Lista"/>
+        <w:numPr>
+          <w:ilvl w:val="0"/>
+          <w:numId w:val="2"/>
+        </w:numPr>
+      </w:pPr>
+      <w:r>
+        <w:rPr>
+          <w:rFonts w:ascii="Consolas"/>
+        </w:rPr>
+        <w:t>Analizar su comportamiento din</w:t>
+      </w:r>
+      <w:r>
+        <w:rPr>
+          <w:rFonts w:ascii="Consolas"/>
+        </w:rPr>
+        <w:t>á</w:t>
+      </w:r>
+      <w:r>
+        <w:rPr>
+          <w:rFonts w:ascii="Consolas"/>
+        </w:rPr>
+        <w:t>mico mediante la representaci</w:t>
+      </w:r>
+      <w:r>
+        <w:rPr>
+          <w:rFonts w:ascii="Consolas"/>
+        </w:rPr>
+        <w:t>ó</w:t>
+      </w:r>
+      <w:r>
+        <w:rPr>
+          <w:rFonts w:ascii="Consolas"/>
+        </w:rPr>
+        <w:t>n en el espacio de fase.</w:t>
+      </w:r>
+    </w:p>
+    <w:p>
+      <w:pPr>
+        <w:pStyle w:val="Lista"/>
+        <w:numPr>
+          <w:ilvl w:val="0"/>
+          <w:numId w:val="2"/>
+        </w:numPr>
+      </w:pPr>
+      <w:r>
+        <w:rPr>
+          <w:rFonts w:ascii="Consolas"/>
+        </w:rPr>
+        <w:t>Estudiar la influencia de las condiciones iniciales en las trayectorias del sistema</w:t>
+      </w:r>
+    </w:p>
+    <w:p>
+      <w:pPr>
+        <w:pStyle w:val="Lista"/>
+        <w:numPr>
+          <w:ilvl w:val="0"/>
+          <w:numId w:val="2"/>
+        </w:numPr>
+      </w:pPr>
+      <w:r>
+        <w:rPr>
+          <w:rFonts w:ascii="Consolas"/>
+        </w:rPr>
+        <w:lastRenderedPageBreak/>
+        <w:t>Evaluar el efecto de los par</w:t>
+      </w:r>
+      <w:r>
+        <w:rPr>
+          <w:rFonts w:ascii="Consolas"/>
+        </w:rPr>
+        <w:t>á</w:t>
+      </w:r>
+      <w:r>
+        <w:rPr>
+          <w:rFonts w:ascii="Consolas"/>
+        </w:rPr>
+        <w:t>metros del modelo sobre la forma del potencial y la din</w:t>
+      </w:r>
+      <w:r>
+        <w:rPr>
+          <w:rFonts w:ascii="Consolas"/>
+        </w:rPr>
+        <w:t>á</w:t>
+      </w:r>
+      <w:r>
+        <w:rPr>
+          <w:rFonts w:ascii="Consolas"/>
+        </w:rPr>
+        <w:t>mica resultante.</w:t>
+      </w:r>
+    </w:p>
+    <w:p>
+      <w:pPr>
+        <w:pStyle w:val="Text"/>
+      </w:pPr>
+      <w:r>
+        <w:rPr>
+          <w:rFonts w:ascii="Consolas"/>
+        </w:rPr>
+        <w:t>Con ello, se pretende adquirir una comprensi</w:t>
+      </w:r>
+      <w:r>
+        <w:rPr>
+          <w:rFonts w:ascii="Consolas"/>
+        </w:rPr>
+        <w:t>ó</w:t>
+      </w:r>
+      <w:r>
+        <w:rPr>
+          <w:rFonts w:ascii="Consolas"/>
+        </w:rPr>
+        <w:t>n tanto te</w:t>
+      </w:r>
+      <w:r>
+        <w:rPr>
+          <w:rFonts w:ascii="Consolas"/>
+        </w:rPr>
+        <w:t>ó</w:t>
+      </w:r>
+      <w:r>
+        <w:rPr>
+          <w:rFonts w:ascii="Consolas"/>
+        </w:rPr>
+        <w:t>rica como pr</w:t>
+      </w:r>
+      <w:r>
+        <w:rPr>
+          <w:rFonts w:ascii="Consolas"/>
+        </w:rPr>
+        <w:t>á</w:t>
+      </w:r>
+      <w:r>
+        <w:rPr>
+          <w:rFonts w:ascii="Consolas"/>
+        </w:rPr>
+        <w:t>ctica del comportamiento de sistemas din</w:t>
+      </w:r>
+      <w:r>
+        <w:rPr>
+          <w:rFonts w:ascii="Consolas"/>
+        </w:rPr>
+        <w:t>á</w:t>
+      </w:r>
+      <w:r>
+        <w:rPr>
+          <w:rFonts w:ascii="Consolas"/>
+        </w:rPr>
+        <w:t>micos no lineales.</w:t>
+      </w:r>
+    </w:p>
+    <w:p>
+      <w:pPr>
         <w:pStyle w:val="Ttulo1"/>
       </w:pPr>
       <w:r>
         <w:rPr>
           <w:rFonts w:ascii="Consolas"/>
         </w:rPr>
-        <w:t>Modelo matem</w:t>
-      </w:r>
-      <w:r>
-        <w:rPr>
-          <w:rFonts w:ascii="Consolas"/>
-        </w:rPr>
-        <w:t>á</w:t>
-      </w:r>
-      <w:r>
-        <w:rPr>
-          <w:rFonts w:ascii="Consolas"/>
-        </w:rPr>
-        <w:t>tico</w:t>
-      </w:r>
-    </w:p>
-    <w:p>
-      <w:pPr>
-        <w:pStyle w:val="Ttulo3"/>
+        <w:t>Material y m</w:t>
+      </w:r>
+      <w:r>
+        <w:rPr>
+          <w:rFonts w:ascii="Consolas"/>
+        </w:rPr>
+        <w:t>é</w:t>
+      </w:r>
+      <w:r>
+        <w:rPr>
+          <w:rFonts w:ascii="Consolas"/>
+        </w:rPr>
+        <w:t>todos</w:t>
+      </w:r>
+    </w:p>
+    <w:p>
+      <w:pPr>
+        <w:pStyle w:val="Ttulo2"/>
       </w:pPr>
       <w:r>
         <w:rPr>
@@ -358,7 +964,7 @@
           <w:position w:val="-7"/>
         </w:rPr>
         <w:drawing>
-          <wp:inline distT="0" distB="0" distL="0" distR="0" wp14:anchorId="11A31A04" wp14:editId="11A31A05">
+          <wp:inline distT="0" distB="0" distL="0" distR="0" wp14:anchorId="62854A0D" wp14:editId="62854A0E">
             <wp:extent cx="1300163" cy="190500"/>
             <wp:effectExtent l="0" t="0" r="0" b="0"/>
             <wp:docPr id="1" name="Untitled"/>
@@ -402,10 +1008,10 @@
           <w:position w:val="-23"/>
         </w:rPr>
         <w:drawing>
-          <wp:inline distT="0" distB="0" distL="0" distR="0" wp14:anchorId="11A31A06" wp14:editId="11A31A07">
-            <wp:extent cx="1671638" cy="314325"/>
+          <wp:inline distT="0" distB="0" distL="0" distR="0" wp14:anchorId="62854A0F" wp14:editId="62854A10">
+            <wp:extent cx="1657350" cy="314325"/>
             <wp:effectExtent l="0" t="0" r="0" b="0"/>
-            <wp:docPr id="1858837812" name="Untitled"/>
+            <wp:docPr id="680878033" name="Untitled"/>
             <wp:cNvGraphicFramePr/>
             <a:graphic xmlns:a="http://schemas.openxmlformats.org/drawingml/2006/main">
               <a:graphicData uri="http://schemas.openxmlformats.org/drawingml/2006/picture">
@@ -423,7 +1029,7 @@
                   <pic:spPr>
                     <a:xfrm>
                       <a:off x="0" y="0"/>
-                      <a:ext cx="1671638" cy="314325"/>
+                      <a:ext cx="1657350" cy="314325"/>
                     </a:xfrm>
                     <a:prstGeom prst="rect">
                       <a:avLst/>
@@ -455,7 +1061,7 @@
         <w:rPr>
           <w:rFonts w:ascii="Consolas"/>
         </w:rPr>
-        <w:t xml:space="preserve"> Ecuaci</w:t>
+        <w:t>Ecuaci</w:t>
       </w:r>
       <w:r>
         <w:rPr>
@@ -480,10 +1086,10 @@
           <w:position w:val="-23"/>
         </w:rPr>
         <w:drawing>
-          <wp:inline distT="0" distB="0" distL="0" distR="0" wp14:anchorId="11A31A08" wp14:editId="11A31A09">
+          <wp:inline distT="0" distB="0" distL="0" distR="0" wp14:anchorId="62854A11" wp14:editId="62854A12">
             <wp:extent cx="928688" cy="309563"/>
             <wp:effectExtent l="0" t="0" r="0" b="0"/>
-            <wp:docPr id="703847099" name="Untitled"/>
+            <wp:docPr id="1549938237" name="Untitled"/>
             <wp:cNvGraphicFramePr/>
             <a:graphic xmlns:a="http://schemas.openxmlformats.org/drawingml/2006/main">
               <a:graphicData uri="http://schemas.openxmlformats.org/drawingml/2006/picture">
@@ -533,7 +1139,7 @@
         <w:rPr>
           <w:rFonts w:ascii="Consolas"/>
         </w:rPr>
-        <w:t xml:space="preserve"> Sistema de primer orden</w:t>
+        <w:t>Sistema de primer orden</w:t>
       </w:r>
     </w:p>
     <w:p>
@@ -546,10 +1152,10 @@
           <w:position w:val="-81"/>
         </w:rPr>
         <w:drawing>
-          <wp:inline distT="0" distB="0" distL="0" distR="0" wp14:anchorId="11A31A0A" wp14:editId="11A31A0B">
+          <wp:inline distT="0" distB="0" distL="0" distR="0" wp14:anchorId="62854A13" wp14:editId="62854A14">
             <wp:extent cx="2000250" cy="1147763"/>
             <wp:effectExtent l="0" t="0" r="0" b="0"/>
-            <wp:docPr id="1672642185" name="Untitled"/>
+            <wp:docPr id="107129097" name="Untitled"/>
             <wp:cNvGraphicFramePr/>
             <a:graphic xmlns:a="http://schemas.openxmlformats.org/drawingml/2006/main">
               <a:graphicData uri="http://schemas.openxmlformats.org/drawingml/2006/picture">
@@ -605,12 +1211,11 @@
           <w:noProof/>
           <w:position w:val="-7"/>
         </w:rPr>
-        <w:lastRenderedPageBreak/>
         <w:drawing>
-          <wp:inline distT="0" distB="0" distL="0" distR="0" wp14:anchorId="11A31A0C" wp14:editId="11A31A0D">
+          <wp:inline distT="0" distB="0" distL="0" distR="0" wp14:anchorId="62854A15" wp14:editId="62854A16">
             <wp:extent cx="1571625" cy="190500"/>
             <wp:effectExtent l="0" t="0" r="0" b="0"/>
-            <wp:docPr id="950584460" name="Untitled"/>
+            <wp:docPr id="39956649" name="Untitled"/>
             <wp:cNvGraphicFramePr/>
             <a:graphic xmlns:a="http://schemas.openxmlformats.org/drawingml/2006/main">
               <a:graphicData uri="http://schemas.openxmlformats.org/drawingml/2006/picture">
@@ -651,14 +1256,24 @@
         </w:rPr>
         <w:t xml:space="preserve">Las soluciones de la </w:t>
       </w:r>
-      <w:proofErr w:type="spellStart"/>
-      <w:r>
-        <w:rPr>
-          <w:rFonts w:ascii="Consolas"/>
-        </w:rPr>
-        <w:t>ecuacion</w:t>
-      </w:r>
-      <w:proofErr w:type="spellEnd"/>
+      <w:r>
+        <w:rPr>
+          <w:rFonts w:ascii="Consolas"/>
+        </w:rPr>
+        <w:t>ecuaci</w:t>
+      </w:r>
+      <w:r>
+        <w:rPr>
+          <w:rFonts w:ascii="Consolas"/>
+        </w:rPr>
+        <w:t>ó</w:t>
+      </w:r>
+      <w:r>
+        <w:rPr>
+          <w:rFonts w:ascii="Consolas"/>
+        </w:rPr>
+        <w:t>n</w:t>
+      </w:r>
       <w:r>
         <w:rPr>
           <w:rFonts w:ascii="Consolas"/>
@@ -676,10 +1291,10 @@
           <w:position w:val="-37"/>
         </w:rPr>
         <w:drawing>
-          <wp:inline distT="0" distB="0" distL="0" distR="0" wp14:anchorId="11A31A0E" wp14:editId="11A31A0F">
+          <wp:inline distT="0" distB="0" distL="0" distR="0" wp14:anchorId="62854A17" wp14:editId="62854A18">
             <wp:extent cx="942975" cy="595313"/>
             <wp:effectExtent l="0" t="0" r="0" b="0"/>
-            <wp:docPr id="1476203286" name="Untitled"/>
+            <wp:docPr id="1472847119" name="Untitled"/>
             <wp:cNvGraphicFramePr/>
             <a:graphic xmlns:a="http://schemas.openxmlformats.org/drawingml/2006/main">
               <a:graphicData uri="http://schemas.openxmlformats.org/drawingml/2006/picture">
@@ -732,56 +1347,96 @@
         </w:rPr>
         <w:t xml:space="preserve">n V(x) para conocer si el punto es un </w:t>
       </w:r>
-      <w:proofErr w:type="spellStart"/>
-      <w:r>
-        <w:rPr>
-          <w:rFonts w:ascii="Consolas"/>
-        </w:rPr>
-        <w:t>maximo</w:t>
-      </w:r>
-      <w:proofErr w:type="spellEnd"/>
+      <w:r>
+        <w:rPr>
+          <w:rFonts w:ascii="Consolas"/>
+        </w:rPr>
+        <w:t>m</w:t>
+      </w:r>
+      <w:r>
+        <w:rPr>
+          <w:rFonts w:ascii="Consolas"/>
+        </w:rPr>
+        <w:t>á</w:t>
+      </w:r>
+      <w:r>
+        <w:rPr>
+          <w:rFonts w:ascii="Consolas"/>
+        </w:rPr>
+        <w:t>ximo</w:t>
+      </w:r>
       <w:r>
         <w:rPr>
           <w:rFonts w:ascii="Consolas"/>
         </w:rPr>
         <w:t xml:space="preserve">, </w:t>
       </w:r>
-      <w:proofErr w:type="spellStart"/>
-      <w:r>
-        <w:rPr>
-          <w:rFonts w:ascii="Consolas"/>
-        </w:rPr>
-        <w:t>minimo</w:t>
-      </w:r>
-      <w:proofErr w:type="spellEnd"/>
+      <w:r>
+        <w:rPr>
+          <w:rFonts w:ascii="Consolas"/>
+        </w:rPr>
+        <w:t>m</w:t>
+      </w:r>
+      <w:r>
+        <w:rPr>
+          <w:rFonts w:ascii="Consolas"/>
+        </w:rPr>
+        <w:t>í</w:t>
+      </w:r>
+      <w:r>
+        <w:rPr>
+          <w:rFonts w:ascii="Consolas"/>
+        </w:rPr>
+        <w:t>nimo</w:t>
+      </w:r>
       <w:r>
         <w:rPr>
           <w:rFonts w:ascii="Consolas"/>
         </w:rPr>
         <w:t xml:space="preserve"> o punto de silla. En el caso de ser </w:t>
       </w:r>
-      <w:proofErr w:type="spellStart"/>
-      <w:r>
-        <w:rPr>
-          <w:rFonts w:ascii="Consolas"/>
-        </w:rPr>
-        <w:t>maximo</w:t>
-      </w:r>
-      <w:proofErr w:type="spellEnd"/>
+      <w:r>
+        <w:rPr>
+          <w:rFonts w:ascii="Consolas"/>
+        </w:rPr>
+        <w:t>m</w:t>
+      </w:r>
+      <w:r>
+        <w:rPr>
+          <w:rFonts w:ascii="Consolas"/>
+        </w:rPr>
+        <w:t>á</w:t>
+      </w:r>
+      <w:r>
+        <w:rPr>
+          <w:rFonts w:ascii="Consolas"/>
+        </w:rPr>
+        <w:t>ximo</w:t>
+      </w:r>
       <w:r>
         <w:rPr>
           <w:rFonts w:ascii="Consolas"/>
         </w:rPr>
         <w:t xml:space="preserve">, el punto es inestable, si es un </w:t>
       </w:r>
-      <w:proofErr w:type="spellStart"/>
-      <w:r>
-        <w:rPr>
-          <w:rFonts w:ascii="Consolas"/>
-        </w:rPr>
-        <w:t>minimo</w:t>
-      </w:r>
-      <w:proofErr w:type="spellEnd"/>
+      <w:r>
+        <w:rPr>
+          <w:rFonts w:ascii="Consolas"/>
+        </w:rPr>
+        <w:t>m</w:t>
+      </w:r>
+      <w:r>
+        <w:rPr>
+          <w:rFonts w:ascii="Consolas"/>
+        </w:rPr>
+        <w:t>í</w:t>
+      </w:r>
+      <w:r>
+        <w:rPr>
+          <w:rFonts w:ascii="Consolas"/>
+        </w:rPr>
+        <w:t>nimo</w:t>
+      </w:r>
       <w:r>
         <w:rPr>
           <w:rFonts w:ascii="Consolas"/>
@@ -811,10 +1466,10 @@
           <w:position w:val="-7"/>
         </w:rPr>
         <w:drawing>
-          <wp:inline distT="0" distB="0" distL="0" distR="0" wp14:anchorId="11A31A10" wp14:editId="11A31A11">
+          <wp:inline distT="0" distB="0" distL="0" distR="0" wp14:anchorId="62854A19" wp14:editId="62854A1A">
             <wp:extent cx="1595438" cy="190500"/>
             <wp:effectExtent l="0" t="0" r="0" b="0"/>
-            <wp:docPr id="469970662" name="Untitled"/>
+            <wp:docPr id="1555360349" name="Untitled"/>
             <wp:cNvGraphicFramePr/>
             <a:graphic xmlns:a="http://schemas.openxmlformats.org/drawingml/2006/main">
               <a:graphicData uri="http://schemas.openxmlformats.org/drawingml/2006/picture">
@@ -855,14 +1510,24 @@
         </w:rPr>
         <w:t xml:space="preserve">Por tanto, teniendo en cuenta que los </w:t>
       </w:r>
-      <w:proofErr w:type="spellStart"/>
-      <w:r>
-        <w:rPr>
-          <w:rFonts w:ascii="Consolas"/>
-        </w:rPr>
-        <w:t>parametros</w:t>
-      </w:r>
-      <w:proofErr w:type="spellEnd"/>
+      <w:r>
+        <w:rPr>
+          <w:rFonts w:ascii="Consolas"/>
+        </w:rPr>
+        <w:t>par</w:t>
+      </w:r>
+      <w:r>
+        <w:rPr>
+          <w:rFonts w:ascii="Consolas"/>
+        </w:rPr>
+        <w:t>á</w:t>
+      </w:r>
+      <w:r>
+        <w:rPr>
+          <w:rFonts w:ascii="Consolas"/>
+        </w:rPr>
+        <w:t>metros</w:t>
+      </w:r>
       <w:r>
         <w:rPr>
           <w:rFonts w:ascii="Consolas"/>
@@ -879,11 +1544,12 @@
           <w:noProof/>
           <w:position w:val="-37"/>
         </w:rPr>
+        <w:lastRenderedPageBreak/>
         <w:drawing>
-          <wp:inline distT="0" distB="0" distL="0" distR="0" wp14:anchorId="11A31A12" wp14:editId="11A31A13">
+          <wp:inline distT="0" distB="0" distL="0" distR="0" wp14:anchorId="62854A1B" wp14:editId="62854A1C">
             <wp:extent cx="1585913" cy="604838"/>
             <wp:effectExtent l="0" t="0" r="0" b="0"/>
-            <wp:docPr id="1847404257" name="Untitled"/>
+            <wp:docPr id="655196433" name="Untitled"/>
             <wp:cNvGraphicFramePr/>
             <a:graphic xmlns:a="http://schemas.openxmlformats.org/drawingml/2006/main">
               <a:graphicData uri="http://schemas.openxmlformats.org/drawingml/2006/picture">
@@ -935,10 +1601,10 @@
           <w:position w:val="-37"/>
         </w:rPr>
         <w:drawing>
-          <wp:inline distT="0" distB="0" distL="0" distR="0" wp14:anchorId="11A31A14" wp14:editId="11A31A15">
+          <wp:inline distT="0" distB="0" distL="0" distR="0" wp14:anchorId="62854A1D" wp14:editId="62854A1E">
             <wp:extent cx="1614488" cy="595313"/>
             <wp:effectExtent l="0" t="0" r="0" b="0"/>
-            <wp:docPr id="1345345737" name="Untitled"/>
+            <wp:docPr id="1014500729" name="Untitled"/>
             <wp:cNvGraphicFramePr/>
             <a:graphic xmlns:a="http://schemas.openxmlformats.org/drawingml/2006/main">
               <a:graphicData uri="http://schemas.openxmlformats.org/drawingml/2006/picture">
@@ -971,27 +1637,13 @@
     </w:p>
     <w:p>
       <w:pPr>
-        <w:pStyle w:val="Ttulo3"/>
-      </w:pPr>
-      <w:r>
-        <w:rPr>
-          <w:rFonts w:ascii="Consolas"/>
-        </w:rPr>
-        <w:t xml:space="preserve">Uso de </w:t>
-      </w:r>
-      <w:proofErr w:type="spellStart"/>
-      <w:r>
-        <w:rPr>
-          <w:rFonts w:ascii="Consolas"/>
-        </w:rPr>
-        <w:t>Simulink</w:t>
-      </w:r>
-      <w:proofErr w:type="spellEnd"/>
-      <w:r>
-        <w:rPr>
-          <w:rFonts w:ascii="Consolas"/>
-        </w:rPr>
-        <w:t xml:space="preserve"> y ejecuci</w:t>
+        <w:pStyle w:val="Ttulo2"/>
+      </w:pPr>
+      <w:r>
+        <w:rPr>
+          <w:rFonts w:ascii="Consolas"/>
+        </w:rPr>
+        <w:t>Uso de Simulink y ejecuci</w:t>
       </w:r>
       <w:r>
         <w:rPr>
@@ -1026,21 +1678,7 @@
         <w:rPr>
           <w:rFonts w:ascii="Consolas"/>
         </w:rPr>
-        <w:t xml:space="preserve">Para poder realizar las simulaciones en </w:t>
-      </w:r>
-      <w:proofErr w:type="spellStart"/>
-      <w:r>
-        <w:rPr>
-          <w:rFonts w:ascii="Consolas"/>
-        </w:rPr>
-        <w:t>Simulink</w:t>
-      </w:r>
-      <w:proofErr w:type="spellEnd"/>
-      <w:r>
-        <w:rPr>
-          <w:rFonts w:ascii="Consolas"/>
-        </w:rPr>
-        <w:t xml:space="preserve"> es necesario construir el modelo, es decir, el sistema de ecuaciones de primer orden:</w:t>
+        <w:t>Para poder realizar las simulaciones en Simulink es necesario construir el modelo, es decir, el sistema de ecuaciones de primer orden:</w:t>
       </w:r>
     </w:p>
     <w:p>
@@ -1053,10 +1691,10 @@
           <w:position w:val="-76"/>
         </w:rPr>
         <w:drawing>
-          <wp:inline distT="0" distB="0" distL="0" distR="0" wp14:anchorId="11A31A16" wp14:editId="11A31A17">
+          <wp:inline distT="0" distB="0" distL="0" distR="0" wp14:anchorId="62854A1F" wp14:editId="62854A20">
             <wp:extent cx="1666875" cy="1081088"/>
             <wp:effectExtent l="0" t="0" r="0" b="0"/>
-            <wp:docPr id="1941975881" name="Untitled"/>
+            <wp:docPr id="752910886" name="Untitled"/>
             <wp:cNvGraphicFramePr/>
             <a:graphic xmlns:a="http://schemas.openxmlformats.org/drawingml/2006/main">
               <a:graphicData uri="http://schemas.openxmlformats.org/drawingml/2006/picture">
@@ -1097,14 +1735,12 @@
         </w:rPr>
         <w:t xml:space="preserve">En la herramienta de </w:t>
       </w:r>
-      <w:proofErr w:type="spellStart"/>
-      <w:r>
-        <w:rPr>
-          <w:rFonts w:ascii="Consolas"/>
-        </w:rPr>
-        <w:t>SimuLink</w:t>
-      </w:r>
-      <w:proofErr w:type="spellEnd"/>
+      <w:r>
+        <w:rPr>
+          <w:rFonts w:ascii="Consolas"/>
+        </w:rPr>
+        <w:t>Simulink</w:t>
+      </w:r>
       <w:r>
         <w:rPr>
           <w:rFonts w:ascii="Consolas"/>
@@ -1163,17 +1799,17 @@
     <w:p>
       <w:pPr>
         <w:pStyle w:val="Text"/>
-      </w:pPr>
-      <w:r>
-        <w:rPr>
-          <w:noProof/>
-        </w:rPr>
-        <w:lastRenderedPageBreak/>
+        <w:jc w:val="center"/>
+      </w:pPr>
+      <w:r>
+        <w:rPr>
+          <w:noProof/>
+        </w:rPr>
         <w:drawing>
-          <wp:inline distT="0" distB="0" distL="0" distR="0" wp14:anchorId="11A31A18" wp14:editId="11A31A19">
+          <wp:inline distT="0" distB="0" distL="0" distR="0" wp14:anchorId="62854A21" wp14:editId="62854A22">
             <wp:extent cx="4943475" cy="3019425"/>
             <wp:effectExtent l="0" t="0" r="0" b="0"/>
-            <wp:docPr id="990099423" name="Untitled"/>
+            <wp:docPr id="925850580" name="Untitled"/>
             <wp:cNvGraphicFramePr/>
             <a:graphic xmlns:a="http://schemas.openxmlformats.org/drawingml/2006/main">
               <a:graphicData uri="http://schemas.openxmlformats.org/drawingml/2006/picture">
@@ -1224,21 +1860,7 @@
         <w:rPr>
           <w:rFonts w:ascii="Consolas"/>
         </w:rPr>
-        <w:t xml:space="preserve">n del modelo en </w:t>
-      </w:r>
-      <w:proofErr w:type="spellStart"/>
-      <w:r>
-        <w:rPr>
-          <w:rFonts w:ascii="Consolas"/>
-        </w:rPr>
-        <w:t>Simulink</w:t>
-      </w:r>
-      <w:proofErr w:type="spellEnd"/>
-      <w:r>
-        <w:rPr>
-          <w:rFonts w:ascii="Consolas"/>
-        </w:rPr>
-        <w:t xml:space="preserve"> ha sido necesario adaptar la ecuaci</w:t>
+        <w:t>n del modelo en Simulink ha sido necesario adaptar la ecuaci</w:t>
       </w:r>
       <w:r>
         <w:rPr>
@@ -1347,14 +1969,12 @@
         </w:rPr>
         <w:t xml:space="preserve">ticos, utilizando un bloque </w:t>
       </w:r>
-      <w:proofErr w:type="spellStart"/>
-      <w:r>
-        <w:rPr>
-          <w:rFonts w:ascii="Consolas"/>
-        </w:rPr>
-        <w:t>Product</w:t>
-      </w:r>
-      <w:proofErr w:type="spellEnd"/>
+      <w:r>
+        <w:rPr>
+          <w:rFonts w:ascii="Consolas"/>
+        </w:rPr>
+        <w:t>Producto</w:t>
+      </w:r>
       <w:r>
         <w:rPr>
           <w:rFonts w:ascii="Consolas"/>
@@ -1395,7 +2015,14 @@
         <w:rPr>
           <w:rFonts w:ascii="Consolas"/>
         </w:rPr>
-        <w:t>n y bloques Gain para introducir los coeficientes del sistema, ajustados seg</w:t>
+        <w:t xml:space="preserve">n y bloques Gain para introducir </w:t>
+      </w:r>
+      <w:r>
+        <w:rPr>
+          <w:rFonts w:ascii="Consolas"/>
+        </w:rPr>
+        <w:lastRenderedPageBreak/>
+        <w:t>los coeficientes del sistema, ajustados seg</w:t>
       </w:r>
       <w:r>
         <w:rPr>
@@ -1502,35 +2129,7 @@
         <w:rPr>
           <w:rFonts w:ascii="Consolas"/>
         </w:rPr>
-        <w:t xml:space="preserve">nomo sin entradas externas. Finalmente, se ha configurado el </w:t>
-      </w:r>
-      <w:proofErr w:type="spellStart"/>
-      <w:r>
-        <w:rPr>
-          <w:rFonts w:ascii="Consolas"/>
-        </w:rPr>
-        <w:t>solver</w:t>
-      </w:r>
-      <w:proofErr w:type="spellEnd"/>
-      <w:r>
-        <w:rPr>
-          <w:rFonts w:ascii="Consolas"/>
-        </w:rPr>
-        <w:t xml:space="preserve"> de </w:t>
-      </w:r>
-      <w:proofErr w:type="spellStart"/>
-      <w:r>
-        <w:rPr>
-          <w:rFonts w:ascii="Consolas"/>
-        </w:rPr>
-        <w:t>Simulink</w:t>
-      </w:r>
-      <w:proofErr w:type="spellEnd"/>
-      <w:r>
-        <w:rPr>
-          <w:rFonts w:ascii="Consolas"/>
-        </w:rPr>
-        <w:t xml:space="preserve"> con un m</w:t>
+        <w:t>nomo sin entradas externas. Finalmente, se ha configurado el solver de Simulink con un m</w:t>
       </w:r>
       <w:r>
         <w:rPr>
@@ -1542,21 +2141,7 @@
         <w:rPr>
           <w:rFonts w:ascii="Consolas"/>
         </w:rPr>
-        <w:t>todo de Runge-</w:t>
-      </w:r>
-      <w:proofErr w:type="spellStart"/>
-      <w:r>
-        <w:rPr>
-          <w:rFonts w:ascii="Consolas"/>
-        </w:rPr>
-        <w:t>Kutta</w:t>
-      </w:r>
-      <w:proofErr w:type="spellEnd"/>
-      <w:r>
-        <w:rPr>
-          <w:rFonts w:ascii="Consolas"/>
-        </w:rPr>
-        <w:t xml:space="preserve"> de orden 4 (ode4), un paso de integraci</w:t>
+        <w:t>todo de Runge-Kutta de orden 4 (ode4), un paso de integraci</w:t>
       </w:r>
       <w:r>
         <w:rPr>
@@ -1629,70 +2214,120 @@
         </w:rPr>
         <w:t xml:space="preserve">Con el diagrama ya realizado, es necesario incluir en el espacio de trabajo los valores indicados para las variables para a y b. Esto permite que la </w:t>
       </w:r>
-      <w:proofErr w:type="spellStart"/>
-      <w:r>
-        <w:rPr>
-          <w:rFonts w:ascii="Consolas"/>
-        </w:rPr>
-        <w:t>ejecucion</w:t>
-      </w:r>
-      <w:proofErr w:type="spellEnd"/>
+      <w:r>
+        <w:rPr>
+          <w:rFonts w:ascii="Consolas"/>
+        </w:rPr>
+        <w:t>ejecuci</w:t>
+      </w:r>
+      <w:r>
+        <w:rPr>
+          <w:rFonts w:ascii="Consolas"/>
+        </w:rPr>
+        <w:t>ó</w:t>
+      </w:r>
+      <w:r>
+        <w:rPr>
+          <w:rFonts w:ascii="Consolas"/>
+        </w:rPr>
+        <w:t>n</w:t>
+      </w:r>
       <w:r>
         <w:rPr>
           <w:rFonts w:ascii="Consolas"/>
         </w:rPr>
         <w:t xml:space="preserve"> de este sistema pueda varias </w:t>
       </w:r>
-      <w:proofErr w:type="spellStart"/>
-      <w:r>
-        <w:rPr>
-          <w:rFonts w:ascii="Consolas"/>
-        </w:rPr>
-        <w:t>segun</w:t>
-      </w:r>
-      <w:proofErr w:type="spellEnd"/>
+      <w:r>
+        <w:rPr>
+          <w:rFonts w:ascii="Consolas"/>
+        </w:rPr>
+        <w:t>seg</w:t>
+      </w:r>
+      <w:r>
+        <w:rPr>
+          <w:rFonts w:ascii="Consolas"/>
+        </w:rPr>
+        <w:t>ú</w:t>
+      </w:r>
+      <w:r>
+        <w:rPr>
+          <w:rFonts w:ascii="Consolas"/>
+        </w:rPr>
+        <w:t>n</w:t>
+      </w:r>
       <w:r>
         <w:rPr>
           <w:rFonts w:ascii="Consolas"/>
         </w:rPr>
         <w:t xml:space="preserve"> las variables a y b. </w:t>
       </w:r>
-      <w:proofErr w:type="spellStart"/>
-      <w:r>
-        <w:rPr>
-          <w:rFonts w:ascii="Consolas"/>
-        </w:rPr>
-        <w:t>Despues</w:t>
-      </w:r>
-      <w:proofErr w:type="spellEnd"/>
+      <w:r>
+        <w:rPr>
+          <w:rFonts w:ascii="Consolas"/>
+        </w:rPr>
+        <w:t>Despu</w:t>
+      </w:r>
+      <w:r>
+        <w:rPr>
+          <w:rFonts w:ascii="Consolas"/>
+        </w:rPr>
+        <w:t>é</w:t>
+      </w:r>
+      <w:r>
+        <w:rPr>
+          <w:rFonts w:ascii="Consolas"/>
+        </w:rPr>
+        <w:t>s</w:t>
+      </w:r>
       <w:r>
         <w:rPr>
           <w:rFonts w:ascii="Consolas"/>
         </w:rPr>
         <w:t xml:space="preserve"> se debe ejecutar la </w:t>
       </w:r>
-      <w:proofErr w:type="spellStart"/>
-      <w:r>
-        <w:rPr>
-          <w:rFonts w:ascii="Consolas"/>
-        </w:rPr>
-        <w:t>simulacion</w:t>
-      </w:r>
-      <w:proofErr w:type="spellEnd"/>
+      <w:r>
+        <w:rPr>
+          <w:rFonts w:ascii="Consolas"/>
+        </w:rPr>
+        <w:t>simulaci</w:t>
+      </w:r>
+      <w:r>
+        <w:rPr>
+          <w:rFonts w:ascii="Consolas"/>
+        </w:rPr>
+        <w:t>ó</w:t>
+      </w:r>
+      <w:r>
+        <w:rPr>
+          <w:rFonts w:ascii="Consolas"/>
+        </w:rPr>
+        <w:t>n</w:t>
+      </w:r>
       <w:r>
         <w:rPr>
           <w:rFonts w:ascii="Consolas"/>
         </w:rPr>
         <w:t xml:space="preserve"> que nos permite obtener los valores de salida necesarios para realizar las </w:t>
       </w:r>
-      <w:proofErr w:type="spellStart"/>
-      <w:r>
-        <w:rPr>
-          <w:rFonts w:ascii="Consolas"/>
-        </w:rPr>
-        <w:t>graficas</w:t>
-      </w:r>
-      <w:proofErr w:type="spellEnd"/>
+      <w:r>
+        <w:rPr>
+          <w:rFonts w:ascii="Consolas"/>
+        </w:rPr>
+        <w:t>gr</w:t>
+      </w:r>
+      <w:r>
+        <w:rPr>
+          <w:rFonts w:ascii="Consolas"/>
+        </w:rPr>
+        <w:t>á</w:t>
+      </w:r>
+      <w:r>
+        <w:rPr>
+          <w:rFonts w:ascii="Consolas"/>
+        </w:rPr>
+        <w:t>ficas</w:t>
+      </w:r>
       <w:r>
         <w:rPr>
           <w:rFonts w:ascii="Consolas"/>
@@ -1725,7 +2360,7 @@
     </w:p>
     <w:p>
       <w:pPr>
-        <w:divId w:val="1409156857"/>
+        <w:divId w:val="1333532261"/>
         <w:rPr>
           <w:rFonts w:ascii="Consolas" w:eastAsia="Times New Roman" w:hAnsi="Consolas" w:cs="Consolas"/>
           <w:color w:val="212121"/>
@@ -1766,7 +2401,7 @@
     </w:p>
     <w:p>
       <w:pPr>
-        <w:divId w:val="1433207869"/>
+        <w:divId w:val="1567567369"/>
         <w:rPr>
           <w:rFonts w:ascii="Consolas" w:eastAsia="Times New Roman" w:hAnsi="Consolas" w:cs="Consolas"/>
           <w:color w:val="212121"/>
@@ -1819,7 +2454,7 @@
     </w:p>
     <w:p>
       <w:pPr>
-        <w:divId w:val="1552233792"/>
+        <w:divId w:val="1591890364"/>
         <w:rPr>
           <w:rFonts w:ascii="Consolas" w:eastAsia="Times New Roman" w:hAnsi="Consolas" w:cs="Consolas"/>
           <w:color w:val="212121"/>
@@ -1856,381 +2491,400 @@
           <w:noProof/>
           <w:color w:val="008013"/>
         </w:rPr>
+        <w:t>% Carga del modelo y simulacion para obtener los valores de salida</w:t>
+      </w:r>
+    </w:p>
+    <w:p>
+      <w:pPr>
+        <w:pStyle w:val="Code"/>
+      </w:pPr>
+      <w:r>
+        <w:rPr>
+          <w:noProof/>
+        </w:rPr>
+        <w:t xml:space="preserve">modelo = </w:t>
+      </w:r>
+      <w:r>
+        <w:rPr>
+          <w:noProof/>
+          <w:color w:val="A709F5"/>
+        </w:rPr>
+        <w:t>'Actividad1_P1'</w:t>
+      </w:r>
+      <w:r>
+        <w:rPr>
+          <w:noProof/>
+        </w:rPr>
+        <w:t>;</w:t>
+      </w:r>
+    </w:p>
+    <w:p>
+      <w:pPr>
+        <w:pStyle w:val="Code"/>
+      </w:pPr>
+      <w:r>
+        <w:rPr>
+          <w:noProof/>
+        </w:rPr>
+        <w:t>load_system(modelo)</w:t>
+      </w:r>
+    </w:p>
+    <w:p>
+      <w:pPr>
+        <w:pStyle w:val="Code"/>
+      </w:pPr>
+      <w:r>
+        <w:rPr>
+          <w:noProof/>
+        </w:rPr>
+        <w:t>simOut = sim(modelo);</w:t>
+      </w:r>
+    </w:p>
+    <w:p>
+      <w:pPr>
+        <w:pStyle w:val="Ttulo1"/>
+      </w:pPr>
+      <w:r>
+        <w:rPr>
+          <w:rFonts w:ascii="Consolas"/>
+        </w:rPr>
+        <w:t>Resultados</w:t>
+      </w:r>
+    </w:p>
+    <w:p>
+      <w:pPr>
+        <w:pStyle w:val="Text"/>
+      </w:pPr>
+      <w:r>
+        <w:rPr>
+          <w:rFonts w:ascii="Consolas"/>
+        </w:rPr>
+        <w:t>Habiendo ya ejecutado el modelo, es posible hacer uso en el espacio de trabajo de las variables de salida obtenidas y as</w:t>
+      </w:r>
+      <w:r>
+        <w:rPr>
+          <w:rFonts w:ascii="Consolas"/>
+        </w:rPr>
+        <w:t>í</w:t>
+      </w:r>
+      <w:r>
+        <w:rPr>
+          <w:rFonts w:ascii="Consolas"/>
+        </w:rPr>
+        <w:t xml:space="preserve"> poder crear los </w:t>
+      </w:r>
+      <w:r>
+        <w:rPr>
+          <w:rFonts w:ascii="Consolas"/>
+        </w:rPr>
+        <w:t>gr</w:t>
+      </w:r>
+      <w:r>
+        <w:rPr>
+          <w:rFonts w:ascii="Consolas"/>
+        </w:rPr>
+        <w:t>á</w:t>
+      </w:r>
+      <w:r>
+        <w:rPr>
+          <w:rFonts w:ascii="Consolas"/>
+        </w:rPr>
+        <w:t>ficos</w:t>
+      </w:r>
+      <w:r>
+        <w:rPr>
+          <w:rFonts w:ascii="Consolas"/>
+        </w:rPr>
+        <w:t xml:space="preserve"> deseados.</w:t>
+      </w:r>
+    </w:p>
+    <w:p>
+      <w:pPr>
+        <w:pStyle w:val="Code"/>
+      </w:pPr>
+      <w:r>
+        <w:rPr>
+          <w:noProof/>
+        </w:rPr>
+        <w:t>t = simOut.x_out.time;</w:t>
+      </w:r>
+    </w:p>
+    <w:p>
+      <w:pPr>
+        <w:pStyle w:val="Code"/>
+      </w:pPr>
+      <w:r>
+        <w:rPr>
+          <w:noProof/>
+        </w:rPr>
+        <w:t>x = simOut.x_out.signals.values;</w:t>
+      </w:r>
+    </w:p>
+    <w:p>
+      <w:pPr>
+        <w:pStyle w:val="Code"/>
+      </w:pPr>
+      <w:r>
+        <w:rPr>
+          <w:noProof/>
+        </w:rPr>
+        <w:t>v = simOut.v_out.signals.values;</w:t>
+      </w:r>
+    </w:p>
+    <w:p>
+      <w:pPr>
+        <w:pStyle w:val="Code"/>
+      </w:pPr>
+    </w:p>
+    <w:p>
+      <w:pPr>
+        <w:pStyle w:val="Code"/>
+      </w:pPr>
+      <w:r>
+        <w:rPr>
+          <w:noProof/>
+        </w:rPr>
+        <w:t>figure</w:t>
+      </w:r>
+    </w:p>
+    <w:p>
+      <w:pPr>
+        <w:pStyle w:val="Code"/>
+      </w:pPr>
+      <w:r>
+        <w:rPr>
+          <w:noProof/>
+        </w:rPr>
+        <w:t>subplot(2,1,1)</w:t>
+      </w:r>
+    </w:p>
+    <w:p>
+      <w:pPr>
+        <w:pStyle w:val="Code"/>
+      </w:pPr>
+      <w:r>
+        <w:rPr>
+          <w:noProof/>
+        </w:rPr>
+        <w:t>plot(t,x,</w:t>
+      </w:r>
+      <w:r>
+        <w:rPr>
+          <w:noProof/>
+          <w:color w:val="A709F5"/>
+        </w:rPr>
+        <w:t>'LineWidth'</w:t>
+      </w:r>
+      <w:r>
+        <w:rPr>
+          <w:noProof/>
+        </w:rPr>
+        <w:t>,1.5)</w:t>
+      </w:r>
+    </w:p>
+    <w:p>
+      <w:pPr>
+        <w:pStyle w:val="Code"/>
+      </w:pPr>
+      <w:r>
+        <w:rPr>
+          <w:noProof/>
+        </w:rPr>
+        <w:t>title(</w:t>
+      </w:r>
+      <w:r>
+        <w:rPr>
+          <w:noProof/>
+          <w:color w:val="A709F5"/>
+        </w:rPr>
+        <w:t>'Posición vs tiempo'</w:t>
+      </w:r>
+      <w:r>
+        <w:rPr>
+          <w:noProof/>
+        </w:rPr>
+        <w:t>)</w:t>
+      </w:r>
+    </w:p>
+    <w:p>
+      <w:pPr>
+        <w:pStyle w:val="Code"/>
+      </w:pPr>
+      <w:r>
+        <w:rPr>
+          <w:noProof/>
+        </w:rPr>
+        <w:t>xlabel(</w:t>
+      </w:r>
+      <w:r>
+        <w:rPr>
+          <w:noProof/>
+          <w:color w:val="A709F5"/>
+        </w:rPr>
+        <w:t>'t'</w:t>
+      </w:r>
+      <w:r>
+        <w:rPr>
+          <w:noProof/>
+        </w:rPr>
+        <w:t>); ylabel(</w:t>
+      </w:r>
+      <w:r>
+        <w:rPr>
+          <w:noProof/>
+          <w:color w:val="A709F5"/>
+        </w:rPr>
+        <w:t>'x'</w:t>
+      </w:r>
+      <w:r>
+        <w:rPr>
+          <w:noProof/>
+        </w:rPr>
+        <w:t>)</w:t>
+      </w:r>
+    </w:p>
+    <w:p>
+      <w:pPr>
+        <w:pStyle w:val="Code"/>
+      </w:pPr>
+      <w:r>
+        <w:rPr>
+          <w:noProof/>
+        </w:rPr>
+        <w:t xml:space="preserve">grid </w:t>
+      </w:r>
+      <w:r>
+        <w:rPr>
+          <w:noProof/>
+          <w:color w:val="A709F5"/>
+        </w:rPr>
+        <w:t>on</w:t>
+      </w:r>
+    </w:p>
+    <w:p>
+      <w:pPr>
+        <w:pStyle w:val="Code"/>
+      </w:pPr>
+    </w:p>
+    <w:p>
+      <w:pPr>
+        <w:pStyle w:val="Code"/>
+      </w:pPr>
+      <w:r>
+        <w:rPr>
+          <w:noProof/>
+        </w:rPr>
+        <w:t>subplot(2,1,2)</w:t>
+      </w:r>
+    </w:p>
+    <w:p>
+      <w:pPr>
+        <w:pStyle w:val="Code"/>
+      </w:pPr>
+      <w:r>
+        <w:rPr>
+          <w:noProof/>
+        </w:rPr>
+        <w:t>plot(t,v,</w:t>
+      </w:r>
+      <w:r>
+        <w:rPr>
+          <w:noProof/>
+          <w:color w:val="A709F5"/>
+        </w:rPr>
+        <w:t>'LineWidth'</w:t>
+      </w:r>
+      <w:r>
+        <w:rPr>
+          <w:noProof/>
+        </w:rPr>
+        <w:t>,1.5)</w:t>
+      </w:r>
+    </w:p>
+    <w:p>
+      <w:pPr>
+        <w:pStyle w:val="Code"/>
+      </w:pPr>
+      <w:r>
+        <w:rPr>
+          <w:noProof/>
+        </w:rPr>
+        <w:t>title(</w:t>
+      </w:r>
+      <w:r>
+        <w:rPr>
+          <w:noProof/>
+          <w:color w:val="A709F5"/>
+        </w:rPr>
+        <w:t>'Velocidad vs tiempo'</w:t>
+      </w:r>
+      <w:r>
+        <w:rPr>
+          <w:noProof/>
+        </w:rPr>
+        <w:t>)</w:t>
+      </w:r>
+    </w:p>
+    <w:p>
+      <w:pPr>
+        <w:pStyle w:val="Code"/>
+      </w:pPr>
+      <w:r>
+        <w:rPr>
+          <w:noProof/>
+        </w:rPr>
         <w:lastRenderedPageBreak/>
-        <w:t>% Carga del modelo y simulacion para obtener los valores de salida</w:t>
-      </w:r>
-    </w:p>
-    <w:p>
-      <w:pPr>
-        <w:pStyle w:val="Code"/>
-      </w:pPr>
-      <w:r>
-        <w:rPr>
-          <w:noProof/>
-        </w:rPr>
-        <w:t xml:space="preserve">modelo = </w:t>
+        <w:t>xlabel(</w:t>
       </w:r>
       <w:r>
         <w:rPr>
           <w:noProof/>
           <w:color w:val="A709F5"/>
         </w:rPr>
-        <w:t>'Actividad1'</w:t>
-      </w:r>
-      <w:r>
-        <w:rPr>
-          <w:noProof/>
-        </w:rPr>
-        <w:t>;</w:t>
-      </w:r>
-    </w:p>
-    <w:p>
-      <w:pPr>
-        <w:pStyle w:val="Code"/>
-      </w:pPr>
-      <w:r>
-        <w:rPr>
-          <w:noProof/>
-        </w:rPr>
-        <w:t>load_system(modelo)</w:t>
-      </w:r>
-    </w:p>
-    <w:p>
-      <w:pPr>
-        <w:pStyle w:val="Code"/>
-      </w:pPr>
-      <w:r>
-        <w:rPr>
-          <w:noProof/>
-        </w:rPr>
-        <w:t>simOut = sim(modelo);</w:t>
-      </w:r>
-    </w:p>
-    <w:p>
-      <w:pPr>
-        <w:pStyle w:val="Text"/>
-      </w:pPr>
-      <w:r>
-        <w:rPr>
-          <w:rFonts w:ascii="Consolas"/>
-        </w:rPr>
-        <w:t>Habiendo ya ejecutado el modelo, es posible hacer uso en el espacio de trabajo de las variables de salida obtenidas y as</w:t>
-      </w:r>
-      <w:r>
-        <w:rPr>
-          <w:rFonts w:ascii="Consolas"/>
-        </w:rPr>
-        <w:t>í</w:t>
-      </w:r>
-      <w:r>
-        <w:rPr>
-          <w:rFonts w:ascii="Consolas"/>
-        </w:rPr>
-        <w:t xml:space="preserve"> poder crear los </w:t>
-      </w:r>
-      <w:proofErr w:type="spellStart"/>
-      <w:r>
-        <w:rPr>
-          <w:rFonts w:ascii="Consolas"/>
-        </w:rPr>
-        <w:t>graficos</w:t>
-      </w:r>
-      <w:proofErr w:type="spellEnd"/>
-      <w:r>
-        <w:rPr>
-          <w:rFonts w:ascii="Consolas"/>
-        </w:rPr>
-        <w:t xml:space="preserve"> deseados.</w:t>
-      </w:r>
-    </w:p>
-    <w:p>
-      <w:pPr>
-        <w:pStyle w:val="Code"/>
-        <w:rPr>
-          <w:lang w:val="en-GB"/>
-        </w:rPr>
-      </w:pPr>
-      <w:r>
-        <w:rPr>
-          <w:noProof/>
-          <w:lang w:val="en-GB"/>
-        </w:rPr>
-        <w:t>t = simOut.x_out.time;</w:t>
-      </w:r>
-    </w:p>
-    <w:p>
-      <w:pPr>
-        <w:pStyle w:val="Code"/>
-        <w:rPr>
-          <w:lang w:val="en-GB"/>
-        </w:rPr>
-      </w:pPr>
-      <w:r>
-        <w:rPr>
-          <w:noProof/>
-          <w:lang w:val="en-GB"/>
-        </w:rPr>
-        <w:t>x = simOut.x_out.signals.values;</w:t>
-      </w:r>
-    </w:p>
-    <w:p>
-      <w:pPr>
-        <w:pStyle w:val="Code"/>
-        <w:rPr>
-          <w:lang w:val="en-GB"/>
-        </w:rPr>
-      </w:pPr>
-      <w:r>
-        <w:rPr>
-          <w:noProof/>
-          <w:lang w:val="en-GB"/>
-        </w:rPr>
-        <w:t>v = simOut.v_out.signals.values;</w:t>
-      </w:r>
-    </w:p>
-    <w:p>
-      <w:pPr>
-        <w:pStyle w:val="Code"/>
-        <w:rPr>
-          <w:lang w:val="en-GB"/>
-        </w:rPr>
-      </w:pPr>
-    </w:p>
-    <w:p>
-      <w:pPr>
-        <w:pStyle w:val="Code"/>
-        <w:rPr>
-          <w:lang w:val="en-GB"/>
-        </w:rPr>
-      </w:pPr>
-      <w:r>
-        <w:rPr>
-          <w:noProof/>
-          <w:lang w:val="en-GB"/>
-        </w:rPr>
-        <w:t>figure</w:t>
-      </w:r>
-    </w:p>
-    <w:p>
-      <w:pPr>
-        <w:pStyle w:val="Code"/>
-        <w:rPr>
-          <w:lang w:val="en-GB"/>
-        </w:rPr>
-      </w:pPr>
-      <w:r>
-        <w:rPr>
-          <w:noProof/>
-          <w:lang w:val="en-GB"/>
-        </w:rPr>
-        <w:t>subplot(2,1,1)</w:t>
-      </w:r>
-    </w:p>
-    <w:p>
-      <w:pPr>
-        <w:pStyle w:val="Code"/>
-        <w:rPr>
-          <w:lang w:val="en-GB"/>
-        </w:rPr>
-      </w:pPr>
-      <w:r>
-        <w:rPr>
-          <w:noProof/>
-          <w:lang w:val="en-GB"/>
-        </w:rPr>
-        <w:t>plot(t,x,</w:t>
+        <w:t>'t'</w:t>
+      </w:r>
+      <w:r>
+        <w:rPr>
+          <w:noProof/>
+        </w:rPr>
+        <w:t>); ylabel(</w:t>
       </w:r>
       <w:r>
         <w:rPr>
           <w:noProof/>
           <w:color w:val="A709F5"/>
-          <w:lang w:val="en-GB"/>
-        </w:rPr>
-        <w:t>'LineWidth'</w:t>
-      </w:r>
-      <w:r>
-        <w:rPr>
-          <w:noProof/>
-          <w:lang w:val="en-GB"/>
-        </w:rPr>
-        <w:t>,1.5)</w:t>
-      </w:r>
-    </w:p>
-    <w:p>
-      <w:pPr>
-        <w:pStyle w:val="Code"/>
-      </w:pPr>
-      <w:r>
-        <w:rPr>
-          <w:noProof/>
-        </w:rPr>
-        <w:t>title(</w:t>
+        </w:rPr>
+        <w:t>'v'</w:t>
+      </w:r>
+      <w:r>
+        <w:rPr>
+          <w:noProof/>
+        </w:rPr>
+        <w:t>)</w:t>
+      </w:r>
+    </w:p>
+    <w:p>
+      <w:pPr>
+        <w:pStyle w:val="Code"/>
+      </w:pPr>
+      <w:r>
+        <w:rPr>
+          <w:noProof/>
+        </w:rPr>
+        <w:t xml:space="preserve">grid </w:t>
       </w:r>
       <w:r>
         <w:rPr>
           <w:noProof/>
           <w:color w:val="A709F5"/>
         </w:rPr>
-        <w:t>'Posición vs tiempo'</w:t>
-      </w:r>
-      <w:r>
-        <w:rPr>
-          <w:noProof/>
-        </w:rPr>
-        <w:t>)</w:t>
-      </w:r>
-    </w:p>
-    <w:p>
-      <w:pPr>
-        <w:pStyle w:val="Code"/>
-      </w:pPr>
-      <w:r>
-        <w:rPr>
-          <w:noProof/>
-        </w:rPr>
-        <w:t>xlabel(</w:t>
-      </w:r>
-      <w:r>
-        <w:rPr>
-          <w:noProof/>
-          <w:color w:val="A709F5"/>
-        </w:rPr>
-        <w:t>'t'</w:t>
-      </w:r>
-      <w:r>
-        <w:rPr>
-          <w:noProof/>
-        </w:rPr>
-        <w:t>); ylabel(</w:t>
-      </w:r>
-      <w:r>
-        <w:rPr>
-          <w:noProof/>
-          <w:color w:val="A709F5"/>
-        </w:rPr>
-        <w:t>'x'</w:t>
-      </w:r>
-      <w:r>
-        <w:rPr>
-          <w:noProof/>
-        </w:rPr>
-        <w:t>)</w:t>
-      </w:r>
-    </w:p>
-    <w:p>
-      <w:pPr>
-        <w:pStyle w:val="Code"/>
-      </w:pPr>
-    </w:p>
-    <w:p>
-      <w:pPr>
-        <w:pStyle w:val="Code"/>
-        <w:rPr>
-          <w:lang w:val="en-GB"/>
-        </w:rPr>
-      </w:pPr>
-      <w:r>
-        <w:rPr>
-          <w:noProof/>
-          <w:lang w:val="en-GB"/>
-        </w:rPr>
-        <w:t>subplot(2,1,2)</w:t>
-      </w:r>
-    </w:p>
-    <w:p>
-      <w:pPr>
-        <w:pStyle w:val="Code"/>
-        <w:rPr>
-          <w:lang w:val="en-GB"/>
-        </w:rPr>
-      </w:pPr>
-      <w:r>
-        <w:rPr>
-          <w:noProof/>
-          <w:lang w:val="en-GB"/>
-        </w:rPr>
-        <w:t>plot(t,v,</w:t>
-      </w:r>
-      <w:r>
-        <w:rPr>
-          <w:noProof/>
-          <w:color w:val="A709F5"/>
-          <w:lang w:val="en-GB"/>
-        </w:rPr>
-        <w:t>'LineWidth'</w:t>
-      </w:r>
-      <w:r>
-        <w:rPr>
-          <w:noProof/>
-          <w:lang w:val="en-GB"/>
-        </w:rPr>
-        <w:t>,1.5)</w:t>
-      </w:r>
-    </w:p>
-    <w:p>
-      <w:pPr>
-        <w:pStyle w:val="Code"/>
-      </w:pPr>
-      <w:r>
-        <w:rPr>
-          <w:noProof/>
-        </w:rPr>
-        <w:t>title(</w:t>
-      </w:r>
-      <w:r>
-        <w:rPr>
-          <w:noProof/>
-          <w:color w:val="A709F5"/>
-        </w:rPr>
-        <w:t>'Velocidad vs tiempo'</w:t>
-      </w:r>
-      <w:r>
-        <w:rPr>
-          <w:noProof/>
-        </w:rPr>
-        <w:t>)</w:t>
-      </w:r>
-    </w:p>
-    <w:p>
-      <w:pPr>
-        <w:pStyle w:val="Code"/>
-      </w:pPr>
-      <w:r>
-        <w:rPr>
-          <w:noProof/>
-        </w:rPr>
-        <w:t>xlabel(</w:t>
-      </w:r>
-      <w:r>
-        <w:rPr>
-          <w:noProof/>
-          <w:color w:val="A709F5"/>
-        </w:rPr>
-        <w:t>'t'</w:t>
-      </w:r>
-      <w:r>
-        <w:rPr>
-          <w:noProof/>
-        </w:rPr>
-        <w:t>); ylabel(</w:t>
-      </w:r>
-      <w:r>
-        <w:rPr>
-          <w:noProof/>
-          <w:color w:val="A709F5"/>
-        </w:rPr>
-        <w:t>'v'</w:t>
-      </w:r>
-      <w:r>
-        <w:rPr>
-          <w:noProof/>
-        </w:rPr>
-        <w:t>)</w:t>
-      </w:r>
-    </w:p>
-    <w:p>
-      <w:pPr>
-        <w:divId w:val="1594705568"/>
+        <w:t>on</w:t>
+      </w:r>
+    </w:p>
+    <w:p>
+      <w:pPr>
+        <w:jc w:val="center"/>
+        <w:divId w:val="467016938"/>
         <w:rPr>
           <w:rFonts w:ascii="Consolas" w:eastAsia="Times New Roman" w:hAnsi="Consolas" w:cs="Consolas"/>
           <w:color w:val="404040"/>
@@ -2245,10 +2899,10 @@
           <w:color w:val="404040"/>
         </w:rPr>
         <w:drawing>
-          <wp:inline distT="0" distB="0" distL="0" distR="0" wp14:anchorId="11A31A1A" wp14:editId="11A31A1B">
+          <wp:inline distT="0" distB="0" distL="0" distR="0" wp14:anchorId="62854A23" wp14:editId="62854A24">
             <wp:extent cx="4002405" cy="2398395"/>
             <wp:effectExtent l="0" t="0" r="0" b="1905"/>
-            <wp:docPr id="134306925" name="Imagen 134306925"/>
+            <wp:docPr id="1804609563" name="Imagen 1804609563"/>
             <wp:cNvGraphicFramePr>
               <a:graphicFrameLocks xmlns:a="http://schemas.openxmlformats.org/drawingml/2006/main" noChangeAspect="1"/>
             </wp:cNvGraphicFramePr>
@@ -2302,14 +2956,10 @@
     <w:p>
       <w:pPr>
         <w:pStyle w:val="Code"/>
-        <w:rPr>
-          <w:lang w:val="en-GB"/>
-        </w:rPr>
-      </w:pPr>
-      <w:r>
-        <w:rPr>
-          <w:noProof/>
-          <w:lang w:val="en-GB"/>
+      </w:pPr>
+      <w:r>
+        <w:rPr>
+          <w:noProof/>
         </w:rPr>
         <w:t>figure</w:t>
       </w:r>
@@ -2317,14 +2967,10 @@
     <w:p>
       <w:pPr>
         <w:pStyle w:val="Code"/>
-        <w:rPr>
-          <w:lang w:val="en-GB"/>
-        </w:rPr>
-      </w:pPr>
-      <w:r>
-        <w:rPr>
-          <w:noProof/>
-          <w:lang w:val="en-GB"/>
+      </w:pPr>
+      <w:r>
+        <w:rPr>
+          <w:noProof/>
         </w:rPr>
         <w:t>plot(x,v,</w:t>
       </w:r>
@@ -2332,14 +2978,12 @@
         <w:rPr>
           <w:noProof/>
           <w:color w:val="A709F5"/>
-          <w:lang w:val="en-GB"/>
         </w:rPr>
         <w:t>'LineWidth'</w:t>
       </w:r>
       <w:r>
         <w:rPr>
           <w:noProof/>
-          <w:lang w:val="en-GB"/>
         </w:rPr>
         <w:t>,1.5)</w:t>
       </w:r>
@@ -2436,7 +3080,8 @@
     </w:p>
     <w:p>
       <w:pPr>
-        <w:divId w:val="1759323172"/>
+        <w:jc w:val="center"/>
+        <w:divId w:val="1663000958"/>
         <w:rPr>
           <w:rFonts w:ascii="Consolas" w:eastAsia="Times New Roman" w:hAnsi="Consolas" w:cs="Consolas"/>
           <w:color w:val="404040"/>
@@ -2450,12 +3095,11 @@
           <w:noProof/>
           <w:color w:val="404040"/>
         </w:rPr>
-        <w:lastRenderedPageBreak/>
         <w:drawing>
-          <wp:inline distT="0" distB="0" distL="0" distR="0" wp14:anchorId="11A31A1C" wp14:editId="11A31A1D">
+          <wp:inline distT="0" distB="0" distL="0" distR="0" wp14:anchorId="62854A25" wp14:editId="62854A26">
             <wp:extent cx="4002405" cy="2398395"/>
             <wp:effectExtent l="0" t="0" r="0" b="1905"/>
-            <wp:docPr id="992452550" name="Imagen 992452550"/>
+            <wp:docPr id="1352054430" name="Imagen 1352054430"/>
             <wp:cNvGraphicFramePr>
               <a:graphicFrameLocks xmlns:a="http://schemas.openxmlformats.org/drawingml/2006/main" noChangeAspect="1"/>
             </wp:cNvGraphicFramePr>
@@ -2501,22 +3145,3754 @@
         </w:drawing>
       </w:r>
     </w:p>
+    <w:p>
+      <w:pPr>
+        <w:pStyle w:val="Text"/>
+      </w:pPr>
+      <w:r>
+        <w:rPr>
+          <w:rFonts w:ascii="Consolas"/>
+        </w:rPr>
+        <w:t xml:space="preserve">En las </w:t>
+      </w:r>
+      <w:r>
+        <w:rPr>
+          <w:rFonts w:ascii="Consolas"/>
+        </w:rPr>
+        <w:t>gr</w:t>
+      </w:r>
+      <w:r>
+        <w:rPr>
+          <w:rFonts w:ascii="Consolas"/>
+        </w:rPr>
+        <w:t>á</w:t>
+      </w:r>
+      <w:r>
+        <w:rPr>
+          <w:rFonts w:ascii="Consolas"/>
+        </w:rPr>
+        <w:t>ficas</w:t>
+      </w:r>
+      <w:r>
+        <w:rPr>
+          <w:rFonts w:ascii="Consolas"/>
+        </w:rPr>
+        <w:t xml:space="preserve"> es posible observar diferentes resultados:</w:t>
+      </w:r>
+    </w:p>
+    <w:p>
+      <w:pPr>
+        <w:pStyle w:val="Lista"/>
+        <w:numPr>
+          <w:ilvl w:val="0"/>
+          <w:numId w:val="1"/>
+        </w:numPr>
+      </w:pPr>
+      <w:r>
+        <w:rPr>
+          <w:rFonts w:ascii="Consolas"/>
+        </w:rPr>
+        <w:t xml:space="preserve">En la </w:t>
+      </w:r>
+      <w:r>
+        <w:rPr>
+          <w:rFonts w:ascii="Consolas"/>
+        </w:rPr>
+        <w:t>gr</w:t>
+      </w:r>
+      <w:r>
+        <w:rPr>
+          <w:rFonts w:ascii="Consolas"/>
+        </w:rPr>
+        <w:t>á</w:t>
+      </w:r>
+      <w:r>
+        <w:rPr>
+          <w:rFonts w:ascii="Consolas"/>
+        </w:rPr>
+        <w:t>fica</w:t>
+      </w:r>
+      <w:r>
+        <w:rPr>
+          <w:rFonts w:ascii="Consolas"/>
+        </w:rPr>
+        <w:t xml:space="preserve"> de </w:t>
+      </w:r>
+      <w:r>
+        <w:rPr>
+          <w:rFonts w:ascii="Consolas"/>
+        </w:rPr>
+        <w:t>posici</w:t>
+      </w:r>
+      <w:r>
+        <w:rPr>
+          <w:rFonts w:ascii="Consolas"/>
+        </w:rPr>
+        <w:t>ó</w:t>
+      </w:r>
+      <w:r>
+        <w:rPr>
+          <w:rFonts w:ascii="Consolas"/>
+        </w:rPr>
+        <w:t>n</w:t>
+      </w:r>
+      <w:r>
+        <w:rPr>
+          <w:rFonts w:ascii="Consolas"/>
+        </w:rPr>
+        <w:t xml:space="preserve"> vs tiempo se puede observar las oscilaciones de la </w:t>
+      </w:r>
+      <w:r>
+        <w:rPr>
+          <w:rFonts w:ascii="Consolas"/>
+        </w:rPr>
+        <w:t>part</w:t>
+      </w:r>
+      <w:r>
+        <w:rPr>
+          <w:rFonts w:ascii="Consolas"/>
+        </w:rPr>
+        <w:t>í</w:t>
+      </w:r>
+      <w:r>
+        <w:rPr>
+          <w:rFonts w:ascii="Consolas"/>
+        </w:rPr>
+        <w:t>cula</w:t>
+      </w:r>
+      <w:r>
+        <w:rPr>
+          <w:rFonts w:ascii="Consolas"/>
+        </w:rPr>
+        <w:t xml:space="preserve"> alrededor de un m</w:t>
+      </w:r>
+      <w:r>
+        <w:rPr>
+          <w:rFonts w:ascii="Consolas"/>
+        </w:rPr>
+        <w:t>í</w:t>
+      </w:r>
+      <w:r>
+        <w:rPr>
+          <w:rFonts w:ascii="Consolas"/>
+        </w:rPr>
+        <w:t>nimo. La se</w:t>
+      </w:r>
+      <w:r>
+        <w:rPr>
+          <w:rFonts w:ascii="Consolas"/>
+        </w:rPr>
+        <w:t>ñ</w:t>
+      </w:r>
+      <w:r>
+        <w:rPr>
+          <w:rFonts w:ascii="Consolas"/>
+        </w:rPr>
+        <w:t xml:space="preserve">al producida no es una </w:t>
+      </w:r>
+      <w:r>
+        <w:rPr>
+          <w:rFonts w:ascii="Consolas"/>
+        </w:rPr>
+        <w:t>funci</w:t>
+      </w:r>
+      <w:r>
+        <w:rPr>
+          <w:rFonts w:ascii="Consolas"/>
+        </w:rPr>
+        <w:t>ó</w:t>
+      </w:r>
+      <w:r>
+        <w:rPr>
+          <w:rFonts w:ascii="Consolas"/>
+        </w:rPr>
+        <w:t>n</w:t>
+      </w:r>
+      <w:r>
+        <w:rPr>
+          <w:rFonts w:ascii="Consolas"/>
+        </w:rPr>
+        <w:t xml:space="preserve"> seno perfecta debido a que no es un sistema lineal y el potencial no es </w:t>
+      </w:r>
+      <w:r>
+        <w:rPr>
+          <w:rFonts w:ascii="Consolas"/>
+        </w:rPr>
+        <w:t>parab</w:t>
+      </w:r>
+      <w:r>
+        <w:rPr>
+          <w:rFonts w:ascii="Consolas"/>
+        </w:rPr>
+        <w:t>ó</w:t>
+      </w:r>
+      <w:r>
+        <w:rPr>
+          <w:rFonts w:ascii="Consolas"/>
+        </w:rPr>
+        <w:t>lico</w:t>
+      </w:r>
+      <w:r>
+        <w:rPr>
+          <w:rFonts w:ascii="Consolas"/>
+        </w:rPr>
+        <w:t xml:space="preserve"> puro. La amplitud es aproximadamente constante y no decrece, lo que indica que es un sistema conservativo y no hay disipaci</w:t>
+      </w:r>
+      <w:r>
+        <w:rPr>
+          <w:rFonts w:ascii="Consolas"/>
+        </w:rPr>
+        <w:t>ó</w:t>
+      </w:r>
+      <w:r>
+        <w:rPr>
+          <w:rFonts w:ascii="Consolas"/>
+        </w:rPr>
+        <w:t xml:space="preserve">n. El periodo casi no </w:t>
+      </w:r>
+      <w:r>
+        <w:rPr>
+          <w:rFonts w:ascii="Consolas"/>
+        </w:rPr>
+        <w:t>var</w:t>
+      </w:r>
+      <w:r>
+        <w:rPr>
+          <w:rFonts w:ascii="Consolas"/>
+        </w:rPr>
+        <w:t>í</w:t>
+      </w:r>
+      <w:r>
+        <w:rPr>
+          <w:rFonts w:ascii="Consolas"/>
+        </w:rPr>
+        <w:t>a</w:t>
+      </w:r>
+      <w:r>
+        <w:rPr>
+          <w:rFonts w:ascii="Consolas"/>
+        </w:rPr>
+        <w:t>, ya que depende de la amplitud en este caso.</w:t>
+      </w:r>
+    </w:p>
+    <w:p>
+      <w:pPr>
+        <w:pStyle w:val="Lista"/>
+        <w:numPr>
+          <w:ilvl w:val="0"/>
+          <w:numId w:val="1"/>
+        </w:numPr>
+      </w:pPr>
+      <w:r>
+        <w:rPr>
+          <w:rFonts w:ascii="Consolas"/>
+        </w:rPr>
+        <w:t xml:space="preserve">En la </w:t>
+      </w:r>
+      <w:r>
+        <w:rPr>
+          <w:rFonts w:ascii="Consolas"/>
+        </w:rPr>
+        <w:t>gr</w:t>
+      </w:r>
+      <w:r>
+        <w:rPr>
+          <w:rFonts w:ascii="Consolas"/>
+        </w:rPr>
+        <w:t>á</w:t>
+      </w:r>
+      <w:r>
+        <w:rPr>
+          <w:rFonts w:ascii="Consolas"/>
+        </w:rPr>
+        <w:t>fica</w:t>
+      </w:r>
+      <w:r>
+        <w:rPr>
+          <w:rFonts w:ascii="Consolas"/>
+        </w:rPr>
+        <w:t xml:space="preserve"> de espacio de fase se puede ver que es una </w:t>
+      </w:r>
+      <w:r>
+        <w:rPr>
+          <w:rFonts w:ascii="Consolas"/>
+        </w:rPr>
+        <w:t>ó</w:t>
+      </w:r>
+      <w:r>
+        <w:rPr>
+          <w:rFonts w:ascii="Consolas"/>
+        </w:rPr>
+        <w:t>rbita</w:t>
+      </w:r>
+      <w:r>
+        <w:rPr>
+          <w:rFonts w:ascii="Consolas"/>
+        </w:rPr>
+        <w:t xml:space="preserve"> cerrada lo que significa un movimiento </w:t>
+      </w:r>
+      <w:r>
+        <w:rPr>
+          <w:rFonts w:ascii="Consolas"/>
+        </w:rPr>
+        <w:t>peri</w:t>
+      </w:r>
+      <w:r>
+        <w:rPr>
+          <w:rFonts w:ascii="Consolas"/>
+        </w:rPr>
+        <w:t>ó</w:t>
+      </w:r>
+      <w:r>
+        <w:rPr>
+          <w:rFonts w:ascii="Consolas"/>
+        </w:rPr>
+        <w:t>dico</w:t>
+      </w:r>
+      <w:r>
+        <w:rPr>
+          <w:rFonts w:ascii="Consolas"/>
+        </w:rPr>
+        <w:t xml:space="preserve"> y energ</w:t>
+      </w:r>
+      <w:r>
+        <w:rPr>
+          <w:rFonts w:ascii="Consolas"/>
+        </w:rPr>
+        <w:t>í</w:t>
+      </w:r>
+      <w:r>
+        <w:rPr>
+          <w:rFonts w:ascii="Consolas"/>
+        </w:rPr>
+        <w:t xml:space="preserve">a constante. En este caso, la </w:t>
+      </w:r>
+      <w:r>
+        <w:rPr>
+          <w:rFonts w:ascii="Consolas"/>
+        </w:rPr>
+        <w:t>part</w:t>
+      </w:r>
+      <w:r>
+        <w:rPr>
+          <w:rFonts w:ascii="Consolas"/>
+        </w:rPr>
+        <w:t>í</w:t>
+      </w:r>
+      <w:r>
+        <w:rPr>
+          <w:rFonts w:ascii="Consolas"/>
+        </w:rPr>
+        <w:t>cula</w:t>
+      </w:r>
+      <w:r>
+        <w:rPr>
+          <w:rFonts w:ascii="Consolas"/>
+        </w:rPr>
+        <w:t xml:space="preserve"> tiene </w:t>
+      </w:r>
+      <w:r>
+        <w:rPr>
+          <w:rFonts w:ascii="Consolas"/>
+        </w:rPr>
+        <w:lastRenderedPageBreak/>
+        <w:t>suficiente energ</w:t>
+      </w:r>
+      <w:r>
+        <w:rPr>
+          <w:rFonts w:ascii="Consolas"/>
+        </w:rPr>
+        <w:t>í</w:t>
+      </w:r>
+      <w:r>
+        <w:rPr>
+          <w:rFonts w:ascii="Consolas"/>
+        </w:rPr>
+        <w:t xml:space="preserve">a para cruzar la barrera central, es decir, no se encuentra encerrada en un solo </w:t>
+      </w:r>
+      <w:r>
+        <w:rPr>
+          <w:rFonts w:ascii="Consolas"/>
+        </w:rPr>
+        <w:t>pozo,</w:t>
+      </w:r>
+      <w:r>
+        <w:rPr>
+          <w:rFonts w:ascii="Consolas"/>
+        </w:rPr>
+        <w:t xml:space="preserve"> sino que oscila entre ambos pozos.</w:t>
+      </w:r>
+    </w:p>
+    <w:p>
+      <w:pPr>
+        <w:pStyle w:val="Text"/>
+      </w:pPr>
+      <w:r>
+        <w:rPr>
+          <w:rFonts w:ascii="Consolas"/>
+        </w:rPr>
+        <w:t>En los siguientes bloques de c</w:t>
+      </w:r>
+      <w:r>
+        <w:rPr>
+          <w:rFonts w:ascii="Consolas"/>
+        </w:rPr>
+        <w:t>ó</w:t>
+      </w:r>
+      <w:r>
+        <w:rPr>
+          <w:rFonts w:ascii="Consolas"/>
+        </w:rPr>
+        <w:t>digo,</w:t>
+      </w:r>
+      <w:r>
+        <w:rPr>
+          <w:rFonts w:ascii="Consolas"/>
+        </w:rPr>
+        <w:t xml:space="preserve"> se calcula la amplitud (A) y periodo de las oscilaciones (T).</w:t>
+      </w:r>
+    </w:p>
+    <w:p>
+      <w:pPr>
+        <w:pStyle w:val="Code"/>
+      </w:pPr>
+      <w:r>
+        <w:rPr>
+          <w:noProof/>
+        </w:rPr>
+        <w:t>[pks, locs] = findpeaks(x,t);</w:t>
+      </w:r>
+    </w:p>
+    <w:p>
+      <w:pPr>
+        <w:pStyle w:val="Code"/>
+      </w:pPr>
+      <w:r>
+        <w:rPr>
+          <w:noProof/>
+        </w:rPr>
+        <w:t>A = max(abs(pks))</w:t>
+      </w:r>
+    </w:p>
+    <w:p>
+      <w:pPr>
+        <w:divId w:val="636686219"/>
+        <w:rPr>
+          <w:rFonts w:ascii="Consolas" w:eastAsia="Times New Roman" w:hAnsi="Consolas" w:cs="Consolas"/>
+          <w:color w:val="212121"/>
+          <w:sz w:val="18"/>
+          <w:szCs w:val="18"/>
+        </w:rPr>
+      </w:pPr>
+      <w:r>
+        <w:rPr>
+          <w:rStyle w:val="variablenameelement"/>
+          <w:rFonts w:ascii="Consolas" w:eastAsia="Times New Roman" w:hAnsi="Consolas" w:cs="Consolas"/>
+          <w:color w:val="212121"/>
+          <w:sz w:val="18"/>
+          <w:szCs w:val="18"/>
+        </w:rPr>
+        <w:t xml:space="preserve">A = </w:t>
+      </w:r>
+      <w:r>
+        <w:rPr>
+          <w:rFonts w:ascii="Consolas" w:eastAsia="Times New Roman" w:hAnsi="Consolas" w:cs="Consolas"/>
+          <w:color w:val="212121"/>
+          <w:sz w:val="18"/>
+          <w:szCs w:val="18"/>
+        </w:rPr>
+        <w:t>1.4992</w:t>
+      </w:r>
+    </w:p>
+    <w:p>
+      <w:pPr>
+        <w:pStyle w:val="Code"/>
+      </w:pPr>
+      <w:r>
+        <w:rPr>
+          <w:noProof/>
+        </w:rPr>
+        <w:t>T = mean(diff(locs))</w:t>
+      </w:r>
+    </w:p>
+    <w:p>
+      <w:pPr>
+        <w:divId w:val="78212863"/>
+        <w:rPr>
+          <w:rFonts w:ascii="Consolas" w:eastAsia="Times New Roman" w:hAnsi="Consolas" w:cs="Consolas"/>
+          <w:color w:val="212121"/>
+          <w:sz w:val="18"/>
+          <w:szCs w:val="18"/>
+        </w:rPr>
+      </w:pPr>
+      <w:r>
+        <w:rPr>
+          <w:rStyle w:val="variablenameelement"/>
+          <w:rFonts w:ascii="Consolas" w:eastAsia="Times New Roman" w:hAnsi="Consolas" w:cs="Consolas"/>
+          <w:color w:val="212121"/>
+          <w:sz w:val="18"/>
+          <w:szCs w:val="18"/>
+        </w:rPr>
+        <w:t xml:space="preserve">T = </w:t>
+      </w:r>
+      <w:r>
+        <w:rPr>
+          <w:rFonts w:ascii="Consolas" w:eastAsia="Times New Roman" w:hAnsi="Consolas" w:cs="Consolas"/>
+          <w:color w:val="212121"/>
+          <w:sz w:val="18"/>
+          <w:szCs w:val="18"/>
+        </w:rPr>
+        <w:t>9.1012</w:t>
+      </w:r>
+    </w:p>
+    <w:p>
+      <w:pPr>
+        <w:pStyle w:val="Text"/>
+      </w:pPr>
+      <w:r>
+        <w:rPr>
+          <w:rFonts w:ascii="Consolas"/>
+        </w:rPr>
+        <w:t xml:space="preserve">A </w:t>
+      </w:r>
+      <w:r>
+        <w:rPr>
+          <w:rFonts w:ascii="Consolas"/>
+        </w:rPr>
+        <w:t>continuaci</w:t>
+      </w:r>
+      <w:r>
+        <w:rPr>
+          <w:rFonts w:ascii="Consolas"/>
+        </w:rPr>
+        <w:t>ó</w:t>
+      </w:r>
+      <w:r>
+        <w:rPr>
+          <w:rFonts w:ascii="Consolas"/>
+        </w:rPr>
+        <w:t>n,</w:t>
+      </w:r>
+      <w:r>
+        <w:rPr>
+          <w:rFonts w:ascii="Consolas"/>
+        </w:rPr>
+        <w:t xml:space="preserve"> se va a realizar las simulaciones variando las posiciones iniciales dentro del intervalo </w:t>
+      </w:r>
+      <w:r>
+        <w:rPr>
+          <w:noProof/>
+          <w:position w:val="-9"/>
+        </w:rPr>
+        <w:drawing>
+          <wp:inline distT="0" distB="0" distL="0" distR="0" wp14:anchorId="62854A27" wp14:editId="62854A28">
+            <wp:extent cx="981075" cy="185738"/>
+            <wp:effectExtent l="0" t="0" r="0" b="0"/>
+            <wp:docPr id="1932744062" name="Untitled"/>
+            <wp:cNvGraphicFramePr/>
+            <a:graphic xmlns:a="http://schemas.openxmlformats.org/drawingml/2006/main">
+              <a:graphicData uri="http://schemas.openxmlformats.org/drawingml/2006/picture">
+                <pic:pic xmlns:pic="http://schemas.openxmlformats.org/drawingml/2006/picture">
+                  <pic:nvPicPr>
+                    <pic:cNvPr id="1" name="Untitled"/>
+                    <pic:cNvPicPr/>
+                  </pic:nvPicPr>
+                  <pic:blipFill>
+                    <a:blip r:embed="rId18"/>
+                    <a:stretch>
+                      <a:fillRect/>
+                    </a:stretch>
+                  </pic:blipFill>
+                  <pic:spPr>
+                    <a:xfrm>
+                      <a:off x="0" y="0"/>
+                      <a:ext cx="981075" cy="185738"/>
+                    </a:xfrm>
+                    <a:prstGeom prst="rect">
+                      <a:avLst/>
+                    </a:prstGeom>
+                  </pic:spPr>
+                </pic:pic>
+              </a:graphicData>
+            </a:graphic>
+          </wp:inline>
+        </w:drawing>
+      </w:r>
+      <w:r>
+        <w:rPr>
+          <w:rFonts w:ascii="Consolas"/>
+        </w:rPr>
+        <w:t xml:space="preserve">. Se van a tomar 20 condiciones iniciales dentro de este rango espaciadas de forma equidistante y se representa </w:t>
+      </w:r>
+      <w:r>
+        <w:rPr>
+          <w:rFonts w:ascii="Consolas"/>
+        </w:rPr>
+        <w:t>gr</w:t>
+      </w:r>
+      <w:r>
+        <w:rPr>
+          <w:rFonts w:ascii="Consolas"/>
+        </w:rPr>
+        <w:t>á</w:t>
+      </w:r>
+      <w:r>
+        <w:rPr>
+          <w:rFonts w:ascii="Consolas"/>
+        </w:rPr>
+        <w:t>ficamente</w:t>
+      </w:r>
+      <w:r>
+        <w:rPr>
+          <w:rFonts w:ascii="Consolas"/>
+        </w:rPr>
+        <w:t xml:space="preserve"> en el espacio de fase las orbitas.</w:t>
+      </w:r>
+    </w:p>
+    <w:p>
+      <w:pPr>
+        <w:pStyle w:val="Code"/>
+      </w:pPr>
+      <w:r>
+        <w:rPr>
+          <w:noProof/>
+        </w:rPr>
+        <w:t>x0_vals = linspace(-1.5, 1.5, 20);</w:t>
+      </w:r>
+    </w:p>
+    <w:p>
+      <w:pPr>
+        <w:pStyle w:val="Code"/>
+      </w:pPr>
+      <w:r>
+        <w:rPr>
+          <w:noProof/>
+        </w:rPr>
+        <w:t>n = length(x0_vals);</w:t>
+      </w:r>
+    </w:p>
+    <w:p>
+      <w:pPr>
+        <w:pStyle w:val="Code"/>
+      </w:pPr>
+      <w:r>
+        <w:rPr>
+          <w:noProof/>
+        </w:rPr>
+        <w:t xml:space="preserve">modelo = </w:t>
+      </w:r>
+      <w:r>
+        <w:rPr>
+          <w:noProof/>
+          <w:color w:val="A709F5"/>
+        </w:rPr>
+        <w:t>'Actividad1_P2'</w:t>
+      </w:r>
+      <w:r>
+        <w:rPr>
+          <w:noProof/>
+        </w:rPr>
+        <w:t>;</w:t>
+      </w:r>
+    </w:p>
+    <w:p>
+      <w:pPr>
+        <w:pStyle w:val="Code"/>
+      </w:pPr>
+      <w:r>
+        <w:rPr>
+          <w:noProof/>
+        </w:rPr>
+        <w:t>load_system(modelo)</w:t>
+      </w:r>
+    </w:p>
+    <w:p>
+      <w:pPr>
+        <w:pStyle w:val="Code"/>
+      </w:pPr>
+      <w:r>
+        <w:rPr>
+          <w:noProof/>
+        </w:rPr>
+        <w:t>resultados = cell(n,1);</w:t>
+      </w:r>
+    </w:p>
+    <w:p>
+      <w:pPr>
+        <w:pStyle w:val="Code"/>
+      </w:pPr>
+      <w:r>
+        <w:rPr>
+          <w:noProof/>
+          <w:color w:val="0E00FF"/>
+        </w:rPr>
+        <w:t xml:space="preserve">for </w:t>
+      </w:r>
+      <w:r>
+        <w:rPr>
+          <w:noProof/>
+        </w:rPr>
+        <w:t>i = 1:n</w:t>
+      </w:r>
+    </w:p>
+    <w:p>
+      <w:pPr>
+        <w:pStyle w:val="Code"/>
+      </w:pPr>
+      <w:r>
+        <w:rPr>
+          <w:noProof/>
+        </w:rPr>
+        <w:t xml:space="preserve">    x0 = x0_vals(i);</w:t>
+      </w:r>
+    </w:p>
+    <w:p>
+      <w:pPr>
+        <w:pStyle w:val="Code"/>
+      </w:pPr>
+      <w:r>
+        <w:rPr>
+          <w:noProof/>
+        </w:rPr>
+        <w:t xml:space="preserve">    simOut = sim(modelo);</w:t>
+      </w:r>
+    </w:p>
+    <w:p>
+      <w:pPr>
+        <w:pStyle w:val="Code"/>
+      </w:pPr>
+      <w:r>
+        <w:rPr>
+          <w:noProof/>
+        </w:rPr>
+        <w:t xml:space="preserve">    resultados{i}= simOut; </w:t>
+      </w:r>
+      <w:r>
+        <w:rPr>
+          <w:noProof/>
+          <w:color w:val="008013"/>
+        </w:rPr>
+        <w:t>% Guardamos simulación</w:t>
+      </w:r>
+    </w:p>
+    <w:p>
+      <w:pPr>
+        <w:pStyle w:val="Code"/>
+      </w:pPr>
+      <w:r>
+        <w:rPr>
+          <w:noProof/>
+          <w:color w:val="0E00FF"/>
+        </w:rPr>
+        <w:t>end</w:t>
+      </w:r>
+    </w:p>
+    <w:p>
+      <w:pPr>
+        <w:pStyle w:val="Code"/>
+      </w:pPr>
+    </w:p>
+    <w:p>
+      <w:pPr>
+        <w:pStyle w:val="Code"/>
+      </w:pPr>
+      <w:r>
+        <w:rPr>
+          <w:noProof/>
+          <w:color w:val="008013"/>
+        </w:rPr>
+        <w:t>% Representamos graficamente las orbitas en el espacio de fases</w:t>
+      </w:r>
+    </w:p>
+    <w:p>
+      <w:pPr>
+        <w:pStyle w:val="Code"/>
+      </w:pPr>
+      <w:r>
+        <w:rPr>
+          <w:noProof/>
+        </w:rPr>
+        <w:t xml:space="preserve">figure; hold </w:t>
+      </w:r>
+      <w:r>
+        <w:rPr>
+          <w:noProof/>
+          <w:color w:val="A709F5"/>
+        </w:rPr>
+        <w:t>on</w:t>
+      </w:r>
+    </w:p>
+    <w:p>
+      <w:pPr>
+        <w:pStyle w:val="Code"/>
+      </w:pPr>
+      <w:r>
+        <w:rPr>
+          <w:noProof/>
+          <w:color w:val="0E00FF"/>
+        </w:rPr>
+        <w:t xml:space="preserve">for </w:t>
+      </w:r>
+      <w:r>
+        <w:rPr>
+          <w:noProof/>
+        </w:rPr>
+        <w:t>i = 1:n</w:t>
+      </w:r>
+    </w:p>
+    <w:p>
+      <w:pPr>
+        <w:pStyle w:val="Code"/>
+      </w:pPr>
+      <w:r>
+        <w:rPr>
+          <w:noProof/>
+        </w:rPr>
+        <w:t xml:space="preserve">    x = resultados{i}.x_out.signals.values;</w:t>
+      </w:r>
+    </w:p>
+    <w:p>
+      <w:pPr>
+        <w:pStyle w:val="Code"/>
+      </w:pPr>
+      <w:r>
+        <w:rPr>
+          <w:noProof/>
+        </w:rPr>
+        <w:t xml:space="preserve">    v = resultados{i}.v_out.signals.values;</w:t>
+      </w:r>
+    </w:p>
+    <w:p>
+      <w:pPr>
+        <w:pStyle w:val="Code"/>
+      </w:pPr>
+      <w:r>
+        <w:rPr>
+          <w:noProof/>
+        </w:rPr>
+        <w:t xml:space="preserve">    plot(x,v)</w:t>
+      </w:r>
+    </w:p>
+    <w:p>
+      <w:pPr>
+        <w:pStyle w:val="Code"/>
+      </w:pPr>
+      <w:r>
+        <w:rPr>
+          <w:noProof/>
+          <w:color w:val="0E00FF"/>
+        </w:rPr>
+        <w:t>end</w:t>
+      </w:r>
+    </w:p>
+    <w:p>
+      <w:pPr>
+        <w:pStyle w:val="Code"/>
+      </w:pPr>
+      <w:r>
+        <w:rPr>
+          <w:noProof/>
+        </w:rPr>
+        <w:t>xlabel(</w:t>
+      </w:r>
+      <w:r>
+        <w:rPr>
+          <w:noProof/>
+          <w:color w:val="A709F5"/>
+        </w:rPr>
+        <w:t>'x'</w:t>
+      </w:r>
+      <w:r>
+        <w:rPr>
+          <w:noProof/>
+        </w:rPr>
+        <w:t>)</w:t>
+      </w:r>
+    </w:p>
+    <w:p>
+      <w:pPr>
+        <w:pStyle w:val="Code"/>
+      </w:pPr>
+      <w:r>
+        <w:rPr>
+          <w:noProof/>
+        </w:rPr>
+        <w:t>ylabel(</w:t>
+      </w:r>
+      <w:r>
+        <w:rPr>
+          <w:noProof/>
+          <w:color w:val="A709F5"/>
+        </w:rPr>
+        <w:t>'v'</w:t>
+      </w:r>
+      <w:r>
+        <w:rPr>
+          <w:noProof/>
+        </w:rPr>
+        <w:t>)</w:t>
+      </w:r>
+    </w:p>
+    <w:p>
+      <w:pPr>
+        <w:pStyle w:val="Code"/>
+      </w:pPr>
+      <w:r>
+        <w:rPr>
+          <w:noProof/>
+        </w:rPr>
+        <w:t>title(</w:t>
+      </w:r>
+      <w:r>
+        <w:rPr>
+          <w:noProof/>
+          <w:color w:val="A709F5"/>
+        </w:rPr>
+        <w:t>'Espacio de fases'</w:t>
+      </w:r>
+      <w:r>
+        <w:rPr>
+          <w:noProof/>
+        </w:rPr>
+        <w:t>)</w:t>
+      </w:r>
+    </w:p>
+    <w:p>
+      <w:pPr>
+        <w:pStyle w:val="Code"/>
+      </w:pPr>
+      <w:r>
+        <w:rPr>
+          <w:noProof/>
+        </w:rPr>
+        <w:t xml:space="preserve">grid </w:t>
+      </w:r>
+      <w:r>
+        <w:rPr>
+          <w:noProof/>
+          <w:color w:val="A709F5"/>
+        </w:rPr>
+        <w:t>on</w:t>
+      </w:r>
+    </w:p>
+    <w:p>
+      <w:pPr>
+        <w:jc w:val="center"/>
+        <w:divId w:val="901209492"/>
+        <w:rPr>
+          <w:rFonts w:ascii="Consolas" w:eastAsia="Times New Roman" w:hAnsi="Consolas" w:cs="Consolas"/>
+          <w:color w:val="404040"/>
+          <w:sz w:val="24"/>
+          <w:szCs w:val="24"/>
+        </w:rPr>
+      </w:pPr>
+      <w:r>
+        <w:rPr>
+          <w:rFonts w:ascii="Consolas" w:eastAsia="Times New Roman" w:hAnsi="Consolas" w:cs="Consolas"/>
+          <w:noProof/>
+          <w:color w:val="404040"/>
+        </w:rPr>
+        <w:lastRenderedPageBreak/>
+        <w:drawing>
+          <wp:inline distT="0" distB="0" distL="0" distR="0" wp14:anchorId="62854A29" wp14:editId="62854A2A">
+            <wp:extent cx="4002405" cy="2398395"/>
+            <wp:effectExtent l="0" t="0" r="0" b="1905"/>
+            <wp:docPr id="48380884" name="Imagen 48380884"/>
+            <wp:cNvGraphicFramePr>
+              <a:graphicFrameLocks xmlns:a="http://schemas.openxmlformats.org/drawingml/2006/main" noChangeAspect="1"/>
+            </wp:cNvGraphicFramePr>
+            <a:graphic xmlns:a="http://schemas.openxmlformats.org/drawingml/2006/main">
+              <a:graphicData uri="http://schemas.openxmlformats.org/drawingml/2006/picture">
+                <pic:pic xmlns:pic="http://schemas.openxmlformats.org/drawingml/2006/picture">
+                  <pic:nvPicPr>
+                    <pic:cNvPr id="0" name="Picture 1"/>
+                    <pic:cNvPicPr>
+                      <a:picLocks noChangeAspect="1" noChangeArrowheads="1"/>
+                    </pic:cNvPicPr>
+                  </pic:nvPicPr>
+                  <pic:blipFill>
+                    <a:blip r:embed="rId19">
+                      <a:extLst>
+                        <a:ext uri="{28A0092B-C50C-407E-A947-70E740481C1C}">
+                          <a14:useLocalDpi xmlns:a14="http://schemas.microsoft.com/office/drawing/2010/main" val="0"/>
+                        </a:ext>
+                      </a:extLst>
+                    </a:blip>
+                    <a:srcRect/>
+                    <a:stretch>
+                      <a:fillRect/>
+                    </a:stretch>
+                  </pic:blipFill>
+                  <pic:spPr bwMode="auto">
+                    <a:xfrm>
+                      <a:off x="0" y="0"/>
+                      <a:ext cx="4002405" cy="2398395"/>
+                    </a:xfrm>
+                    <a:prstGeom prst="rect">
+                      <a:avLst/>
+                    </a:prstGeom>
+                    <a:noFill/>
+                    <a:ln>
+                      <a:noFill/>
+                    </a:ln>
+                  </pic:spPr>
+                </pic:pic>
+              </a:graphicData>
+            </a:graphic>
+          </wp:inline>
+        </w:drawing>
+      </w:r>
+    </w:p>
+    <w:p>
+      <w:pPr>
+        <w:pStyle w:val="Text"/>
+      </w:pPr>
+      <w:r>
+        <w:rPr>
+          <w:rFonts w:ascii="Consolas"/>
+        </w:rPr>
+        <w:t xml:space="preserve">Viendo la </w:t>
+      </w:r>
+      <w:r>
+        <w:rPr>
+          <w:rFonts w:ascii="Consolas"/>
+        </w:rPr>
+        <w:t>gr</w:t>
+      </w:r>
+      <w:r>
+        <w:rPr>
+          <w:rFonts w:ascii="Consolas"/>
+        </w:rPr>
+        <w:t>á</w:t>
+      </w:r>
+      <w:r>
+        <w:rPr>
+          <w:rFonts w:ascii="Consolas"/>
+        </w:rPr>
+        <w:t>fica</w:t>
+      </w:r>
+      <w:r>
+        <w:rPr>
+          <w:rFonts w:ascii="Consolas"/>
+        </w:rPr>
+        <w:t xml:space="preserve"> del espacio de fases se pueden observar diferentes </w:t>
+      </w:r>
+      <w:r>
+        <w:rPr>
+          <w:rFonts w:ascii="Consolas"/>
+        </w:rPr>
+        <w:t>caracter</w:t>
+      </w:r>
+      <w:r>
+        <w:rPr>
+          <w:rFonts w:ascii="Consolas"/>
+        </w:rPr>
+        <w:t>í</w:t>
+      </w:r>
+      <w:r>
+        <w:rPr>
+          <w:rFonts w:ascii="Consolas"/>
+        </w:rPr>
+        <w:t>sticas</w:t>
+      </w:r>
+      <w:r>
+        <w:rPr>
+          <w:rFonts w:ascii="Consolas"/>
+        </w:rPr>
+        <w:t xml:space="preserve"> del sistema:</w:t>
+      </w:r>
+    </w:p>
+    <w:p>
+      <w:pPr>
+        <w:pStyle w:val="Lista"/>
+        <w:numPr>
+          <w:ilvl w:val="0"/>
+          <w:numId w:val="1"/>
+        </w:numPr>
+      </w:pPr>
+      <w:r>
+        <w:rPr>
+          <w:rFonts w:ascii="Consolas"/>
+        </w:rPr>
+        <w:t xml:space="preserve">Se pueden observar dos regiones cerradas definidas sobre </w:t>
+      </w:r>
+      <w:r>
+        <w:rPr>
+          <w:noProof/>
+          <w:position w:val="-7"/>
+        </w:rPr>
+        <w:drawing>
+          <wp:inline distT="0" distB="0" distL="0" distR="0" wp14:anchorId="62854A2B" wp14:editId="62854A2C">
+            <wp:extent cx="352425" cy="176213"/>
+            <wp:effectExtent l="0" t="0" r="0" b="0"/>
+            <wp:docPr id="1320292908" name="Untitled"/>
+            <wp:cNvGraphicFramePr/>
+            <a:graphic xmlns:a="http://schemas.openxmlformats.org/drawingml/2006/main">
+              <a:graphicData uri="http://schemas.openxmlformats.org/drawingml/2006/picture">
+                <pic:pic xmlns:pic="http://schemas.openxmlformats.org/drawingml/2006/picture">
+                  <pic:nvPicPr>
+                    <pic:cNvPr id="1" name="Untitled"/>
+                    <pic:cNvPicPr/>
+                  </pic:nvPicPr>
+                  <pic:blipFill>
+                    <a:blip r:embed="rId20"/>
+                    <a:stretch>
+                      <a:fillRect/>
+                    </a:stretch>
+                  </pic:blipFill>
+                  <pic:spPr>
+                    <a:xfrm>
+                      <a:off x="0" y="0"/>
+                      <a:ext cx="352425" cy="176213"/>
+                    </a:xfrm>
+                    <a:prstGeom prst="rect">
+                      <a:avLst/>
+                    </a:prstGeom>
+                  </pic:spPr>
+                </pic:pic>
+              </a:graphicData>
+            </a:graphic>
+          </wp:inline>
+        </w:drawing>
+      </w:r>
+      <w:r>
+        <w:rPr>
+          <w:rFonts w:ascii="Consolas"/>
+        </w:rPr>
+        <w:t xml:space="preserve"> y </w:t>
+      </w:r>
+      <w:r>
+        <w:rPr>
+          <w:noProof/>
+          <w:position w:val="-7"/>
+        </w:rPr>
+        <w:drawing>
+          <wp:inline distT="0" distB="0" distL="0" distR="0" wp14:anchorId="62854A2D" wp14:editId="62854A2E">
+            <wp:extent cx="447675" cy="171450"/>
+            <wp:effectExtent l="0" t="0" r="0" b="0"/>
+            <wp:docPr id="614258214" name="Untitled"/>
+            <wp:cNvGraphicFramePr/>
+            <a:graphic xmlns:a="http://schemas.openxmlformats.org/drawingml/2006/main">
+              <a:graphicData uri="http://schemas.openxmlformats.org/drawingml/2006/picture">
+                <pic:pic xmlns:pic="http://schemas.openxmlformats.org/drawingml/2006/picture">
+                  <pic:nvPicPr>
+                    <pic:cNvPr id="1" name="Untitled"/>
+                    <pic:cNvPicPr/>
+                  </pic:nvPicPr>
+                  <pic:blipFill>
+                    <a:blip r:embed="rId21"/>
+                    <a:stretch>
+                      <a:fillRect/>
+                    </a:stretch>
+                  </pic:blipFill>
+                  <pic:spPr>
+                    <a:xfrm>
+                      <a:off x="0" y="0"/>
+                      <a:ext cx="447675" cy="171450"/>
+                    </a:xfrm>
+                    <a:prstGeom prst="rect">
+                      <a:avLst/>
+                    </a:prstGeom>
+                  </pic:spPr>
+                </pic:pic>
+              </a:graphicData>
+            </a:graphic>
+          </wp:inline>
+        </w:drawing>
+      </w:r>
+      <w:r>
+        <w:rPr>
+          <w:rFonts w:ascii="Consolas"/>
+        </w:rPr>
+        <w:t>. Esto significa que son dos puntos de equilibrio estables.</w:t>
+      </w:r>
+    </w:p>
+    <w:p>
+      <w:pPr>
+        <w:pStyle w:val="Lista"/>
+        <w:numPr>
+          <w:ilvl w:val="0"/>
+          <w:numId w:val="1"/>
+        </w:numPr>
+      </w:pPr>
+      <w:r>
+        <w:rPr>
+          <w:rFonts w:ascii="Consolas"/>
+        </w:rPr>
+        <w:t xml:space="preserve">En la zona central, alrededor de </w:t>
+      </w:r>
+      <w:r>
+        <w:rPr>
+          <w:noProof/>
+          <w:position w:val="-7"/>
+        </w:rPr>
+        <w:drawing>
+          <wp:inline distT="0" distB="0" distL="0" distR="0" wp14:anchorId="62854A2F" wp14:editId="62854A30">
+            <wp:extent cx="352425" cy="176213"/>
+            <wp:effectExtent l="0" t="0" r="0" b="0"/>
+            <wp:docPr id="1831803826" name="Untitled"/>
+            <wp:cNvGraphicFramePr/>
+            <a:graphic xmlns:a="http://schemas.openxmlformats.org/drawingml/2006/main">
+              <a:graphicData uri="http://schemas.openxmlformats.org/drawingml/2006/picture">
+                <pic:pic xmlns:pic="http://schemas.openxmlformats.org/drawingml/2006/picture">
+                  <pic:nvPicPr>
+                    <pic:cNvPr id="1" name="Untitled"/>
+                    <pic:cNvPicPr/>
+                  </pic:nvPicPr>
+                  <pic:blipFill>
+                    <a:blip r:embed="rId22"/>
+                    <a:stretch>
+                      <a:fillRect/>
+                    </a:stretch>
+                  </pic:blipFill>
+                  <pic:spPr>
+                    <a:xfrm>
+                      <a:off x="0" y="0"/>
+                      <a:ext cx="352425" cy="176213"/>
+                    </a:xfrm>
+                    <a:prstGeom prst="rect">
+                      <a:avLst/>
+                    </a:prstGeom>
+                  </pic:spPr>
+                </pic:pic>
+              </a:graphicData>
+            </a:graphic>
+          </wp:inline>
+        </w:drawing>
+      </w:r>
+      <w:r>
+        <w:rPr>
+          <w:rFonts w:ascii="Consolas"/>
+        </w:rPr>
+        <w:t xml:space="preserve"> se observa que las trayectorias se estrechan y algunas pasan de un lado al otro. Esto significa que es un punto de equilibrio inestable. Es un punto de silla.</w:t>
+      </w:r>
+    </w:p>
+    <w:p>
+      <w:pPr>
+        <w:pStyle w:val="Lista"/>
+        <w:numPr>
+          <w:ilvl w:val="0"/>
+          <w:numId w:val="1"/>
+        </w:numPr>
+      </w:pPr>
+      <w:r>
+        <w:rPr>
+          <w:rFonts w:ascii="Consolas"/>
+        </w:rPr>
+        <w:t xml:space="preserve">Se observan tres tipos de trayectorias en el espacio de fases. En primer </w:t>
+      </w:r>
+      <w:r>
+        <w:rPr>
+          <w:rFonts w:ascii="Consolas"/>
+        </w:rPr>
+        <w:t>lugar,</w:t>
+      </w:r>
+      <w:r>
+        <w:rPr>
+          <w:rFonts w:ascii="Consolas"/>
+        </w:rPr>
+        <w:t xml:space="preserve"> </w:t>
+      </w:r>
+      <w:r>
+        <w:rPr>
+          <w:rFonts w:ascii="Consolas"/>
+        </w:rPr>
+        <w:t>est</w:t>
+      </w:r>
+      <w:r>
+        <w:rPr>
+          <w:rFonts w:ascii="Consolas"/>
+        </w:rPr>
+        <w:t>á</w:t>
+      </w:r>
+      <w:r>
+        <w:rPr>
+          <w:rFonts w:ascii="Consolas"/>
+        </w:rPr>
+        <w:t>n</w:t>
+      </w:r>
+      <w:r>
+        <w:rPr>
+          <w:rFonts w:ascii="Consolas"/>
+        </w:rPr>
+        <w:t xml:space="preserve"> las orbitas internas cerradas (dentro de cada pozo), se encuentran centradas sobre los puntos de equilibrio estables y su </w:t>
+      </w:r>
+      <w:r>
+        <w:rPr>
+          <w:rFonts w:ascii="Consolas"/>
+        </w:rPr>
+        <w:t>energ</w:t>
+      </w:r>
+      <w:r>
+        <w:rPr>
+          <w:rFonts w:ascii="Consolas"/>
+        </w:rPr>
+        <w:t>í</w:t>
+      </w:r>
+      <w:r>
+        <w:rPr>
+          <w:rFonts w:ascii="Consolas"/>
+        </w:rPr>
+        <w:t>a</w:t>
+      </w:r>
+      <w:r>
+        <w:rPr>
+          <w:rFonts w:ascii="Consolas"/>
+        </w:rPr>
+        <w:t xml:space="preserve"> es baja. En segundo </w:t>
+      </w:r>
+      <w:r>
+        <w:rPr>
+          <w:rFonts w:ascii="Consolas"/>
+        </w:rPr>
+        <w:t>lugar,</w:t>
+      </w:r>
+      <w:r>
+        <w:rPr>
+          <w:rFonts w:ascii="Consolas"/>
+        </w:rPr>
+        <w:t xml:space="preserve"> </w:t>
+      </w:r>
+      <w:r>
+        <w:rPr>
+          <w:rFonts w:ascii="Consolas"/>
+        </w:rPr>
+        <w:t>est</w:t>
+      </w:r>
+      <w:r>
+        <w:rPr>
+          <w:rFonts w:ascii="Consolas"/>
+        </w:rPr>
+        <w:t>á</w:t>
+      </w:r>
+      <w:r>
+        <w:rPr>
+          <w:rFonts w:ascii="Consolas"/>
+        </w:rPr>
+        <w:t>n</w:t>
+      </w:r>
+      <w:r>
+        <w:rPr>
+          <w:rFonts w:ascii="Consolas"/>
+        </w:rPr>
+        <w:t xml:space="preserve"> las orbitas externas, son de gran tama</w:t>
+      </w:r>
+      <w:r>
+        <w:rPr>
+          <w:rFonts w:ascii="Consolas"/>
+        </w:rPr>
+        <w:t>ñ</w:t>
+      </w:r>
+      <w:r>
+        <w:rPr>
+          <w:rFonts w:ascii="Consolas"/>
+        </w:rPr>
+        <w:t xml:space="preserve">o, rodean todo el sistema y son de </w:t>
+      </w:r>
+      <w:r>
+        <w:rPr>
+          <w:rFonts w:ascii="Consolas"/>
+        </w:rPr>
+        <w:t>energ</w:t>
+      </w:r>
+      <w:r>
+        <w:rPr>
+          <w:rFonts w:ascii="Consolas"/>
+        </w:rPr>
+        <w:t>í</w:t>
+      </w:r>
+      <w:r>
+        <w:rPr>
+          <w:rFonts w:ascii="Consolas"/>
+        </w:rPr>
+        <w:t>a</w:t>
+      </w:r>
+      <w:r>
+        <w:rPr>
+          <w:rFonts w:ascii="Consolas"/>
+        </w:rPr>
+        <w:t xml:space="preserve"> alta. Por </w:t>
+      </w:r>
+      <w:r>
+        <w:rPr>
+          <w:rFonts w:ascii="Consolas"/>
+        </w:rPr>
+        <w:t>ú</w:t>
+      </w:r>
+      <w:r>
+        <w:rPr>
+          <w:rFonts w:ascii="Consolas"/>
+        </w:rPr>
+        <w:t>ltimo,</w:t>
+      </w:r>
+      <w:r>
+        <w:rPr>
+          <w:rFonts w:ascii="Consolas"/>
+        </w:rPr>
+        <w:t xml:space="preserve"> </w:t>
+      </w:r>
+      <w:r>
+        <w:rPr>
+          <w:rFonts w:ascii="Consolas"/>
+        </w:rPr>
+        <w:t>est</w:t>
+      </w:r>
+      <w:r>
+        <w:rPr>
+          <w:rFonts w:ascii="Consolas"/>
+        </w:rPr>
+        <w:t>á</w:t>
+      </w:r>
+      <w:r>
+        <w:rPr>
+          <w:rFonts w:ascii="Consolas"/>
+        </w:rPr>
+        <w:t xml:space="preserve"> la trayectoria critica, es la </w:t>
+      </w:r>
+      <w:r>
+        <w:rPr>
+          <w:rFonts w:ascii="Consolas"/>
+        </w:rPr>
+        <w:t>energ</w:t>
+      </w:r>
+      <w:r>
+        <w:rPr>
+          <w:rFonts w:ascii="Consolas"/>
+        </w:rPr>
+        <w:t>í</w:t>
+      </w:r>
+      <w:r>
+        <w:rPr>
+          <w:rFonts w:ascii="Consolas"/>
+        </w:rPr>
+        <w:t>a</w:t>
+      </w:r>
+      <w:r>
+        <w:rPr>
+          <w:rFonts w:ascii="Consolas"/>
+        </w:rPr>
+        <w:t xml:space="preserve"> exacta necesaria para escapar del pozo. Esta trayectoria se llama separatriz.</w:t>
+      </w:r>
+    </w:p>
+    <w:p>
+      <w:pPr>
+        <w:pStyle w:val="Text"/>
+      </w:pPr>
+      <w:r>
+        <w:rPr>
+          <w:rFonts w:ascii="Consolas"/>
+        </w:rPr>
+        <w:t xml:space="preserve">A </w:t>
+      </w:r>
+      <w:r>
+        <w:rPr>
+          <w:rFonts w:ascii="Consolas"/>
+        </w:rPr>
+        <w:t>continuaci</w:t>
+      </w:r>
+      <w:r>
+        <w:rPr>
+          <w:rFonts w:ascii="Consolas"/>
+        </w:rPr>
+        <w:t>ó</w:t>
+      </w:r>
+      <w:r>
+        <w:rPr>
+          <w:rFonts w:ascii="Consolas"/>
+        </w:rPr>
+        <w:t>n,</w:t>
+      </w:r>
+      <w:r>
+        <w:rPr>
+          <w:rFonts w:ascii="Consolas"/>
+        </w:rPr>
+        <w:t xml:space="preserve"> se va a estudiar la din</w:t>
+      </w:r>
+      <w:r>
+        <w:rPr>
+          <w:rFonts w:ascii="Consolas"/>
+        </w:rPr>
+        <w:t>á</w:t>
+      </w:r>
+      <w:r>
+        <w:rPr>
+          <w:rFonts w:ascii="Consolas"/>
+        </w:rPr>
+        <w:t xml:space="preserve">mica del sistema variando los </w:t>
+      </w:r>
+      <w:r>
+        <w:rPr>
+          <w:rFonts w:ascii="Consolas"/>
+        </w:rPr>
+        <w:t>par</w:t>
+      </w:r>
+      <w:r>
+        <w:rPr>
+          <w:rFonts w:ascii="Consolas"/>
+        </w:rPr>
+        <w:t>á</w:t>
+      </w:r>
+      <w:r>
+        <w:rPr>
+          <w:rFonts w:ascii="Consolas"/>
+        </w:rPr>
+        <w:t>metros</w:t>
+      </w:r>
+      <w:r>
+        <w:rPr>
+          <w:rFonts w:ascii="Consolas"/>
+        </w:rPr>
+        <w:t xml:space="preserve"> a y b de los pozos para poder analizar la forma y profundidad de estos.</w:t>
+      </w:r>
+    </w:p>
+    <w:p>
+      <w:pPr>
+        <w:pStyle w:val="Code"/>
+      </w:pPr>
+      <w:r>
+        <w:rPr>
+          <w:noProof/>
+        </w:rPr>
+        <w:t>a_vals = [0.1 0.25 0.5];</w:t>
+      </w:r>
+    </w:p>
+    <w:p>
+      <w:pPr>
+        <w:pStyle w:val="Code"/>
+      </w:pPr>
+      <w:r>
+        <w:rPr>
+          <w:noProof/>
+        </w:rPr>
+        <w:t>na = length(a_vals);</w:t>
+      </w:r>
+    </w:p>
+    <w:p>
+      <w:pPr>
+        <w:pStyle w:val="Code"/>
+      </w:pPr>
+      <w:r>
+        <w:rPr>
+          <w:noProof/>
+        </w:rPr>
+        <w:t>b_vals = [0.2 0.5 1];</w:t>
+      </w:r>
+    </w:p>
+    <w:p>
+      <w:pPr>
+        <w:pStyle w:val="Code"/>
+      </w:pPr>
+      <w:r>
+        <w:rPr>
+          <w:noProof/>
+        </w:rPr>
+        <w:t>nb = length(b_vals);</w:t>
+      </w:r>
+    </w:p>
+    <w:p>
+      <w:pPr>
+        <w:pStyle w:val="Code"/>
+      </w:pPr>
+      <w:r>
+        <w:rPr>
+          <w:noProof/>
+        </w:rPr>
+        <w:t>resultados = cell(na, nb);</w:t>
+      </w:r>
+    </w:p>
+    <w:p>
+      <w:pPr>
+        <w:pStyle w:val="Code"/>
+      </w:pPr>
+    </w:p>
+    <w:p>
+      <w:pPr>
+        <w:pStyle w:val="Code"/>
+      </w:pPr>
+      <w:r>
+        <w:rPr>
+          <w:noProof/>
+          <w:color w:val="008013"/>
+        </w:rPr>
+        <w:t>% Simulamos cada una de las trayectorias y guardamos los valores obtenidos</w:t>
+      </w:r>
+    </w:p>
+    <w:p>
+      <w:pPr>
+        <w:pStyle w:val="Code"/>
+      </w:pPr>
+      <w:r>
+        <w:rPr>
+          <w:noProof/>
+          <w:color w:val="0E00FF"/>
+        </w:rPr>
+        <w:t xml:space="preserve">for </w:t>
+      </w:r>
+      <w:r>
+        <w:rPr>
+          <w:noProof/>
+        </w:rPr>
+        <w:t>ia = 1:na</w:t>
+      </w:r>
+    </w:p>
+    <w:p>
+      <w:pPr>
+        <w:pStyle w:val="Code"/>
+      </w:pPr>
+      <w:r>
+        <w:rPr>
+          <w:noProof/>
+        </w:rPr>
+        <w:t xml:space="preserve">    </w:t>
+      </w:r>
+      <w:r>
+        <w:rPr>
+          <w:noProof/>
+          <w:color w:val="0E00FF"/>
+        </w:rPr>
+        <w:t xml:space="preserve">for </w:t>
+      </w:r>
+      <w:r>
+        <w:rPr>
+          <w:noProof/>
+        </w:rPr>
+        <w:t>ib = 1:nb</w:t>
+      </w:r>
+    </w:p>
+    <w:p>
+      <w:pPr>
+        <w:pStyle w:val="Code"/>
+      </w:pPr>
+    </w:p>
+    <w:p>
+      <w:pPr>
+        <w:pStyle w:val="Code"/>
+      </w:pPr>
+      <w:r>
+        <w:rPr>
+          <w:noProof/>
+        </w:rPr>
+        <w:t xml:space="preserve">        a = a_vals(ia);</w:t>
+      </w:r>
+    </w:p>
+    <w:p>
+      <w:pPr>
+        <w:pStyle w:val="Code"/>
+      </w:pPr>
+      <w:r>
+        <w:rPr>
+          <w:noProof/>
+        </w:rPr>
+        <w:t xml:space="preserve">        b = b_vals(ib);</w:t>
+      </w:r>
+    </w:p>
+    <w:p>
+      <w:pPr>
+        <w:pStyle w:val="Code"/>
+      </w:pPr>
+    </w:p>
+    <w:p>
+      <w:pPr>
+        <w:pStyle w:val="Code"/>
+      </w:pPr>
+      <w:r>
+        <w:rPr>
+          <w:noProof/>
+        </w:rPr>
+        <w:t xml:space="preserve">        trayectorias = cell(n,1);</w:t>
+      </w:r>
+    </w:p>
+    <w:p>
+      <w:pPr>
+        <w:pStyle w:val="Code"/>
+      </w:pPr>
+    </w:p>
+    <w:p>
+      <w:pPr>
+        <w:pStyle w:val="Code"/>
+      </w:pPr>
+      <w:r>
+        <w:rPr>
+          <w:noProof/>
+        </w:rPr>
+        <w:t xml:space="preserve">        </w:t>
+      </w:r>
+      <w:r>
+        <w:rPr>
+          <w:noProof/>
+          <w:color w:val="0E00FF"/>
+        </w:rPr>
+        <w:t xml:space="preserve">for </w:t>
+      </w:r>
+      <w:r>
+        <w:rPr>
+          <w:noProof/>
+        </w:rPr>
+        <w:t>i = 1:n</w:t>
+      </w:r>
+    </w:p>
+    <w:p>
+      <w:pPr>
+        <w:pStyle w:val="Code"/>
+      </w:pPr>
+    </w:p>
+    <w:p>
+      <w:pPr>
+        <w:pStyle w:val="Code"/>
+      </w:pPr>
+      <w:r>
+        <w:rPr>
+          <w:noProof/>
+        </w:rPr>
+        <w:t xml:space="preserve">            x0 = x0_vals(i);</w:t>
+      </w:r>
+    </w:p>
+    <w:p>
+      <w:pPr>
+        <w:pStyle w:val="Code"/>
+      </w:pPr>
+    </w:p>
+    <w:p>
+      <w:pPr>
+        <w:pStyle w:val="Code"/>
+      </w:pPr>
+      <w:r>
+        <w:rPr>
+          <w:noProof/>
+        </w:rPr>
+        <w:t xml:space="preserve">            simOut = sim(modelo);</w:t>
+      </w:r>
+    </w:p>
+    <w:p>
+      <w:pPr>
+        <w:pStyle w:val="Code"/>
+      </w:pPr>
+    </w:p>
+    <w:p>
+      <w:pPr>
+        <w:pStyle w:val="Code"/>
+      </w:pPr>
+      <w:r>
+        <w:rPr>
+          <w:noProof/>
+        </w:rPr>
+        <w:t xml:space="preserve">            x = simOut.x_out.signals.values;</w:t>
+      </w:r>
+    </w:p>
+    <w:p>
+      <w:pPr>
+        <w:pStyle w:val="Code"/>
+      </w:pPr>
+      <w:r>
+        <w:rPr>
+          <w:noProof/>
+        </w:rPr>
+        <w:t xml:space="preserve">            v = simOut.v_out.signals.values;</w:t>
+      </w:r>
+    </w:p>
+    <w:p>
+      <w:pPr>
+        <w:pStyle w:val="Code"/>
+      </w:pPr>
+    </w:p>
+    <w:p>
+      <w:pPr>
+        <w:pStyle w:val="Code"/>
+      </w:pPr>
+      <w:r>
+        <w:rPr>
+          <w:noProof/>
+        </w:rPr>
+        <w:t xml:space="preserve">            trayectorias{i} = [x, v];</w:t>
+      </w:r>
+    </w:p>
+    <w:p>
+      <w:pPr>
+        <w:pStyle w:val="Code"/>
+      </w:pPr>
+      <w:r>
+        <w:rPr>
+          <w:noProof/>
+        </w:rPr>
+        <w:t xml:space="preserve">        </w:t>
+      </w:r>
+      <w:r>
+        <w:rPr>
+          <w:noProof/>
+          <w:color w:val="0E00FF"/>
+        </w:rPr>
+        <w:t>end</w:t>
+      </w:r>
+    </w:p>
+    <w:p>
+      <w:pPr>
+        <w:pStyle w:val="Code"/>
+      </w:pPr>
+    </w:p>
+    <w:p>
+      <w:pPr>
+        <w:pStyle w:val="Code"/>
+      </w:pPr>
+      <w:r>
+        <w:rPr>
+          <w:noProof/>
+        </w:rPr>
+        <w:t xml:space="preserve">        resultados{ia,ib} = trayectorias;</w:t>
+      </w:r>
+    </w:p>
+    <w:p>
+      <w:pPr>
+        <w:pStyle w:val="Code"/>
+      </w:pPr>
+      <w:r>
+        <w:rPr>
+          <w:noProof/>
+        </w:rPr>
+        <w:t xml:space="preserve">    </w:t>
+      </w:r>
+      <w:r>
+        <w:rPr>
+          <w:noProof/>
+          <w:color w:val="0E00FF"/>
+        </w:rPr>
+        <w:t>end</w:t>
+      </w:r>
+    </w:p>
+    <w:p>
+      <w:pPr>
+        <w:pStyle w:val="Code"/>
+      </w:pPr>
+      <w:r>
+        <w:rPr>
+          <w:noProof/>
+          <w:color w:val="0E00FF"/>
+        </w:rPr>
+        <w:t>end</w:t>
+      </w:r>
+    </w:p>
+    <w:p>
+      <w:pPr>
+        <w:pStyle w:val="Code"/>
+      </w:pPr>
+    </w:p>
+    <w:p>
+      <w:pPr>
+        <w:pStyle w:val="Code"/>
+      </w:pPr>
+      <w:r>
+        <w:rPr>
+          <w:noProof/>
+          <w:color w:val="008013"/>
+        </w:rPr>
+        <w:t>% Se representan graficamente las simulaciones con diferentes valores para</w:t>
+      </w:r>
+    </w:p>
+    <w:p>
+      <w:pPr>
+        <w:pStyle w:val="Code"/>
+      </w:pPr>
+      <w:r>
+        <w:rPr>
+          <w:noProof/>
+          <w:color w:val="008013"/>
+        </w:rPr>
+        <w:t>% los parametros a y b</w:t>
+      </w:r>
+    </w:p>
+    <w:p>
+      <w:pPr>
+        <w:pStyle w:val="Code"/>
+      </w:pPr>
+      <w:r>
+        <w:rPr>
+          <w:noProof/>
+          <w:color w:val="0E00FF"/>
+        </w:rPr>
+        <w:t xml:space="preserve">for </w:t>
+      </w:r>
+      <w:r>
+        <w:rPr>
+          <w:noProof/>
+        </w:rPr>
+        <w:t>ia = 1:na</w:t>
+      </w:r>
+    </w:p>
+    <w:p>
+      <w:pPr>
+        <w:pStyle w:val="Code"/>
+      </w:pPr>
+      <w:r>
+        <w:rPr>
+          <w:noProof/>
+        </w:rPr>
+        <w:t xml:space="preserve">    </w:t>
+      </w:r>
+      <w:r>
+        <w:rPr>
+          <w:noProof/>
+          <w:color w:val="0E00FF"/>
+        </w:rPr>
+        <w:t xml:space="preserve">for </w:t>
+      </w:r>
+      <w:r>
+        <w:rPr>
+          <w:noProof/>
+        </w:rPr>
+        <w:t>ib = 1:nb</w:t>
+      </w:r>
+    </w:p>
+    <w:p>
+      <w:pPr>
+        <w:pStyle w:val="Code"/>
+      </w:pPr>
+      <w:r>
+        <w:rPr>
+          <w:noProof/>
+        </w:rPr>
+        <w:t xml:space="preserve">        figure; hold </w:t>
+      </w:r>
+      <w:r>
+        <w:rPr>
+          <w:noProof/>
+          <w:color w:val="A709F5"/>
+        </w:rPr>
+        <w:t>on</w:t>
+      </w:r>
+    </w:p>
+    <w:p>
+      <w:pPr>
+        <w:pStyle w:val="Code"/>
+      </w:pPr>
+    </w:p>
+    <w:p>
+      <w:pPr>
+        <w:pStyle w:val="Code"/>
+      </w:pPr>
+      <w:r>
+        <w:rPr>
+          <w:noProof/>
+        </w:rPr>
+        <w:t xml:space="preserve">        tray = resultados{ia,ib};</w:t>
+      </w:r>
+    </w:p>
+    <w:p>
+      <w:pPr>
+        <w:pStyle w:val="Code"/>
+      </w:pPr>
+    </w:p>
+    <w:p>
+      <w:pPr>
+        <w:pStyle w:val="Code"/>
+      </w:pPr>
+      <w:r>
+        <w:rPr>
+          <w:noProof/>
+        </w:rPr>
+        <w:t xml:space="preserve">        </w:t>
+      </w:r>
+      <w:r>
+        <w:rPr>
+          <w:noProof/>
+          <w:color w:val="0E00FF"/>
+        </w:rPr>
+        <w:t xml:space="preserve">for </w:t>
+      </w:r>
+      <w:r>
+        <w:rPr>
+          <w:noProof/>
+        </w:rPr>
+        <w:t>i = 1:length(tray)</w:t>
+      </w:r>
+    </w:p>
+    <w:p>
+      <w:pPr>
+        <w:pStyle w:val="Code"/>
+      </w:pPr>
+      <w:r>
+        <w:rPr>
+          <w:noProof/>
+        </w:rPr>
+        <w:t xml:space="preserve">            data = tray{i};</w:t>
+      </w:r>
+    </w:p>
+    <w:p>
+      <w:pPr>
+        <w:pStyle w:val="Code"/>
+      </w:pPr>
+      <w:r>
+        <w:rPr>
+          <w:noProof/>
+        </w:rPr>
+        <w:t xml:space="preserve">            plot(data(:,1), data(:,2))</w:t>
+      </w:r>
+    </w:p>
+    <w:p>
+      <w:pPr>
+        <w:pStyle w:val="Code"/>
+      </w:pPr>
+      <w:r>
+        <w:rPr>
+          <w:noProof/>
+        </w:rPr>
+        <w:t xml:space="preserve">        </w:t>
+      </w:r>
+      <w:r>
+        <w:rPr>
+          <w:noProof/>
+          <w:color w:val="0E00FF"/>
+        </w:rPr>
+        <w:t>end</w:t>
+      </w:r>
+    </w:p>
+    <w:p>
+      <w:pPr>
+        <w:pStyle w:val="Code"/>
+      </w:pPr>
+    </w:p>
+    <w:p>
+      <w:pPr>
+        <w:pStyle w:val="Code"/>
+      </w:pPr>
+      <w:r>
+        <w:rPr>
+          <w:noProof/>
+        </w:rPr>
+        <w:t xml:space="preserve">        title(sprintf(</w:t>
+      </w:r>
+      <w:r>
+        <w:rPr>
+          <w:noProof/>
+          <w:color w:val="A709F5"/>
+        </w:rPr>
+        <w:t>'a=%.2f, b=%.2f'</w:t>
+      </w:r>
+      <w:r>
+        <w:rPr>
+          <w:noProof/>
+        </w:rPr>
+        <w:t>, a_vals(ia), b_vals(ib)))</w:t>
+      </w:r>
+    </w:p>
+    <w:p>
+      <w:pPr>
+        <w:pStyle w:val="Code"/>
+      </w:pPr>
+      <w:r>
+        <w:rPr>
+          <w:noProof/>
+        </w:rPr>
+        <w:t xml:space="preserve">        xlabel(</w:t>
+      </w:r>
+      <w:r>
+        <w:rPr>
+          <w:noProof/>
+          <w:color w:val="A709F5"/>
+        </w:rPr>
+        <w:t>'x'</w:t>
+      </w:r>
+      <w:r>
+        <w:rPr>
+          <w:noProof/>
+        </w:rPr>
+        <w:t>); ylabel(</w:t>
+      </w:r>
+      <w:r>
+        <w:rPr>
+          <w:noProof/>
+          <w:color w:val="A709F5"/>
+        </w:rPr>
+        <w:t>'v'</w:t>
+      </w:r>
+      <w:r>
+        <w:rPr>
+          <w:noProof/>
+        </w:rPr>
+        <w:t xml:space="preserve">); grid </w:t>
+      </w:r>
+      <w:r>
+        <w:rPr>
+          <w:noProof/>
+          <w:color w:val="A709F5"/>
+        </w:rPr>
+        <w:t>on</w:t>
+      </w:r>
+    </w:p>
+    <w:p>
+      <w:pPr>
+        <w:pStyle w:val="Code"/>
+      </w:pPr>
+      <w:r>
+        <w:rPr>
+          <w:noProof/>
+        </w:rPr>
+        <w:t xml:space="preserve">    </w:t>
+      </w:r>
+      <w:r>
+        <w:rPr>
+          <w:noProof/>
+          <w:color w:val="0E00FF"/>
+        </w:rPr>
+        <w:t>end</w:t>
+      </w:r>
+    </w:p>
+    <w:p>
+      <w:pPr>
+        <w:pStyle w:val="Code"/>
+      </w:pPr>
+      <w:r>
+        <w:rPr>
+          <w:noProof/>
+          <w:color w:val="0E00FF"/>
+        </w:rPr>
+        <w:t>end</w:t>
+      </w:r>
+    </w:p>
+    <w:p>
+      <w:pPr>
+        <w:jc w:val="center"/>
+        <w:divId w:val="1483765569"/>
+        <w:rPr>
+          <w:rFonts w:ascii="Consolas" w:eastAsia="Times New Roman" w:hAnsi="Consolas" w:cs="Consolas"/>
+          <w:color w:val="404040"/>
+          <w:sz w:val="24"/>
+          <w:szCs w:val="24"/>
+        </w:rPr>
+      </w:pPr>
+      <w:r>
+        <w:rPr>
+          <w:rFonts w:ascii="Consolas" w:eastAsia="Times New Roman" w:hAnsi="Consolas" w:cs="Consolas"/>
+          <w:noProof/>
+          <w:color w:val="404040"/>
+        </w:rPr>
+        <w:drawing>
+          <wp:inline distT="0" distB="0" distL="0" distR="0" wp14:anchorId="62854A31" wp14:editId="42FC0199">
+            <wp:extent cx="2821543" cy="1690777"/>
+            <wp:effectExtent l="0" t="0" r="0" b="0"/>
+            <wp:docPr id="1046596518" name="Imagen 1046596518"/>
+            <wp:cNvGraphicFramePr>
+              <a:graphicFrameLocks xmlns:a="http://schemas.openxmlformats.org/drawingml/2006/main" noChangeAspect="1"/>
+            </wp:cNvGraphicFramePr>
+            <a:graphic xmlns:a="http://schemas.openxmlformats.org/drawingml/2006/main">
+              <a:graphicData uri="http://schemas.openxmlformats.org/drawingml/2006/picture">
+                <pic:pic xmlns:pic="http://schemas.openxmlformats.org/drawingml/2006/picture">
+                  <pic:nvPicPr>
+                    <pic:cNvPr id="0" name="Picture 1"/>
+                    <pic:cNvPicPr>
+                      <a:picLocks noChangeAspect="1" noChangeArrowheads="1"/>
+                    </pic:cNvPicPr>
+                  </pic:nvPicPr>
+                  <pic:blipFill>
+                    <a:blip r:embed="rId23">
+                      <a:extLst>
+                        <a:ext uri="{28A0092B-C50C-407E-A947-70E740481C1C}">
+                          <a14:useLocalDpi xmlns:a14="http://schemas.microsoft.com/office/drawing/2010/main" val="0"/>
+                        </a:ext>
+                      </a:extLst>
+                    </a:blip>
+                    <a:srcRect/>
+                    <a:stretch>
+                      <a:fillRect/>
+                    </a:stretch>
+                  </pic:blipFill>
+                  <pic:spPr bwMode="auto">
+                    <a:xfrm>
+                      <a:off x="0" y="0"/>
+                      <a:ext cx="2823589" cy="1692003"/>
+                    </a:xfrm>
+                    <a:prstGeom prst="rect">
+                      <a:avLst/>
+                    </a:prstGeom>
+                    <a:noFill/>
+                    <a:ln>
+                      <a:noFill/>
+                    </a:ln>
+                  </pic:spPr>
+                </pic:pic>
+              </a:graphicData>
+            </a:graphic>
+          </wp:inline>
+        </w:drawing>
+      </w:r>
+      <w:r>
+        <w:rPr>
+          <w:rFonts w:ascii="Consolas" w:eastAsia="Times New Roman" w:hAnsi="Consolas" w:cs="Consolas"/>
+          <w:noProof/>
+          <w:color w:val="404040"/>
+        </w:rPr>
+        <w:drawing>
+          <wp:inline distT="0" distB="0" distL="0" distR="0" wp14:anchorId="62854A33" wp14:editId="2A713FEF">
+            <wp:extent cx="2777706" cy="1664508"/>
+            <wp:effectExtent l="0" t="0" r="0" b="0"/>
+            <wp:docPr id="2" name="Imagen 2"/>
+            <wp:cNvGraphicFramePr>
+              <a:graphicFrameLocks xmlns:a="http://schemas.openxmlformats.org/drawingml/2006/main" noChangeAspect="1"/>
+            </wp:cNvGraphicFramePr>
+            <a:graphic xmlns:a="http://schemas.openxmlformats.org/drawingml/2006/main">
+              <a:graphicData uri="http://schemas.openxmlformats.org/drawingml/2006/picture">
+                <pic:pic xmlns:pic="http://schemas.openxmlformats.org/drawingml/2006/picture">
+                  <pic:nvPicPr>
+                    <pic:cNvPr id="0" name="Picture 2"/>
+                    <pic:cNvPicPr>
+                      <a:picLocks noChangeAspect="1" noChangeArrowheads="1"/>
+                    </pic:cNvPicPr>
+                  </pic:nvPicPr>
+                  <pic:blipFill>
+                    <a:blip r:embed="rId24">
+                      <a:extLst>
+                        <a:ext uri="{28A0092B-C50C-407E-A947-70E740481C1C}">
+                          <a14:useLocalDpi xmlns:a14="http://schemas.microsoft.com/office/drawing/2010/main" val="0"/>
+                        </a:ext>
+                      </a:extLst>
+                    </a:blip>
+                    <a:srcRect/>
+                    <a:stretch>
+                      <a:fillRect/>
+                    </a:stretch>
+                  </pic:blipFill>
+                  <pic:spPr bwMode="auto">
+                    <a:xfrm>
+                      <a:off x="0" y="0"/>
+                      <a:ext cx="2778697" cy="1665102"/>
+                    </a:xfrm>
+                    <a:prstGeom prst="rect">
+                      <a:avLst/>
+                    </a:prstGeom>
+                    <a:noFill/>
+                    <a:ln>
+                      <a:noFill/>
+                    </a:ln>
+                  </pic:spPr>
+                </pic:pic>
+              </a:graphicData>
+            </a:graphic>
+          </wp:inline>
+        </w:drawing>
+      </w:r>
+      <w:r>
+        <w:rPr>
+          <w:rFonts w:ascii="Consolas" w:eastAsia="Times New Roman" w:hAnsi="Consolas" w:cs="Consolas"/>
+          <w:noProof/>
+          <w:color w:val="404040"/>
+        </w:rPr>
+        <w:drawing>
+          <wp:inline distT="0" distB="0" distL="0" distR="0" wp14:anchorId="62854A35" wp14:editId="274AECF1">
+            <wp:extent cx="2951104" cy="1768415"/>
+            <wp:effectExtent l="0" t="0" r="0" b="0"/>
+            <wp:docPr id="3" name="Imagen 3"/>
+            <wp:cNvGraphicFramePr>
+              <a:graphicFrameLocks xmlns:a="http://schemas.openxmlformats.org/drawingml/2006/main" noChangeAspect="1"/>
+            </wp:cNvGraphicFramePr>
+            <a:graphic xmlns:a="http://schemas.openxmlformats.org/drawingml/2006/main">
+              <a:graphicData uri="http://schemas.openxmlformats.org/drawingml/2006/picture">
+                <pic:pic xmlns:pic="http://schemas.openxmlformats.org/drawingml/2006/picture">
+                  <pic:nvPicPr>
+                    <pic:cNvPr id="0" name="Picture 3"/>
+                    <pic:cNvPicPr>
+                      <a:picLocks noChangeAspect="1" noChangeArrowheads="1"/>
+                    </pic:cNvPicPr>
+                  </pic:nvPicPr>
+                  <pic:blipFill>
+                    <a:blip r:embed="rId25">
+                      <a:extLst>
+                        <a:ext uri="{28A0092B-C50C-407E-A947-70E740481C1C}">
+                          <a14:useLocalDpi xmlns:a14="http://schemas.microsoft.com/office/drawing/2010/main" val="0"/>
+                        </a:ext>
+                      </a:extLst>
+                    </a:blip>
+                    <a:srcRect/>
+                    <a:stretch>
+                      <a:fillRect/>
+                    </a:stretch>
+                  </pic:blipFill>
+                  <pic:spPr bwMode="auto">
+                    <a:xfrm>
+                      <a:off x="0" y="0"/>
+                      <a:ext cx="2961322" cy="1774538"/>
+                    </a:xfrm>
+                    <a:prstGeom prst="rect">
+                      <a:avLst/>
+                    </a:prstGeom>
+                    <a:noFill/>
+                    <a:ln>
+                      <a:noFill/>
+                    </a:ln>
+                  </pic:spPr>
+                </pic:pic>
+              </a:graphicData>
+            </a:graphic>
+          </wp:inline>
+        </w:drawing>
+      </w:r>
+      <w:r>
+        <w:rPr>
+          <w:rFonts w:ascii="Consolas" w:eastAsia="Times New Roman" w:hAnsi="Consolas" w:cs="Consolas"/>
+          <w:noProof/>
+          <w:color w:val="404040"/>
+        </w:rPr>
+        <w:drawing>
+          <wp:inline distT="0" distB="0" distL="0" distR="0" wp14:anchorId="62854A37" wp14:editId="3C9380DE">
+            <wp:extent cx="2835939" cy="1699404"/>
+            <wp:effectExtent l="0" t="0" r="0" b="0"/>
+            <wp:docPr id="4" name="Imagen 4"/>
+            <wp:cNvGraphicFramePr>
+              <a:graphicFrameLocks xmlns:a="http://schemas.openxmlformats.org/drawingml/2006/main" noChangeAspect="1"/>
+            </wp:cNvGraphicFramePr>
+            <a:graphic xmlns:a="http://schemas.openxmlformats.org/drawingml/2006/main">
+              <a:graphicData uri="http://schemas.openxmlformats.org/drawingml/2006/picture">
+                <pic:pic xmlns:pic="http://schemas.openxmlformats.org/drawingml/2006/picture">
+                  <pic:nvPicPr>
+                    <pic:cNvPr id="0" name="Picture 4"/>
+                    <pic:cNvPicPr>
+                      <a:picLocks noChangeAspect="1" noChangeArrowheads="1"/>
+                    </pic:cNvPicPr>
+                  </pic:nvPicPr>
+                  <pic:blipFill>
+                    <a:blip r:embed="rId26">
+                      <a:extLst>
+                        <a:ext uri="{28A0092B-C50C-407E-A947-70E740481C1C}">
+                          <a14:useLocalDpi xmlns:a14="http://schemas.microsoft.com/office/drawing/2010/main" val="0"/>
+                        </a:ext>
+                      </a:extLst>
+                    </a:blip>
+                    <a:srcRect/>
+                    <a:stretch>
+                      <a:fillRect/>
+                    </a:stretch>
+                  </pic:blipFill>
+                  <pic:spPr bwMode="auto">
+                    <a:xfrm>
+                      <a:off x="0" y="0"/>
+                      <a:ext cx="2852713" cy="1709456"/>
+                    </a:xfrm>
+                    <a:prstGeom prst="rect">
+                      <a:avLst/>
+                    </a:prstGeom>
+                    <a:noFill/>
+                    <a:ln>
+                      <a:noFill/>
+                    </a:ln>
+                  </pic:spPr>
+                </pic:pic>
+              </a:graphicData>
+            </a:graphic>
+          </wp:inline>
+        </w:drawing>
+      </w:r>
+      <w:r>
+        <w:rPr>
+          <w:rFonts w:ascii="Consolas" w:eastAsia="Times New Roman" w:hAnsi="Consolas" w:cs="Consolas"/>
+          <w:noProof/>
+          <w:color w:val="404040"/>
+        </w:rPr>
+        <w:lastRenderedPageBreak/>
+        <w:drawing>
+          <wp:inline distT="0" distB="0" distL="0" distR="0" wp14:anchorId="62854A39" wp14:editId="01EA1B46">
+            <wp:extent cx="2915728" cy="1747217"/>
+            <wp:effectExtent l="0" t="0" r="0" b="0"/>
+            <wp:docPr id="5" name="Imagen 5"/>
+            <wp:cNvGraphicFramePr>
+              <a:graphicFrameLocks xmlns:a="http://schemas.openxmlformats.org/drawingml/2006/main" noChangeAspect="1"/>
+            </wp:cNvGraphicFramePr>
+            <a:graphic xmlns:a="http://schemas.openxmlformats.org/drawingml/2006/main">
+              <a:graphicData uri="http://schemas.openxmlformats.org/drawingml/2006/picture">
+                <pic:pic xmlns:pic="http://schemas.openxmlformats.org/drawingml/2006/picture">
+                  <pic:nvPicPr>
+                    <pic:cNvPr id="0" name="Picture 5"/>
+                    <pic:cNvPicPr>
+                      <a:picLocks noChangeAspect="1" noChangeArrowheads="1"/>
+                    </pic:cNvPicPr>
+                  </pic:nvPicPr>
+                  <pic:blipFill>
+                    <a:blip r:embed="rId27">
+                      <a:extLst>
+                        <a:ext uri="{28A0092B-C50C-407E-A947-70E740481C1C}">
+                          <a14:useLocalDpi xmlns:a14="http://schemas.microsoft.com/office/drawing/2010/main" val="0"/>
+                        </a:ext>
+                      </a:extLst>
+                    </a:blip>
+                    <a:srcRect/>
+                    <a:stretch>
+                      <a:fillRect/>
+                    </a:stretch>
+                  </pic:blipFill>
+                  <pic:spPr bwMode="auto">
+                    <a:xfrm>
+                      <a:off x="0" y="0"/>
+                      <a:ext cx="2933806" cy="1758050"/>
+                    </a:xfrm>
+                    <a:prstGeom prst="rect">
+                      <a:avLst/>
+                    </a:prstGeom>
+                    <a:noFill/>
+                    <a:ln>
+                      <a:noFill/>
+                    </a:ln>
+                  </pic:spPr>
+                </pic:pic>
+              </a:graphicData>
+            </a:graphic>
+          </wp:inline>
+        </w:drawing>
+      </w:r>
+      <w:r>
+        <w:rPr>
+          <w:rFonts w:ascii="Consolas" w:eastAsia="Times New Roman" w:hAnsi="Consolas" w:cs="Consolas"/>
+          <w:noProof/>
+          <w:color w:val="404040"/>
+        </w:rPr>
+        <w:drawing>
+          <wp:inline distT="0" distB="0" distL="0" distR="0" wp14:anchorId="62854A3B" wp14:editId="23ACEA2B">
+            <wp:extent cx="2941608" cy="1762725"/>
+            <wp:effectExtent l="0" t="0" r="0" b="0"/>
+            <wp:docPr id="6" name="Imagen 6"/>
+            <wp:cNvGraphicFramePr>
+              <a:graphicFrameLocks xmlns:a="http://schemas.openxmlformats.org/drawingml/2006/main" noChangeAspect="1"/>
+            </wp:cNvGraphicFramePr>
+            <a:graphic xmlns:a="http://schemas.openxmlformats.org/drawingml/2006/main">
+              <a:graphicData uri="http://schemas.openxmlformats.org/drawingml/2006/picture">
+                <pic:pic xmlns:pic="http://schemas.openxmlformats.org/drawingml/2006/picture">
+                  <pic:nvPicPr>
+                    <pic:cNvPr id="0" name="Picture 6"/>
+                    <pic:cNvPicPr>
+                      <a:picLocks noChangeAspect="1" noChangeArrowheads="1"/>
+                    </pic:cNvPicPr>
+                  </pic:nvPicPr>
+                  <pic:blipFill>
+                    <a:blip r:embed="rId28">
+                      <a:extLst>
+                        <a:ext uri="{28A0092B-C50C-407E-A947-70E740481C1C}">
+                          <a14:useLocalDpi xmlns:a14="http://schemas.microsoft.com/office/drawing/2010/main" val="0"/>
+                        </a:ext>
+                      </a:extLst>
+                    </a:blip>
+                    <a:srcRect/>
+                    <a:stretch>
+                      <a:fillRect/>
+                    </a:stretch>
+                  </pic:blipFill>
+                  <pic:spPr bwMode="auto">
+                    <a:xfrm>
+                      <a:off x="0" y="0"/>
+                      <a:ext cx="2948813" cy="1767042"/>
+                    </a:xfrm>
+                    <a:prstGeom prst="rect">
+                      <a:avLst/>
+                    </a:prstGeom>
+                    <a:noFill/>
+                    <a:ln>
+                      <a:noFill/>
+                    </a:ln>
+                  </pic:spPr>
+                </pic:pic>
+              </a:graphicData>
+            </a:graphic>
+          </wp:inline>
+        </w:drawing>
+      </w:r>
+      <w:r>
+        <w:rPr>
+          <w:rFonts w:ascii="Consolas" w:eastAsia="Times New Roman" w:hAnsi="Consolas" w:cs="Consolas"/>
+          <w:noProof/>
+          <w:color w:val="404040"/>
+        </w:rPr>
+        <w:drawing>
+          <wp:inline distT="0" distB="0" distL="0" distR="0" wp14:anchorId="62854A3D" wp14:editId="6E462E36">
+            <wp:extent cx="3019245" cy="1809248"/>
+            <wp:effectExtent l="0" t="0" r="0" b="0"/>
+            <wp:docPr id="7" name="Imagen 7"/>
+            <wp:cNvGraphicFramePr>
+              <a:graphicFrameLocks xmlns:a="http://schemas.openxmlformats.org/drawingml/2006/main" noChangeAspect="1"/>
+            </wp:cNvGraphicFramePr>
+            <a:graphic xmlns:a="http://schemas.openxmlformats.org/drawingml/2006/main">
+              <a:graphicData uri="http://schemas.openxmlformats.org/drawingml/2006/picture">
+                <pic:pic xmlns:pic="http://schemas.openxmlformats.org/drawingml/2006/picture">
+                  <pic:nvPicPr>
+                    <pic:cNvPr id="0" name="Picture 7"/>
+                    <pic:cNvPicPr>
+                      <a:picLocks noChangeAspect="1" noChangeArrowheads="1"/>
+                    </pic:cNvPicPr>
+                  </pic:nvPicPr>
+                  <pic:blipFill>
+                    <a:blip r:embed="rId29">
+                      <a:extLst>
+                        <a:ext uri="{28A0092B-C50C-407E-A947-70E740481C1C}">
+                          <a14:useLocalDpi xmlns:a14="http://schemas.microsoft.com/office/drawing/2010/main" val="0"/>
+                        </a:ext>
+                      </a:extLst>
+                    </a:blip>
+                    <a:srcRect/>
+                    <a:stretch>
+                      <a:fillRect/>
+                    </a:stretch>
+                  </pic:blipFill>
+                  <pic:spPr bwMode="auto">
+                    <a:xfrm>
+                      <a:off x="0" y="0"/>
+                      <a:ext cx="3024456" cy="1812371"/>
+                    </a:xfrm>
+                    <a:prstGeom prst="rect">
+                      <a:avLst/>
+                    </a:prstGeom>
+                    <a:noFill/>
+                    <a:ln>
+                      <a:noFill/>
+                    </a:ln>
+                  </pic:spPr>
+                </pic:pic>
+              </a:graphicData>
+            </a:graphic>
+          </wp:inline>
+        </w:drawing>
+      </w:r>
+      <w:r>
+        <w:rPr>
+          <w:rFonts w:ascii="Consolas" w:eastAsia="Times New Roman" w:hAnsi="Consolas" w:cs="Consolas"/>
+          <w:noProof/>
+          <w:color w:val="404040"/>
+        </w:rPr>
+        <w:drawing>
+          <wp:inline distT="0" distB="0" distL="0" distR="0" wp14:anchorId="62854A3F" wp14:editId="6D2A27F1">
+            <wp:extent cx="2837803" cy="1700521"/>
+            <wp:effectExtent l="0" t="0" r="0" b="0"/>
+            <wp:docPr id="8" name="Imagen 8"/>
+            <wp:cNvGraphicFramePr>
+              <a:graphicFrameLocks xmlns:a="http://schemas.openxmlformats.org/drawingml/2006/main" noChangeAspect="1"/>
+            </wp:cNvGraphicFramePr>
+            <a:graphic xmlns:a="http://schemas.openxmlformats.org/drawingml/2006/main">
+              <a:graphicData uri="http://schemas.openxmlformats.org/drawingml/2006/picture">
+                <pic:pic xmlns:pic="http://schemas.openxmlformats.org/drawingml/2006/picture">
+                  <pic:nvPicPr>
+                    <pic:cNvPr id="0" name="Picture 8"/>
+                    <pic:cNvPicPr>
+                      <a:picLocks noChangeAspect="1" noChangeArrowheads="1"/>
+                    </pic:cNvPicPr>
+                  </pic:nvPicPr>
+                  <pic:blipFill>
+                    <a:blip r:embed="rId30">
+                      <a:extLst>
+                        <a:ext uri="{28A0092B-C50C-407E-A947-70E740481C1C}">
+                          <a14:useLocalDpi xmlns:a14="http://schemas.microsoft.com/office/drawing/2010/main" val="0"/>
+                        </a:ext>
+                      </a:extLst>
+                    </a:blip>
+                    <a:srcRect/>
+                    <a:stretch>
+                      <a:fillRect/>
+                    </a:stretch>
+                  </pic:blipFill>
+                  <pic:spPr bwMode="auto">
+                    <a:xfrm>
+                      <a:off x="0" y="0"/>
+                      <a:ext cx="2843447" cy="1703903"/>
+                    </a:xfrm>
+                    <a:prstGeom prst="rect">
+                      <a:avLst/>
+                    </a:prstGeom>
+                    <a:noFill/>
+                    <a:ln>
+                      <a:noFill/>
+                    </a:ln>
+                  </pic:spPr>
+                </pic:pic>
+              </a:graphicData>
+            </a:graphic>
+          </wp:inline>
+        </w:drawing>
+      </w:r>
+    </w:p>
+    <w:p>
+      <w:pPr>
+        <w:jc w:val="center"/>
+        <w:divId w:val="1483765569"/>
+        <w:rPr>
+          <w:rFonts w:ascii="Consolas" w:eastAsia="Times New Roman" w:hAnsi="Consolas" w:cs="Consolas"/>
+          <w:color w:val="404040"/>
+          <w:sz w:val="24"/>
+          <w:szCs w:val="24"/>
+        </w:rPr>
+      </w:pPr>
+      <w:r>
+        <w:rPr>
+          <w:rFonts w:ascii="Consolas" w:eastAsia="Times New Roman" w:hAnsi="Consolas" w:cs="Consolas"/>
+          <w:noProof/>
+          <w:color w:val="404040"/>
+        </w:rPr>
+        <w:drawing>
+          <wp:inline distT="0" distB="0" distL="0" distR="0" wp14:anchorId="62854A41" wp14:editId="7DB667C7">
+            <wp:extent cx="3571335" cy="2140081"/>
+            <wp:effectExtent l="0" t="0" r="0" b="0"/>
+            <wp:docPr id="9" name="Imagen 9"/>
+            <wp:cNvGraphicFramePr>
+              <a:graphicFrameLocks xmlns:a="http://schemas.openxmlformats.org/drawingml/2006/main" noChangeAspect="1"/>
+            </wp:cNvGraphicFramePr>
+            <a:graphic xmlns:a="http://schemas.openxmlformats.org/drawingml/2006/main">
+              <a:graphicData uri="http://schemas.openxmlformats.org/drawingml/2006/picture">
+                <pic:pic xmlns:pic="http://schemas.openxmlformats.org/drawingml/2006/picture">
+                  <pic:nvPicPr>
+                    <pic:cNvPr id="0" name="Picture 9"/>
+                    <pic:cNvPicPr>
+                      <a:picLocks noChangeAspect="1" noChangeArrowheads="1"/>
+                    </pic:cNvPicPr>
+                  </pic:nvPicPr>
+                  <pic:blipFill>
+                    <a:blip r:embed="rId31">
+                      <a:extLst>
+                        <a:ext uri="{28A0092B-C50C-407E-A947-70E740481C1C}">
+                          <a14:useLocalDpi xmlns:a14="http://schemas.microsoft.com/office/drawing/2010/main" val="0"/>
+                        </a:ext>
+                      </a:extLst>
+                    </a:blip>
+                    <a:srcRect/>
+                    <a:stretch>
+                      <a:fillRect/>
+                    </a:stretch>
+                  </pic:blipFill>
+                  <pic:spPr bwMode="auto">
+                    <a:xfrm>
+                      <a:off x="0" y="0"/>
+                      <a:ext cx="3580018" cy="2145284"/>
+                    </a:xfrm>
+                    <a:prstGeom prst="rect">
+                      <a:avLst/>
+                    </a:prstGeom>
+                    <a:noFill/>
+                    <a:ln>
+                      <a:noFill/>
+                    </a:ln>
+                  </pic:spPr>
+                </pic:pic>
+              </a:graphicData>
+            </a:graphic>
+          </wp:inline>
+        </w:drawing>
+      </w:r>
+    </w:p>
+    <w:p>
+      <w:pPr>
+        <w:pStyle w:val="Text"/>
+      </w:pPr>
+      <w:r>
+        <w:rPr>
+          <w:rFonts w:ascii="Consolas"/>
+        </w:rPr>
+        <w:t>A partir de las gr</w:t>
+      </w:r>
+      <w:r>
+        <w:rPr>
+          <w:rFonts w:ascii="Consolas"/>
+        </w:rPr>
+        <w:t>á</w:t>
+      </w:r>
+      <w:r>
+        <w:rPr>
+          <w:rFonts w:ascii="Consolas"/>
+        </w:rPr>
+        <w:t>ficas obtenidas al variar los valores de a y b, se observa que los cambios en estos par</w:t>
+      </w:r>
+      <w:r>
+        <w:rPr>
+          <w:rFonts w:ascii="Consolas"/>
+        </w:rPr>
+        <w:t>á</w:t>
+      </w:r>
+      <w:r>
+        <w:rPr>
+          <w:rFonts w:ascii="Consolas"/>
+        </w:rPr>
+        <w:t>metros afectan de forma clara al comportamiento del sistema. En primer lugar, al aumentar el valor de b, las trayectorias en el espacio de fase aparecen m</w:t>
+      </w:r>
+      <w:r>
+        <w:rPr>
+          <w:rFonts w:ascii="Consolas"/>
+        </w:rPr>
+        <w:t>á</w:t>
+      </w:r>
+      <w:r>
+        <w:rPr>
+          <w:rFonts w:ascii="Consolas"/>
+        </w:rPr>
+        <w:t>s separadas y definidas alrededor de cada pozo, lo que indica que estos se vuelven m</w:t>
+      </w:r>
+      <w:r>
+        <w:rPr>
+          <w:rFonts w:ascii="Consolas"/>
+        </w:rPr>
+        <w:t>á</w:t>
+      </w:r>
+      <w:r>
+        <w:rPr>
+          <w:rFonts w:ascii="Consolas"/>
+        </w:rPr>
+        <w:t>s profundos. Adem</w:t>
+      </w:r>
+      <w:r>
+        <w:rPr>
+          <w:rFonts w:ascii="Consolas"/>
+        </w:rPr>
+        <w:t>á</w:t>
+      </w:r>
+      <w:r>
+        <w:rPr>
+          <w:rFonts w:ascii="Consolas"/>
+        </w:rPr>
+        <w:t>s, se aprecia que la part</w:t>
+      </w:r>
+      <w:r>
+        <w:rPr>
+          <w:rFonts w:ascii="Consolas"/>
+        </w:rPr>
+        <w:t>í</w:t>
+      </w:r>
+      <w:r>
+        <w:rPr>
+          <w:rFonts w:ascii="Consolas"/>
+        </w:rPr>
+        <w:t>cula alcanza valores de posici</w:t>
+      </w:r>
+      <w:r>
+        <w:rPr>
+          <w:rFonts w:ascii="Consolas"/>
+        </w:rPr>
+        <w:t>ó</w:t>
+      </w:r>
+      <w:r>
+        <w:rPr>
+          <w:rFonts w:ascii="Consolas"/>
+        </w:rPr>
+        <w:t>n m</w:t>
+      </w:r>
+      <w:r>
+        <w:rPr>
+          <w:rFonts w:ascii="Consolas"/>
+        </w:rPr>
+        <w:t>á</w:t>
+      </w:r>
+      <w:r>
+        <w:rPr>
+          <w:rFonts w:ascii="Consolas"/>
+        </w:rPr>
+        <w:t>s alejados del origen, lo que se traduce en un aumento de la amplitud de las oscilaciones. Por el contra</w:t>
+      </w:r>
+      <w:r>
+        <w:rPr>
+          <w:rFonts w:ascii="Consolas"/>
+        </w:rPr>
+        <w:t>rio, para valores menores de b, las trayectorias se acercan entre s</w:t>
+      </w:r>
+      <w:r>
+        <w:rPr>
+          <w:rFonts w:ascii="Consolas"/>
+        </w:rPr>
+        <w:t>í</w:t>
+      </w:r>
+      <w:r>
+        <w:rPr>
+          <w:rFonts w:ascii="Consolas"/>
+        </w:rPr>
+        <w:t xml:space="preserve"> y es m</w:t>
+      </w:r>
+      <w:r>
+        <w:rPr>
+          <w:rFonts w:ascii="Consolas"/>
+        </w:rPr>
+        <w:t>á</w:t>
+      </w:r>
+      <w:r>
+        <w:rPr>
+          <w:rFonts w:ascii="Consolas"/>
+        </w:rPr>
+        <w:t>s frecuente que crucen de un pozo a otro, reflejando que la barrera central es menor y que la amplitud de las oscilaciones disminuye.</w:t>
+      </w:r>
+    </w:p>
+    <w:p>
+      <w:pPr>
+        <w:pStyle w:val="Text"/>
+      </w:pPr>
+      <w:r>
+        <w:rPr>
+          <w:rFonts w:ascii="Consolas"/>
+        </w:rPr>
+        <w:t>En cuanto al par</w:t>
+      </w:r>
+      <w:r>
+        <w:rPr>
+          <w:rFonts w:ascii="Consolas"/>
+        </w:rPr>
+        <w:t>á</w:t>
+      </w:r>
+      <w:r>
+        <w:rPr>
+          <w:rFonts w:ascii="Consolas"/>
+        </w:rPr>
+        <w:t>metro a, las gr</w:t>
+      </w:r>
+      <w:r>
+        <w:rPr>
+          <w:rFonts w:ascii="Consolas"/>
+        </w:rPr>
+        <w:t>á</w:t>
+      </w:r>
+      <w:r>
+        <w:rPr>
+          <w:rFonts w:ascii="Consolas"/>
+        </w:rPr>
+        <w:t xml:space="preserve">ficas muestran que al incrementarlo las </w:t>
+      </w:r>
+      <w:r>
+        <w:rPr>
+          <w:rFonts w:ascii="Consolas"/>
+        </w:rPr>
+        <w:t>ó</w:t>
+      </w:r>
+      <w:r>
+        <w:rPr>
+          <w:rFonts w:ascii="Consolas"/>
+        </w:rPr>
+        <w:t>rbitas se vuelven m</w:t>
+      </w:r>
+      <w:r>
+        <w:rPr>
+          <w:rFonts w:ascii="Consolas"/>
+        </w:rPr>
+        <w:t>á</w:t>
+      </w:r>
+      <w:r>
+        <w:rPr>
+          <w:rFonts w:ascii="Consolas"/>
+        </w:rPr>
+        <w:t xml:space="preserve">s estrechas y </w:t>
+      </w:r>
+      <w:r>
+        <w:rPr>
+          <w:rFonts w:ascii="Consolas"/>
+        </w:rPr>
+        <w:t>“</w:t>
+      </w:r>
+      <w:r>
+        <w:rPr>
+          <w:rFonts w:ascii="Consolas"/>
+        </w:rPr>
+        <w:t>verticales</w:t>
+      </w:r>
+      <w:r>
+        <w:rPr>
+          <w:rFonts w:ascii="Consolas"/>
+        </w:rPr>
+        <w:t>”</w:t>
+      </w:r>
+      <w:r>
+        <w:rPr>
+          <w:rFonts w:ascii="Consolas"/>
+        </w:rPr>
+        <w:t>, lo que indica que el movimiento es m</w:t>
+      </w:r>
+      <w:r>
+        <w:rPr>
+          <w:rFonts w:ascii="Consolas"/>
+        </w:rPr>
+        <w:t>á</w:t>
+      </w:r>
+      <w:r>
+        <w:rPr>
+          <w:rFonts w:ascii="Consolas"/>
+        </w:rPr>
+        <w:t>s r</w:t>
+      </w:r>
+      <w:r>
+        <w:rPr>
+          <w:rFonts w:ascii="Consolas"/>
+        </w:rPr>
+        <w:t>á</w:t>
+      </w:r>
+      <w:r>
+        <w:rPr>
+          <w:rFonts w:ascii="Consolas"/>
+        </w:rPr>
+        <w:t>pido y est</w:t>
+      </w:r>
+      <w:r>
+        <w:rPr>
+          <w:rFonts w:ascii="Consolas"/>
+        </w:rPr>
+        <w:t>á</w:t>
+      </w:r>
+      <w:r>
+        <w:rPr>
+          <w:rFonts w:ascii="Consolas"/>
+        </w:rPr>
+        <w:t xml:space="preserve"> m</w:t>
+      </w:r>
+      <w:r>
+        <w:rPr>
+          <w:rFonts w:ascii="Consolas"/>
+        </w:rPr>
+        <w:t>á</w:t>
+      </w:r>
+      <w:r>
+        <w:rPr>
+          <w:rFonts w:ascii="Consolas"/>
+        </w:rPr>
+        <w:t>s concentrado alrededor de los puntos de equilibrio. Sin embargo, cuando a toma valores m</w:t>
+      </w:r>
+      <w:r>
+        <w:rPr>
+          <w:rFonts w:ascii="Consolas"/>
+        </w:rPr>
+        <w:t>á</w:t>
+      </w:r>
+      <w:r>
+        <w:rPr>
+          <w:rFonts w:ascii="Consolas"/>
+        </w:rPr>
+        <w:t>s peque</w:t>
+      </w:r>
+      <w:r>
+        <w:rPr>
+          <w:rFonts w:ascii="Consolas"/>
+        </w:rPr>
+        <w:t>ñ</w:t>
+      </w:r>
+      <w:r>
+        <w:rPr>
+          <w:rFonts w:ascii="Consolas"/>
+        </w:rPr>
+        <w:t>os, las trayectorias son m</w:t>
+      </w:r>
+      <w:r>
+        <w:rPr>
+          <w:rFonts w:ascii="Consolas"/>
+        </w:rPr>
+        <w:t>á</w:t>
+      </w:r>
+      <w:r>
+        <w:rPr>
+          <w:rFonts w:ascii="Consolas"/>
+        </w:rPr>
+        <w:t>s abiertas y suaves, lo que corresponde a un movimiento m</w:t>
+      </w:r>
+      <w:r>
+        <w:rPr>
+          <w:rFonts w:ascii="Consolas"/>
+        </w:rPr>
+        <w:t>á</w:t>
+      </w:r>
+      <w:r>
+        <w:rPr>
+          <w:rFonts w:ascii="Consolas"/>
+        </w:rPr>
+        <w:t>s lento y con oscilaciones m</w:t>
+      </w:r>
+      <w:r>
+        <w:rPr>
+          <w:rFonts w:ascii="Consolas"/>
+        </w:rPr>
+        <w:t>á</w:t>
+      </w:r>
+      <w:r>
+        <w:rPr>
+          <w:rFonts w:ascii="Consolas"/>
+        </w:rPr>
+        <w:t>s amplias.</w:t>
+      </w:r>
+    </w:p>
+    <w:p>
+      <w:pPr>
+        <w:pStyle w:val="Text"/>
+      </w:pPr>
+      <w:r>
+        <w:rPr>
+          <w:rFonts w:ascii="Consolas"/>
+        </w:rPr>
+        <w:t>En conjunto, las gr</w:t>
+      </w:r>
+      <w:r>
+        <w:rPr>
+          <w:rFonts w:ascii="Consolas"/>
+        </w:rPr>
+        <w:t>á</w:t>
+      </w:r>
+      <w:r>
+        <w:rPr>
+          <w:rFonts w:ascii="Consolas"/>
+        </w:rPr>
+        <w:t>ficas permiten concluir que el par</w:t>
+      </w:r>
+      <w:r>
+        <w:rPr>
+          <w:rFonts w:ascii="Consolas"/>
+        </w:rPr>
+        <w:t>á</w:t>
+      </w:r>
+      <w:r>
+        <w:rPr>
+          <w:rFonts w:ascii="Consolas"/>
+        </w:rPr>
+        <w:t xml:space="preserve">metro b controla principalmente la profundidad de los pozos y la amplitud del movimiento, mientras que a influye en la forma de </w:t>
+      </w:r>
+      <w:r>
+        <w:rPr>
+          <w:rFonts w:ascii="Consolas"/>
+        </w:rPr>
+        <w:lastRenderedPageBreak/>
+        <w:t>las trayectorias y en la rapidez de las oscilaciones. Estas observaciones ponen de manifiesto c</w:t>
+      </w:r>
+      <w:r>
+        <w:rPr>
+          <w:rFonts w:ascii="Consolas"/>
+        </w:rPr>
+        <w:t>ó</w:t>
+      </w:r>
+      <w:r>
+        <w:rPr>
+          <w:rFonts w:ascii="Consolas"/>
+        </w:rPr>
+        <w:t>mo peque</w:t>
+      </w:r>
+      <w:r>
+        <w:rPr>
+          <w:rFonts w:ascii="Consolas"/>
+        </w:rPr>
+        <w:t>ñ</w:t>
+      </w:r>
+      <w:r>
+        <w:rPr>
+          <w:rFonts w:ascii="Consolas"/>
+        </w:rPr>
+        <w:t>as variaciones en los par</w:t>
+      </w:r>
+      <w:r>
+        <w:rPr>
+          <w:rFonts w:ascii="Consolas"/>
+        </w:rPr>
+        <w:t>á</w:t>
+      </w:r>
+      <w:r>
+        <w:rPr>
+          <w:rFonts w:ascii="Consolas"/>
+        </w:rPr>
+        <w:t>metros pueden producir cambios significativos en la din</w:t>
+      </w:r>
+      <w:r>
+        <w:rPr>
+          <w:rFonts w:ascii="Consolas"/>
+        </w:rPr>
+        <w:t>á</w:t>
+      </w:r>
+      <w:r>
+        <w:rPr>
+          <w:rFonts w:ascii="Consolas"/>
+        </w:rPr>
+        <w:t>mica del sistema.</w:t>
+      </w:r>
+    </w:p>
+    <w:p>
+      <w:pPr>
+        <w:pStyle w:val="Ttulo1"/>
+      </w:pPr>
+      <w:r>
+        <w:rPr>
+          <w:rFonts w:ascii="Consolas"/>
+        </w:rPr>
+        <w:t>Conclusiones</w:t>
+      </w:r>
+    </w:p>
+    <w:p>
+      <w:pPr>
+        <w:pStyle w:val="Text"/>
+      </w:pPr>
+      <w:r>
+        <w:rPr>
+          <w:rFonts w:ascii="Consolas"/>
+        </w:rPr>
+        <w:t>En este trabajo se ha analizado el comportamiento de un sistema din</w:t>
+      </w:r>
+      <w:r>
+        <w:rPr>
+          <w:rFonts w:ascii="Consolas"/>
+        </w:rPr>
+        <w:t>á</w:t>
+      </w:r>
+      <w:r>
+        <w:rPr>
+          <w:rFonts w:ascii="Consolas"/>
+        </w:rPr>
+        <w:t>mico no lineal mediante su modelado y simulaci</w:t>
+      </w:r>
+      <w:r>
+        <w:rPr>
+          <w:rFonts w:ascii="Consolas"/>
+        </w:rPr>
+        <w:t>ó</w:t>
+      </w:r>
+      <w:r>
+        <w:rPr>
+          <w:rFonts w:ascii="Consolas"/>
+        </w:rPr>
+        <w:t>n en MATLAB y Simulink, lo que ha permitido comprender de forma visual e intuitiva su evoluci</w:t>
+      </w:r>
+      <w:r>
+        <w:rPr>
+          <w:rFonts w:ascii="Consolas"/>
+        </w:rPr>
+        <w:t>ó</w:t>
+      </w:r>
+      <w:r>
+        <w:rPr>
+          <w:rFonts w:ascii="Consolas"/>
+        </w:rPr>
+        <w:t>n temporal y su representaci</w:t>
+      </w:r>
+      <w:r>
+        <w:rPr>
+          <w:rFonts w:ascii="Consolas"/>
+        </w:rPr>
+        <w:t>ó</w:t>
+      </w:r>
+      <w:r>
+        <w:rPr>
+          <w:rFonts w:ascii="Consolas"/>
+        </w:rPr>
+        <w:t>n en el espacio de fase. A partir de las simulaciones realizadas, se ha comprobado la existencia de dos puntos de equilibrio estables y uno inestable, as</w:t>
+      </w:r>
+      <w:r>
+        <w:rPr>
+          <w:rFonts w:ascii="Consolas"/>
+        </w:rPr>
+        <w:t>í</w:t>
+      </w:r>
+      <w:r>
+        <w:rPr>
+          <w:rFonts w:ascii="Consolas"/>
+        </w:rPr>
+        <w:t xml:space="preserve"> como la presencia de diferentes reg</w:t>
+      </w:r>
+      <w:r>
+        <w:rPr>
+          <w:rFonts w:ascii="Consolas"/>
+        </w:rPr>
+        <w:t>í</w:t>
+      </w:r>
+      <w:r>
+        <w:rPr>
+          <w:rFonts w:ascii="Consolas"/>
+        </w:rPr>
+        <w:t>menes din</w:t>
+      </w:r>
+      <w:r>
+        <w:rPr>
+          <w:rFonts w:ascii="Consolas"/>
+        </w:rPr>
+        <w:t>á</w:t>
+      </w:r>
+      <w:r>
+        <w:rPr>
+          <w:rFonts w:ascii="Consolas"/>
+        </w:rPr>
+        <w:t>micos en funci</w:t>
+      </w:r>
+      <w:r>
+        <w:rPr>
+          <w:rFonts w:ascii="Consolas"/>
+        </w:rPr>
+        <w:t>ó</w:t>
+      </w:r>
+      <w:r>
+        <w:rPr>
+          <w:rFonts w:ascii="Consolas"/>
+        </w:rPr>
+        <w:t>n de las condiciones iniciales y de los par</w:t>
+      </w:r>
+      <w:r>
+        <w:rPr>
+          <w:rFonts w:ascii="Consolas"/>
+        </w:rPr>
+        <w:t>á</w:t>
+      </w:r>
+      <w:r>
+        <w:rPr>
+          <w:rFonts w:ascii="Consolas"/>
+        </w:rPr>
+        <w:t>metros del sistema.</w:t>
+      </w:r>
+    </w:p>
+    <w:p>
+      <w:pPr>
+        <w:pStyle w:val="Text"/>
+      </w:pPr>
+      <w:r>
+        <w:rPr>
+          <w:rFonts w:ascii="Consolas"/>
+        </w:rPr>
+        <w:t>Uno de los hallazgos m</w:t>
+      </w:r>
+      <w:r>
+        <w:rPr>
+          <w:rFonts w:ascii="Consolas"/>
+        </w:rPr>
+        <w:t>á</w:t>
+      </w:r>
+      <w:r>
+        <w:rPr>
+          <w:rFonts w:ascii="Consolas"/>
+        </w:rPr>
+        <w:t>s relevantes ha sido la clara dependencia del comportamiento del sistema respecto a los par</w:t>
+      </w:r>
+      <w:r>
+        <w:rPr>
+          <w:rFonts w:ascii="Consolas"/>
+        </w:rPr>
+        <w:t>á</w:t>
+      </w:r>
+      <w:r>
+        <w:rPr>
+          <w:rFonts w:ascii="Consolas"/>
+        </w:rPr>
+        <w:t>metros a y b, que determinan la forma del potencial. En particular, se ha observado que el par</w:t>
+      </w:r>
+      <w:r>
+        <w:rPr>
+          <w:rFonts w:ascii="Consolas"/>
+        </w:rPr>
+        <w:t>á</w:t>
+      </w:r>
+      <w:r>
+        <w:rPr>
+          <w:rFonts w:ascii="Consolas"/>
+        </w:rPr>
+        <w:t>metro b influye directamente en la profundidad de los pozos y en la amplitud de las oscilaciones, mientras que a afecta a la forma y rapidez del movimiento. Asimismo, el an</w:t>
+      </w:r>
+      <w:r>
+        <w:rPr>
+          <w:rFonts w:ascii="Consolas"/>
+        </w:rPr>
+        <w:t>á</w:t>
+      </w:r>
+      <w:r>
+        <w:rPr>
+          <w:rFonts w:ascii="Consolas"/>
+        </w:rPr>
+        <w:t>lisis de m</w:t>
+      </w:r>
+      <w:r>
+        <w:rPr>
+          <w:rFonts w:ascii="Consolas"/>
+        </w:rPr>
+        <w:t>ú</w:t>
+      </w:r>
+      <w:r>
+        <w:rPr>
+          <w:rFonts w:ascii="Consolas"/>
+        </w:rPr>
+        <w:t>ltiples condiciones iniciales ha permitido identificar la existencia de separatrices que delimitan distintos tipos de trayectorias, evidenci</w:t>
+      </w:r>
+      <w:r>
+        <w:rPr>
+          <w:rFonts w:ascii="Consolas"/>
+        </w:rPr>
+        <w:t>ando la riqueza din</w:t>
+      </w:r>
+      <w:r>
+        <w:rPr>
+          <w:rFonts w:ascii="Consolas"/>
+        </w:rPr>
+        <w:t>á</w:t>
+      </w:r>
+      <w:r>
+        <w:rPr>
+          <w:rFonts w:ascii="Consolas"/>
+        </w:rPr>
+        <w:t>mica del sistema.</w:t>
+      </w:r>
+    </w:p>
+    <w:p>
+      <w:pPr>
+        <w:pStyle w:val="Text"/>
+      </w:pPr>
+      <w:r>
+        <w:rPr>
+          <w:rFonts w:ascii="Consolas"/>
+        </w:rPr>
+        <w:t>El experimento puede considerarse satisfactorio, ya que se han alcanzado los objetivos propuestos: se ha implementado correctamente el modelo, se han realizado simulaciones coherentes y se ha interpretado la din</w:t>
+      </w:r>
+      <w:r>
+        <w:rPr>
+          <w:rFonts w:ascii="Consolas"/>
+        </w:rPr>
+        <w:t>á</w:t>
+      </w:r>
+      <w:r>
+        <w:rPr>
+          <w:rFonts w:ascii="Consolas"/>
+        </w:rPr>
+        <w:t>mica del sistema a partir de las gr</w:t>
+      </w:r>
+      <w:r>
+        <w:rPr>
+          <w:rFonts w:ascii="Consolas"/>
+        </w:rPr>
+        <w:t>á</w:t>
+      </w:r>
+      <w:r>
+        <w:rPr>
+          <w:rFonts w:ascii="Consolas"/>
+        </w:rPr>
+        <w:t>ficas obtenidas. Adem</w:t>
+      </w:r>
+      <w:r>
+        <w:rPr>
+          <w:rFonts w:ascii="Consolas"/>
+        </w:rPr>
+        <w:t>á</w:t>
+      </w:r>
+      <w:r>
+        <w:rPr>
+          <w:rFonts w:ascii="Consolas"/>
+        </w:rPr>
+        <w:t>s, el uso combinado de MATLAB y Simulink ha facilitado tanto el c</w:t>
+      </w:r>
+      <w:r>
+        <w:rPr>
+          <w:rFonts w:ascii="Consolas"/>
+        </w:rPr>
+        <w:t>á</w:t>
+      </w:r>
+      <w:r>
+        <w:rPr>
+          <w:rFonts w:ascii="Consolas"/>
+        </w:rPr>
+        <w:t>lculo num</w:t>
+      </w:r>
+      <w:r>
+        <w:rPr>
+          <w:rFonts w:ascii="Consolas"/>
+        </w:rPr>
+        <w:t>é</w:t>
+      </w:r>
+      <w:r>
+        <w:rPr>
+          <w:rFonts w:ascii="Consolas"/>
+        </w:rPr>
+        <w:t>rico como la visualizaci</w:t>
+      </w:r>
+      <w:r>
+        <w:rPr>
+          <w:rFonts w:ascii="Consolas"/>
+        </w:rPr>
+        <w:t>ó</w:t>
+      </w:r>
+      <w:r>
+        <w:rPr>
+          <w:rFonts w:ascii="Consolas"/>
+        </w:rPr>
+        <w:t>n de resultados.</w:t>
+      </w:r>
+    </w:p>
+    <w:p>
+      <w:pPr>
+        <w:pStyle w:val="Text"/>
+      </w:pPr>
+      <w:r>
+        <w:rPr>
+          <w:rFonts w:ascii="Consolas"/>
+        </w:rPr>
+        <w:t>No obstante, el estudio presenta algunas limitaciones. Por un lado, el an</w:t>
+      </w:r>
+      <w:r>
+        <w:rPr>
+          <w:rFonts w:ascii="Consolas"/>
+        </w:rPr>
+        <w:t>á</w:t>
+      </w:r>
+      <w:r>
+        <w:rPr>
+          <w:rFonts w:ascii="Consolas"/>
+        </w:rPr>
+        <w:t>lisis se ha basado en simulaciones num</w:t>
+      </w:r>
+      <w:r>
+        <w:rPr>
+          <w:rFonts w:ascii="Consolas"/>
+        </w:rPr>
+        <w:t>é</w:t>
+      </w:r>
+      <w:r>
+        <w:rPr>
+          <w:rFonts w:ascii="Consolas"/>
+        </w:rPr>
+        <w:t>ricas, por lo que los resultados dependen de la precisi</w:t>
+      </w:r>
+      <w:r>
+        <w:rPr>
+          <w:rFonts w:ascii="Consolas"/>
+        </w:rPr>
+        <w:t>ó</w:t>
+      </w:r>
+      <w:r>
+        <w:rPr>
+          <w:rFonts w:ascii="Consolas"/>
+        </w:rPr>
+        <w:t>n del m</w:t>
+      </w:r>
+      <w:r>
+        <w:rPr>
+          <w:rFonts w:ascii="Consolas"/>
+        </w:rPr>
+        <w:t>é</w:t>
+      </w:r>
+      <w:r>
+        <w:rPr>
+          <w:rFonts w:ascii="Consolas"/>
+        </w:rPr>
+        <w:t>todo de integraci</w:t>
+      </w:r>
+      <w:r>
+        <w:rPr>
+          <w:rFonts w:ascii="Consolas"/>
+        </w:rPr>
+        <w:t>ó</w:t>
+      </w:r>
+      <w:r>
+        <w:rPr>
+          <w:rFonts w:ascii="Consolas"/>
+        </w:rPr>
+        <w:t>n y de los par</w:t>
+      </w:r>
+      <w:r>
+        <w:rPr>
+          <w:rFonts w:ascii="Consolas"/>
+        </w:rPr>
+        <w:t>á</w:t>
+      </w:r>
+      <w:r>
+        <w:rPr>
+          <w:rFonts w:ascii="Consolas"/>
+        </w:rPr>
+        <w:t>metros de simulaci</w:t>
+      </w:r>
+      <w:r>
+        <w:rPr>
+          <w:rFonts w:ascii="Consolas"/>
+        </w:rPr>
+        <w:t>ó</w:t>
+      </w:r>
+      <w:r>
+        <w:rPr>
+          <w:rFonts w:ascii="Consolas"/>
+        </w:rPr>
+        <w:t>n elegidos. Por otro lado, no se ha profundizado en un an</w:t>
+      </w:r>
+      <w:r>
+        <w:rPr>
+          <w:rFonts w:ascii="Consolas"/>
+        </w:rPr>
+        <w:t>á</w:t>
+      </w:r>
+      <w:r>
+        <w:rPr>
+          <w:rFonts w:ascii="Consolas"/>
+        </w:rPr>
+        <w:t>lisis te</w:t>
+      </w:r>
+      <w:r>
+        <w:rPr>
+          <w:rFonts w:ascii="Consolas"/>
+        </w:rPr>
+        <w:t>ó</w:t>
+      </w:r>
+      <w:r>
+        <w:rPr>
+          <w:rFonts w:ascii="Consolas"/>
+        </w:rPr>
+        <w:t>rico m</w:t>
+      </w:r>
+      <w:r>
+        <w:rPr>
+          <w:rFonts w:ascii="Consolas"/>
+        </w:rPr>
+        <w:t>á</w:t>
+      </w:r>
+      <w:r>
+        <w:rPr>
+          <w:rFonts w:ascii="Consolas"/>
+        </w:rPr>
+        <w:t>s detallado del sistema, como el c</w:t>
+      </w:r>
+      <w:r>
+        <w:rPr>
+          <w:rFonts w:ascii="Consolas"/>
+        </w:rPr>
+        <w:t>á</w:t>
+      </w:r>
+      <w:r>
+        <w:rPr>
+          <w:rFonts w:ascii="Consolas"/>
+        </w:rPr>
+        <w:t>lculo exacto de la energ</w:t>
+      </w:r>
+      <w:r>
+        <w:rPr>
+          <w:rFonts w:ascii="Consolas"/>
+        </w:rPr>
+        <w:t>í</w:t>
+      </w:r>
+      <w:r>
+        <w:rPr>
+          <w:rFonts w:ascii="Consolas"/>
+        </w:rPr>
+        <w:t>a o el estudio anal</w:t>
+      </w:r>
+      <w:r>
+        <w:rPr>
+          <w:rFonts w:ascii="Consolas"/>
+        </w:rPr>
+        <w:t>í</w:t>
+      </w:r>
+      <w:r>
+        <w:rPr>
+          <w:rFonts w:ascii="Consolas"/>
+        </w:rPr>
+        <w:t>tico de la estabilidad. A pesar de ello, el trabajo proporciona una visi</w:t>
+      </w:r>
+      <w:r>
+        <w:rPr>
+          <w:rFonts w:ascii="Consolas"/>
+        </w:rPr>
+        <w:t>ó</w:t>
+      </w:r>
+      <w:r>
+        <w:rPr>
+          <w:rFonts w:ascii="Consolas"/>
+        </w:rPr>
+        <w:t>n clara y completa del comportamiento del sistema.</w:t>
+      </w:r>
+    </w:p>
+    <w:p>
+      <w:pPr>
+        <w:pStyle w:val="Ttulo1"/>
+      </w:pPr>
+      <w:r>
+        <w:rPr>
+          <w:rFonts w:ascii="Consolas"/>
+        </w:rPr>
+        <w:t>Referencias</w:t>
+      </w:r>
+    </w:p>
+    <w:p>
+      <w:pPr>
+        <w:pStyle w:val="Text"/>
+      </w:pPr>
+      <w:r>
+        <w:rPr>
+          <w:rFonts w:ascii="Consolas"/>
+        </w:rPr>
+        <w:t xml:space="preserve">Universidad Internacional de la Rioja. (2024). </w:t>
+      </w:r>
+      <w:r>
+        <w:rPr>
+          <w:rFonts w:ascii="Consolas"/>
+          <w:i/>
+        </w:rPr>
+        <w:t>Tema 3: Modelado de sistemas f</w:t>
+      </w:r>
+      <w:r>
+        <w:rPr>
+          <w:rFonts w:ascii="Consolas"/>
+          <w:i/>
+        </w:rPr>
+        <w:t>í</w:t>
+      </w:r>
+      <w:r>
+        <w:rPr>
+          <w:rFonts w:ascii="Consolas"/>
+          <w:i/>
+        </w:rPr>
+        <w:t>sicos</w:t>
+      </w:r>
+      <w:r>
+        <w:rPr>
+          <w:rFonts w:ascii="Consolas"/>
+        </w:rPr>
+        <w:t>.</w:t>
+      </w:r>
+    </w:p>
+    <w:p>
+      <w:pPr>
+        <w:pStyle w:val="Text"/>
+      </w:pPr>
+      <w:r>
+        <w:rPr>
+          <w:rFonts w:ascii="Consolas"/>
+        </w:rPr>
+        <w:t xml:space="preserve">Hirsch, M. W. ., Smale, Stephen., &amp; Devaney, R. L. . (2013). </w:t>
+      </w:r>
+      <w:r>
+        <w:rPr>
+          <w:rFonts w:ascii="Consolas"/>
+          <w:i/>
+        </w:rPr>
+        <w:t>Differential Equations, Dynamical Systems, and an Introduction to Chaos</w:t>
+      </w:r>
+      <w:r>
+        <w:rPr>
+          <w:rFonts w:ascii="Consolas"/>
+        </w:rPr>
+        <w:t>. Academic Press.</w:t>
+      </w:r>
+    </w:p>
+    <w:p>
+      <w:pPr>
+        <w:pStyle w:val="Text"/>
+      </w:pPr>
+      <w:r>
+        <w:rPr>
+          <w:rFonts w:ascii="Consolas"/>
+        </w:rPr>
+        <w:t xml:space="preserve">Strogatz, Steven. (2018). </w:t>
+      </w:r>
+      <w:bookmarkStart w:id="0" w:name="_Int_ikCalElp"/>
+      <w:r>
+        <w:rPr>
+          <w:rFonts w:ascii="Consolas"/>
+          <w:i/>
+        </w:rPr>
+        <w:t>Nonlinear Dynamics and Chaos</w:t>
+      </w:r>
+      <w:r>
+        <w:rPr>
+          <w:rFonts w:ascii="Consolas"/>
+          <w:i/>
+        </w:rPr>
+        <w:t> </w:t>
+      </w:r>
+      <w:r>
+        <w:rPr>
+          <w:rFonts w:ascii="Consolas"/>
+          <w:i/>
+        </w:rPr>
+        <w:t>: With Applications to Physics, Biology, Chemistry, and Engineering</w:t>
+      </w:r>
+      <w:r>
+        <w:rPr>
+          <w:rFonts w:ascii="Consolas"/>
+        </w:rPr>
+        <w:t>.</w:t>
+      </w:r>
+      <w:bookmarkEnd w:id="0"/>
+      <w:r>
+        <w:rPr>
+          <w:rFonts w:ascii="Consolas"/>
+        </w:rPr>
+        <w:t xml:space="preserve"> CRC Press.</w:t>
+      </w:r>
+    </w:p>
+    <w:p>
+      <w:pPr>
+        <w:pStyle w:val="Ttulo1"/>
+      </w:pPr>
+      <w:r>
+        <w:rPr>
+          <w:rFonts w:ascii="Consolas"/>
+        </w:rPr>
+        <w:t>Recursos adicionales</w:t>
+      </w:r>
+    </w:p>
+    <w:p>
+      <w:pPr>
+        <w:pStyle w:val="Text"/>
+      </w:pPr>
+      <w:r>
+        <w:rPr>
+          <w:rFonts w:ascii="Consolas"/>
+        </w:rPr>
+        <w:t>El c</w:t>
+      </w:r>
+      <w:r>
+        <w:rPr>
+          <w:rFonts w:ascii="Consolas"/>
+        </w:rPr>
+        <w:t>ó</w:t>
+      </w:r>
+      <w:r>
+        <w:rPr>
+          <w:rFonts w:ascii="Consolas"/>
+        </w:rPr>
+        <w:t>digo completo desarrollado para la realizaci</w:t>
+      </w:r>
+      <w:r>
+        <w:rPr>
+          <w:rFonts w:ascii="Consolas"/>
+        </w:rPr>
+        <w:t>ó</w:t>
+      </w:r>
+      <w:r>
+        <w:rPr>
+          <w:rFonts w:ascii="Consolas"/>
+        </w:rPr>
+        <w:t>n de este trabajo, as</w:t>
+      </w:r>
+      <w:r>
+        <w:rPr>
+          <w:rFonts w:ascii="Consolas"/>
+        </w:rPr>
+        <w:t>í</w:t>
+      </w:r>
+      <w:r>
+        <w:rPr>
+          <w:rFonts w:ascii="Consolas"/>
+        </w:rPr>
+        <w:t xml:space="preserve"> como los modelos de Simulink y scripts de MATLAB utilizados, se encuentran disponibles en el siguiente repositorio:</w:t>
+      </w:r>
+    </w:p>
+    <w:p>
+      <w:pPr>
+        <w:pStyle w:val="Text"/>
+      </w:pPr>
+      <w:hyperlink r:id="rId32">
+        <w:r>
+          <w:rPr>
+            <w:rStyle w:val="Hipervnculo"/>
+            <w:rFonts w:ascii="Consolas"/>
+          </w:rPr>
+          <w:t xml:space="preserve">Repositorio de </w:t>
+        </w:r>
+        <w:r>
+          <w:rPr>
+            <w:rStyle w:val="Hipervnculo"/>
+            <w:rFonts w:ascii="Consolas"/>
+          </w:rPr>
+          <w:t>GitHub</w:t>
+        </w:r>
+      </w:hyperlink>
+    </w:p>
     <w:sectPr>
       <w:pgSz w:w="12240" w:h="15840"/>
-      <w:pgMar w:top="560" w:right="560" w:bottom="560" w:left="560" w:header="720" w:footer="720" w:gutter="0"/>
+      <w:pgMar w:top="720" w:right="720" w:bottom="720" w:left="720" w:header="720" w:footer="720" w:gutter="0"/>
       <w:cols w:space="720"/>
+      <w:docGrid w:linePitch="286"/>
     </w:sectPr>
   </w:body>
 </w:document>
 </file>
 
+<file path=word/intelligence2.xml><?xml version="1.0" encoding="utf-8"?>
+<int2:intelligence xmlns:int2="http://schemas.microsoft.com/office/intelligence/2020/intelligence" xmlns:oel="http://schemas.microsoft.com/office/2019/extlst">
+  <int2:observations>
+    <int2:bookmark int2:bookmarkName="_Int_ikCalElp" int2:invalidationBookmarkName="" int2:hashCode="ybihEoAkaiRTmm" int2:id="4bFAUePh">
+      <int2:state int2:value="Rejected" int2:type="similarity"/>
+    </int2:bookmark>
+  </int2:observations>
+  <int2:intelligenceSettings/>
+  <int2:onDemandWorkflows/>
+</int2:intelligence>
+</file>
+
 <file path=word/numbering.xml><?xml version="1.0" encoding="utf-8"?>
 <w:numbering xmlns:wpc="http://schemas.microsoft.com/office/word/2010/wordprocessingCanvas" xmlns:cx="http://schemas.microsoft.com/office/drawing/2014/chartex" xmlns:cx1="http://schemas.microsoft.com/office/drawing/2015/9/8/chartex" xmlns:cx2="http://schemas.microsoft.com/office/drawing/2015/10/21/chartex" xmlns:cx3="http://schemas.microsoft.com/office/drawing/2016/5/9/chartex" xmlns:cx4="http://schemas.microsoft.com/office/drawing/2016/5/10/chartex" xmlns:cx5="http://schemas.microsoft.com/office/drawing/2016/5/11/chartex" xmlns:cx6="http://schemas.microsoft.com/office/drawing/2016/5/12/chartex" xmlns:cx7="http://schemas.microsoft.com/office/drawing/2016/5/13/chartex" xmlns:cx8="http://schemas.microsoft.com/office/drawing/2016/5/14/chartex" xmlns:mc="http://schemas.openxmlformats.org/markup-compatibility/2006" xmlns:aink="http://schemas.microsoft.com/office/drawing/2016/ink" xmlns:am3d="http://schemas.microsoft.com/office/drawing/2017/model3d" xmlns:o="urn:schemas-microsoft-com:office:office" xmlns:oel="http://schemas.microsoft.com/office/2019/extlst" xmlns:r="http://schemas.openxmlformats.org/officeDocument/2006/relationships" xmlns:m="http://schemas.openxmlformats.org/officeDocument/2006/math" xmlns:v="urn:schemas-microsoft-com:vml" xmlns:wp14="http://schemas.microsoft.com/office/word/2010/wordprocessingDrawing" xmlns:wp="http://schemas.openxmlformats.org/drawingml/2006/wordprocessingDrawing" xmlns:w10="urn:schemas-microsoft-com:office:word" xmlns:w="http://schemas.openxmlformats.org/wordprocessingml/2006/main" xmlns:w14="http://schemas.microsoft.com/office/word/2010/wordml" xmlns:w15="http://schemas.microsoft.com/office/word/2012/wordml" xmlns:w16cex="http://schemas.microsoft.com/office/word/2018/wordml/cex" xmlns:w16cid="http://schemas.microsoft.com/office/word/2016/wordml/cid" xmlns:w16="http://schemas.microsoft.com/office/word/2018/wordml" xmlns:w16du="http://schemas.microsoft.com/office/word/2023/wordml/word16du" xmlns:w16sdtdh="http://schemas.microsoft.com/office/word/2020/wordml/sdtdatahash" xmlns:w16sdtfl="http://schemas.microsoft.com/office/word/2024/wordml/sdtformatlock" xmlns:w16se="http://schemas.microsoft.com/office/word/2015/wordml/symex" xmlns:wpg="http://schemas.microsoft.com/office/word/2010/wordprocessingGroup" xmlns:wpi="http://schemas.microsoft.com/office/word/2010/wordprocessingInk" xmlns:wne="http://schemas.microsoft.com/office/word/2006/wordml" xmlns:wps="http://schemas.microsoft.com/office/word/2010/wordprocessingShape" mc:Ignorable="w14 w15 w16se w16cid w16 w16cex w16sdtdh w16sdtfl w16du wp14">
   <w:abstractNum w:abstractNumId="0" w15:restartNumberingAfterBreak="0">
-    <w:nsid w:val="391E7B45"/>
+    <w:nsid w:val="2E5B1A20"/>
     <w:multiLevelType w:val="hybridMultilevel"/>
-    <w:tmpl w:val="C1C2E06A"/>
-    <w:lvl w:ilvl="0" w:tplc="C96E27DC">
+    <w:tmpl w:val="E5547EA8"/>
+    <w:lvl w:ilvl="0" w:tplc="958A67C6">
       <w:start w:val="1"/>
       <w:numFmt w:val="bullet"/>
       <w:lvlText w:val=""/>
@@ -2528,49 +6904,106 @@
         <w:rFonts w:ascii="Symbol" w:hAnsi="Symbol" w:hint="default"/>
       </w:rPr>
     </w:lvl>
-    <w:lvl w:ilvl="1" w:tplc="94D08D08">
+    <w:lvl w:ilvl="1" w:tplc="989AD346">
       <w:numFmt w:val="decimal"/>
       <w:lvlText w:val=""/>
       <w:lvlJc w:val="left"/>
     </w:lvl>
-    <w:lvl w:ilvl="2" w:tplc="E4C61362">
+    <w:lvl w:ilvl="2" w:tplc="CC48A2F0">
       <w:numFmt w:val="decimal"/>
       <w:lvlText w:val=""/>
       <w:lvlJc w:val="left"/>
     </w:lvl>
-    <w:lvl w:ilvl="3" w:tplc="F580C796">
+    <w:lvl w:ilvl="3" w:tplc="5B02D880">
       <w:numFmt w:val="decimal"/>
       <w:lvlText w:val=""/>
       <w:lvlJc w:val="left"/>
     </w:lvl>
-    <w:lvl w:ilvl="4" w:tplc="5C56B596">
+    <w:lvl w:ilvl="4" w:tplc="29DEA47C">
       <w:numFmt w:val="decimal"/>
       <w:lvlText w:val=""/>
       <w:lvlJc w:val="left"/>
     </w:lvl>
-    <w:lvl w:ilvl="5" w:tplc="C06C6DB6">
+    <w:lvl w:ilvl="5" w:tplc="D0284BF2">
       <w:numFmt w:val="decimal"/>
       <w:lvlText w:val=""/>
       <w:lvlJc w:val="left"/>
     </w:lvl>
-    <w:lvl w:ilvl="6" w:tplc="5D7AA6AE">
+    <w:lvl w:ilvl="6" w:tplc="EC8AEA40">
       <w:numFmt w:val="decimal"/>
       <w:lvlText w:val=""/>
       <w:lvlJc w:val="left"/>
     </w:lvl>
-    <w:lvl w:ilvl="7" w:tplc="D006F168">
+    <w:lvl w:ilvl="7" w:tplc="39804B22">
       <w:numFmt w:val="decimal"/>
       <w:lvlText w:val=""/>
       <w:lvlJc w:val="left"/>
     </w:lvl>
-    <w:lvl w:ilvl="8" w:tplc="E390A232">
+    <w:lvl w:ilvl="8" w:tplc="AC2CC5B4">
       <w:numFmt w:val="decimal"/>
       <w:lvlText w:val=""/>
       <w:lvlJc w:val="left"/>
     </w:lvl>
   </w:abstractNum>
-  <w:num w:numId="1" w16cid:durableId="727074494">
+  <w:abstractNum w:abstractNumId="1" w15:restartNumberingAfterBreak="0">
+    <w:nsid w:val="3B352653"/>
+    <w:multiLevelType w:val="hybridMultilevel"/>
+    <w:tmpl w:val="D0C821F4"/>
+    <w:lvl w:ilvl="0" w:tplc="171A8BA6">
+      <w:start w:val="1"/>
+      <w:numFmt w:val="decimal"/>
+      <w:lvlText w:val="%1."/>
+      <w:lvlJc w:val="left"/>
+      <w:pPr>
+        <w:ind w:left="720" w:hanging="200"/>
+      </w:pPr>
+    </w:lvl>
+    <w:lvl w:ilvl="1" w:tplc="D9EA8826">
+      <w:numFmt w:val="decimal"/>
+      <w:lvlText w:val=""/>
+      <w:lvlJc w:val="left"/>
+    </w:lvl>
+    <w:lvl w:ilvl="2" w:tplc="8D9E8AA2">
+      <w:numFmt w:val="decimal"/>
+      <w:lvlText w:val=""/>
+      <w:lvlJc w:val="left"/>
+    </w:lvl>
+    <w:lvl w:ilvl="3" w:tplc="EB8875CA">
+      <w:numFmt w:val="decimal"/>
+      <w:lvlText w:val=""/>
+      <w:lvlJc w:val="left"/>
+    </w:lvl>
+    <w:lvl w:ilvl="4" w:tplc="395AC412">
+      <w:numFmt w:val="decimal"/>
+      <w:lvlText w:val=""/>
+      <w:lvlJc w:val="left"/>
+    </w:lvl>
+    <w:lvl w:ilvl="5" w:tplc="80F259F6">
+      <w:numFmt w:val="decimal"/>
+      <w:lvlText w:val=""/>
+      <w:lvlJc w:val="left"/>
+    </w:lvl>
+    <w:lvl w:ilvl="6" w:tplc="C0BC733C">
+      <w:numFmt w:val="decimal"/>
+      <w:lvlText w:val=""/>
+      <w:lvlJc w:val="left"/>
+    </w:lvl>
+    <w:lvl w:ilvl="7" w:tplc="478EA020">
+      <w:numFmt w:val="decimal"/>
+      <w:lvlText w:val=""/>
+      <w:lvlJc w:val="left"/>
+    </w:lvl>
+    <w:lvl w:ilvl="8" w:tplc="8F6A3FD6">
+      <w:numFmt w:val="decimal"/>
+      <w:lvlText w:val=""/>
+      <w:lvlJc w:val="left"/>
+    </w:lvl>
+  </w:abstractNum>
+  <w:num w:numId="1" w16cid:durableId="1195994491">
     <w:abstractNumId w:val="0"/>
+  </w:num>
+  <w:num w:numId="2" w16cid:durableId="384762218">
+    <w:abstractNumId w:val="1"/>
   </w:num>
 </w:numbering>
 </file>
@@ -3291,7 +7724,7 @@
 
 <file path=metadata/mwcorePropertiesExtension.xml><?xml version="1.0" encoding="utf-8"?>
 <mwcoreProperties xmlns="http://schemas.mathworks.com/package/2014/corePropertiesExtension">
-  <uuid>2d93d6a5-37bd-4b4a-b284-fc6b3d0acb0c</uuid>
+  <uuid>ba800005-63a2-4f6c-aae4-312e69dceb2f</uuid>
 </mwcoreProperties>
 </file>
 
